--- a/documents/Pidilite Vendor block-unblock BUD .docx
+++ b/documents/Pidilite Vendor block-unblock BUD .docx
@@ -21,7 +21,7 @@
         <mc:AlternateContent>
           <mc:Choice Requires="wpg">
             <w:drawing>
-              <wp:anchor behindDoc="1" distT="0" distB="0" distL="0" distR="0" simplePos="0" locked="0" layoutInCell="0" allowOverlap="1" relativeHeight="70" wp14:anchorId="0B4299A4">
+              <wp:anchor distT="0" distB="0" distL="0" distR="0" simplePos="0" relativeHeight="72" behindDoc="1" locked="0" layoutInCell="0" allowOverlap="1" wp14:anchorId="0B4299A4">
                 <wp:simplePos x="0" y="0"/>
                 <wp:positionH relativeFrom="page">
                   <wp:posOffset>299720</wp:posOffset>
@@ -51,7 +51,7 @@
                         <wps:spPr>
                           <a:xfrm>
                             <a:off x="0" y="0"/>
-                            <a:ext cx="193680" cy="9948600"/>
+                            <a:ext cx="192960" cy="9948600"/>
                           </a:xfrm>
                           <a:prstGeom prst="rect">
                             <a:avLst/>
@@ -85,7 +85,7 @@
                         <wps:spPr>
                           <a:xfrm>
                             <a:off x="0" y="1599480"/>
-                            <a:ext cx="2194560" cy="601200"/>
+                            <a:ext cx="2194560" cy="600840"/>
                           </a:xfrm>
                           <a:prstGeom prst="homePlate">
                             <a:avLst>
@@ -127,15 +127,13 @@
                               </w:pPr>
                               <w:sdt>
                                 <w:sdtPr>
+                                  <w:alias w:val="Date"/>
+                                  <w:id w:val="-650599894"/>
+                                  <w:dataBinding w:prefixMappings="xmlns:ns0='http://schemas.microsoft.com/office/2006/coverPageProps' " w:xpath="/ns0:CoverPageProperties[1]/ns0:PublishDate[1]" w:storeItemID="{55AF091B-3C7A-41E3-B477-F2FDAA23CFDA}"/>
                                   <w:date w:fullDate="2026-02-17T00:00:00Z">
                                     <w:dateFormat w:val="M/d/yyyy"/>
                                     <w:lid w:val="en-US"/>
-                                    <w:storeMappedDataAs w:val="dateTime"/>
-                                    <w:calendar w:val="gregorian"/>
                                   </w:date>
-                                  <w:id w:val="-650599894"/>
-                                  <w:dataBinding w:prefixMappings="xmlns:ns0='http://schemas.microsoft.com/office/2006/coverPageProps' " w:xpath="/ns0:CoverPageProperties[1]/ns0:PublishDate[1]" w:storeItemID="{55AF091B-3C7A-41E3-B477-F2FDAA23CFDA}"/>
-                                  <w:alias w:val="Date"/>
                                 </w:sdtPr>
                                 <w:sdtContent>
                                   <w:r>
@@ -153,20 +151,12 @@
                                     </w:rPr>
                                     <w:t>2/17/2026</w:t>
                                   </w:r>
-                                  <w:r/>
                                 </w:sdtContent>
                               </w:sdt>
-                              <w:r>
-                                <w:rPr>
-                                  <w:color w:themeColor="background1" w:val="FFFFFF"/>
-                                  <w:sz w:val="28"/>
-                                  <w:szCs w:val="28"/>
-                                </w:rPr>
-                              </w:r>
                             </w:p>
                           </w:txbxContent>
                         </wps:txbx>
-                        <wps:bodyPr rIns="182880" tIns="0" bIns="0" anchor="ctr">
+                        <wps:bodyPr lIns="0" rIns="0" tIns="0" bIns="0" anchor="ctr">
                           <a:noAutofit/>
                         </wps:bodyPr>
                       </wps:wsp>
@@ -182,7 +172,7 @@
           <mc:Fallback>
             <w:pict>
               <v:group id="shape_0" alt="Group 1" style="position:absolute;margin-left:23.6pt;margin-top:21.3pt;width:172.8pt;height:783.35pt" coordorigin="472,426" coordsize="3456,15667">
-                <v:rect id="shape_0" fillcolor="#e50022" stroked="f" o:allowincell="f" style="position:absolute;left:472;top:426;width:304;height:15666;mso-wrap-style:none;v-text-anchor:middle;mso-position-horizontal-relative:page;mso-position-vertical-relative:page">
+                <v:rect id="shape_0" fillcolor="#e50022" stroked="f" o:allowincell="f" style="position:absolute;left:472;top:426;width:303;height:15666;mso-wrap-style:none;v-text-anchor:middle;mso-position-horizontal-relative:page;mso-position-vertical-relative:page">
                   <v:fill o:detectmouseclick="t" type="solid" color2="#1affdd"/>
                   <v:stroke color="#3465a4" weight="12600" joinstyle="miter" endcap="flat"/>
                   <w10:wrap type="none"/>
@@ -202,7 +192,7 @@
                     <v:h position="@2,0"/>
                   </v:handles>
                 </v:shapetype>
-                <v:shape id="shape_0" path="m0,0l-2147483639,0l-2147483633,-2147483635l-2147483639,-2147483634l0,-2147483634xe" fillcolor="#e50022" stroked="f" o:allowincell="f" style="position:absolute;left:472;top:2945;width:3455;height:946;mso-wrap-style:square;v-text-anchor:middle;mso-position-horizontal-relative:page;mso-position-vertical-relative:page" type="_x0000_t15">
+                <v:shape id="shape_0" fillcolor="#e50022" stroked="f" o:allowincell="f" style="position:absolute;left:472;top:2945;width:3455;height:945;mso-wrap-style:square;v-text-anchor:middle;mso-position-horizontal-relative:page;mso-position-vertical-relative:page" type="_x0000_t15" path="m0,0l-2147483639,0l-2147483633,-2147483635l-2147483639,-2147483634l0,-2147483634xe">
                   <v:fill o:detectmouseclick="t" type="solid" color2="#1affdd"/>
                   <v:stroke color="#3465a4" weight="12600" joinstyle="miter" endcap="flat"/>
                   <v:textbox>
@@ -219,15 +209,13 @@
                         </w:pPr>
                         <w:sdt>
                           <w:sdtPr>
+                            <w:alias w:val="Date"/>
+                            <w:id w:val="-650599894"/>
+                            <w:dataBinding w:prefixMappings="xmlns:ns0='http://schemas.microsoft.com/office/2006/coverPageProps' " w:xpath="/ns0:CoverPageProperties[1]/ns0:PublishDate[1]" w:storeItemID="{55AF091B-3C7A-41E3-B477-F2FDAA23CFDA}"/>
                             <w:date w:fullDate="2026-02-17T00:00:00Z">
                               <w:dateFormat w:val="M/d/yyyy"/>
                               <w:lid w:val="en-US"/>
-                              <w:storeMappedDataAs w:val="dateTime"/>
-                              <w:calendar w:val="gregorian"/>
                             </w:date>
-                            <w:id w:val="-650599894"/>
-                            <w:dataBinding w:prefixMappings="xmlns:ns0='http://schemas.microsoft.com/office/2006/coverPageProps' " w:xpath="/ns0:CoverPageProperties[1]/ns0:PublishDate[1]" w:storeItemID="{55AF091B-3C7A-41E3-B477-F2FDAA23CFDA}"/>
-                            <w:alias w:val="Date"/>
                           </w:sdtPr>
                           <w:sdtContent>
                             <w:r>
@@ -245,16 +233,8 @@
                               </w:rPr>
                               <w:t>2/17/2026</w:t>
                             </w:r>
-                            <w:r/>
                           </w:sdtContent>
                         </w:sdt>
-                        <w:r>
-                          <w:rPr>
-                            <w:color w:themeColor="background1" w:val="FFFFFF"/>
-                            <w:sz w:val="28"/>
-                            <w:szCs w:val="28"/>
-                          </w:rPr>
-                        </w:r>
                       </w:p>
                     </w:txbxContent>
                   </v:textbox>
@@ -285,7 +265,7 @@
         <mc:AlternateContent>
           <mc:Choice Requires="wps">
             <w:drawing>
-              <wp:anchor behindDoc="0" distT="0" distB="6350" distL="0" distR="7620" simplePos="0" locked="0" layoutInCell="0" allowOverlap="1" relativeHeight="74" wp14:anchorId="2C70B395">
+              <wp:anchor distT="0" distB="0" distL="0" distR="0" simplePos="0" relativeHeight="76" behindDoc="0" locked="0" layoutInCell="0" allowOverlap="1" wp14:anchorId="2C70B395">
                 <wp:simplePos x="0" y="0"/>
                 <wp:positionH relativeFrom="page">
                   <wp:posOffset>1329055</wp:posOffset>
@@ -340,9 +320,9 @@
                             </w:pPr>
                             <w:sdt>
                               <w:sdtPr>
-                                <w:dataBinding w:prefixMappings="xmlns:ns0='http://purl.org/dc/elements/1.1/' xmlns:ns1='http://schemas.openxmlformats.org/package/2006/metadata/core-properties' " w:xpath="/ns1:coreProperties[1]/ns0:creator[1]" w:storeItemID="{6C3C8BC8-F283-45AE-878A-BAB7291924A1}"/>
                                 <w:alias w:val="Author"/>
                                 <w:id w:val="-2041584766"/>
+                                <w:dataBinding w:prefixMappings="xmlns:ns0='http://purl.org/dc/elements/1.1/' xmlns:ns1='http://schemas.openxmlformats.org/package/2006/metadata/core-properties' " w:xpath="/ns1:coreProperties[1]/ns0:creator[1]" w:storeItemID="{6C3C8BC8-F283-45AE-878A-BAB7291924A1}"/>
                                 <w:text/>
                               </w:sdtPr>
                               <w:sdtContent>
@@ -414,9 +394,9 @@
                       </w:pPr>
                       <w:sdt>
                         <w:sdtPr>
-                          <w:dataBinding w:prefixMappings="xmlns:ns0='http://purl.org/dc/elements/1.1/' xmlns:ns1='http://schemas.openxmlformats.org/package/2006/metadata/core-properties' " w:xpath="/ns1:coreProperties[1]/ns0:creator[1]" w:storeItemID="{6C3C8BC8-F283-45AE-878A-BAB7291924A1}"/>
                           <w:alias w:val="Author"/>
                           <w:id w:val="-2041584766"/>
+                          <w:dataBinding w:prefixMappings="xmlns:ns0='http://purl.org/dc/elements/1.1/' xmlns:ns1='http://schemas.openxmlformats.org/package/2006/metadata/core-properties' " w:xpath="/ns1:coreProperties[1]/ns0:creator[1]" w:storeItemID="{6C3C8BC8-F283-45AE-878A-BAB7291924A1}"/>
                           <w:text/>
                         </w:sdtPr>
                         <w:sdtContent>
@@ -483,7 +463,7 @@
         <mc:AlternateContent>
           <mc:Choice Requires="wps">
             <w:drawing>
-              <wp:anchor behindDoc="0" distT="0" distB="0" distL="0" distR="3810" simplePos="0" locked="0" layoutInCell="0" allowOverlap="1" relativeHeight="72" wp14:anchorId="53F7AF06">
+              <wp:anchor distT="0" distB="0" distL="0" distR="0" simplePos="0" relativeHeight="74" behindDoc="0" locked="0" layoutInCell="0" allowOverlap="1" wp14:anchorId="53F7AF06">
                 <wp:simplePos x="0" y="0"/>
                 <wp:positionH relativeFrom="page">
                   <wp:posOffset>1333500</wp:posOffset>
@@ -538,9 +518,9 @@
                             </w:pPr>
                             <w:sdt>
                               <w:sdtPr>
-                                <w:dataBinding w:prefixMappings="xmlns:ns0='http://purl.org/dc/elements/1.1/' xmlns:ns1='http://schemas.openxmlformats.org/package/2006/metadata/core-properties' " w:xpath="/ns1:coreProperties[1]/ns0:title[1]" w:storeItemID="{6C3C8BC8-F283-45AE-878A-BAB7291924A1}"/>
                                 <w:alias w:val="Title"/>
                                 <w:id w:val="-705018352"/>
+                                <w:dataBinding w:prefixMappings="xmlns:ns0='http://purl.org/dc/elements/1.1/' xmlns:ns1='http://schemas.openxmlformats.org/package/2006/metadata/core-properties' " w:xpath="/ns1:coreProperties[1]/ns0:title[1]" w:storeItemID="{6C3C8BC8-F283-45AE-878A-BAB7291924A1}"/>
                                 <w:text/>
                               </w:sdtPr>
                               <w:sdtContent>
@@ -567,7 +547,7 @@
                               <w:pStyle w:val="NoSpacing"/>
                               <w:jc w:val="start"/>
                               <w:rPr>
-                                <w:rFonts w:ascii="Arial" w:hAnsi="Arial" w:eastAsia="游ゴシック Light" w:cs="Arial" w:eastAsiaTheme="majorEastAsia"/>
+                                <w:rFonts w:ascii="Arial" w:hAnsi="Arial" w:eastAsia="" w:cs="Arial" w:eastAsiaTheme="majorEastAsia"/>
                                 <w:color w:themeColor="text1" w:themeTint="d9" w:val="262626"/>
                                 <w:sz w:val="96"/>
                                 <w:szCs w:val="22"/>
@@ -613,9 +593,9 @@
                       </w:pPr>
                       <w:sdt>
                         <w:sdtPr>
-                          <w:dataBinding w:prefixMappings="xmlns:ns0='http://purl.org/dc/elements/1.1/' xmlns:ns1='http://schemas.openxmlformats.org/package/2006/metadata/core-properties' " w:xpath="/ns1:coreProperties[1]/ns0:title[1]" w:storeItemID="{6C3C8BC8-F283-45AE-878A-BAB7291924A1}"/>
                           <w:alias w:val="Title"/>
                           <w:id w:val="-705018352"/>
+                          <w:dataBinding w:prefixMappings="xmlns:ns0='http://purl.org/dc/elements/1.1/' xmlns:ns1='http://schemas.openxmlformats.org/package/2006/metadata/core-properties' " w:xpath="/ns1:coreProperties[1]/ns0:title[1]" w:storeItemID="{6C3C8BC8-F283-45AE-878A-BAB7291924A1}"/>
                           <w:text/>
                         </w:sdtPr>
                         <w:sdtContent>
@@ -642,7 +622,7 @@
                         <w:pStyle w:val="NoSpacing"/>
                         <w:jc w:val="start"/>
                         <w:rPr>
-                          <w:rFonts w:ascii="Arial" w:hAnsi="Arial" w:eastAsia="游ゴシック Light" w:cs="Arial" w:eastAsiaTheme="majorEastAsia"/>
+                          <w:rFonts w:ascii="Arial" w:hAnsi="Arial" w:eastAsia="" w:cs="Arial" w:eastAsiaTheme="majorEastAsia"/>
                           <w:color w:themeColor="text1" w:themeTint="d9" w:val="262626"/>
                           <w:sz w:val="96"/>
                           <w:szCs w:val="22"/>
@@ -744,7 +724,7 @@
               <w:tab w:val="right" w:pos="9016" w:leader="dot"/>
             </w:tabs>
             <w:rPr>
-              <w:rFonts w:ascii="Calibri" w:hAnsi="Calibri" w:eastAsia="游明朝" w:cs="Arial" w:asciiTheme="minorHAnsi" w:cstheme="minorBidi" w:eastAsiaTheme="minorEastAsia" w:hAnsiTheme="minorHAnsi"/>
+              <w:rFonts w:ascii="Calibri" w:hAnsi="Calibri" w:eastAsia="" w:cs="" w:asciiTheme="minorHAnsi" w:cstheme="minorBidi" w:eastAsiaTheme="minorEastAsia" w:hAnsiTheme="minorHAnsi"/>
               <w:kern w:val="2"/>
               <w:sz w:val="24"/>
               <w:szCs w:val="24"/>
@@ -759,6 +739,7 @@
             <w:rPr>
               <w:rStyle w:val="IndexLink"/>
               <w:rFonts w:cs="Calibri"/>
+              <w:vanish w:val="false"/>
               <w:webHidden/>
             </w:rPr>
             <w:instrText xml:space="preserve"> TOC \z \o "1-9" \u \h</w:instrText>
@@ -767,6 +748,7 @@
             <w:rPr>
               <w:rStyle w:val="IndexLink"/>
               <w:rFonts w:cs="Calibri"/>
+              <w:vanish w:val="false"/>
               <w:webHidden/>
             </w:rPr>
             <w:fldChar w:fldCharType="separate"/>
@@ -776,6 +758,7 @@
               <w:rPr>
                 <w:rStyle w:val="IndexLink"/>
                 <w:rFonts w:cs="Calibri" w:cstheme="minorHAnsi"/>
+                <w:vanish w:val="false"/>
                 <w:webHidden/>
               </w:rPr>
               <w:t>1. Executive Summary</w:t>
@@ -822,7 +805,7 @@
               <w:tab w:val="right" w:pos="9016" w:leader="dot"/>
             </w:tabs>
             <w:rPr>
-              <w:rFonts w:ascii="Calibri" w:hAnsi="Calibri" w:eastAsia="游明朝" w:cs="Arial" w:asciiTheme="minorHAnsi" w:cstheme="minorBidi" w:eastAsiaTheme="minorEastAsia" w:hAnsiTheme="minorHAnsi"/>
+              <w:rFonts w:ascii="Calibri" w:hAnsi="Calibri" w:eastAsia="" w:cs="" w:asciiTheme="minorHAnsi" w:cstheme="minorBidi" w:eastAsiaTheme="minorEastAsia" w:hAnsiTheme="minorHAnsi"/>
               <w:kern w:val="2"/>
               <w:sz w:val="24"/>
               <w:szCs w:val="24"/>
@@ -835,6 +818,7 @@
               <w:rPr>
                 <w:rStyle w:val="IndexLink"/>
                 <w:rFonts w:cs="Calibri" w:cstheme="minorHAnsi"/>
+                <w:vanish w:val="false"/>
                 <w:webHidden/>
               </w:rPr>
               <w:t>1.1 Purpose</w:t>
@@ -881,7 +865,7 @@
               <w:tab w:val="right" w:pos="9016" w:leader="dot"/>
             </w:tabs>
             <w:rPr>
-              <w:rFonts w:ascii="Calibri" w:hAnsi="Calibri" w:eastAsia="游明朝" w:cs="Arial" w:asciiTheme="minorHAnsi" w:cstheme="minorBidi" w:eastAsiaTheme="minorEastAsia" w:hAnsiTheme="minorHAnsi"/>
+              <w:rFonts w:ascii="Calibri" w:hAnsi="Calibri" w:eastAsia="" w:cs="" w:asciiTheme="minorHAnsi" w:cstheme="minorBidi" w:eastAsiaTheme="minorEastAsia" w:hAnsiTheme="minorHAnsi"/>
               <w:kern w:val="2"/>
               <w:sz w:val="24"/>
               <w:szCs w:val="24"/>
@@ -894,6 +878,7 @@
               <w:rPr>
                 <w:rStyle w:val="IndexLink"/>
                 <w:rFonts w:cs="Calibri" w:cstheme="minorHAnsi"/>
+                <w:vanish w:val="false"/>
                 <w:webHidden/>
                 <w:lang w:val="en-IN"/>
               </w:rPr>
@@ -941,7 +926,7 @@
               <w:tab w:val="right" w:pos="9016" w:leader="dot"/>
             </w:tabs>
             <w:rPr>
-              <w:rFonts w:ascii="Calibri" w:hAnsi="Calibri" w:eastAsia="游明朝" w:cs="Arial" w:asciiTheme="minorHAnsi" w:cstheme="minorBidi" w:eastAsiaTheme="minorEastAsia" w:hAnsiTheme="minorHAnsi"/>
+              <w:rFonts w:ascii="Calibri" w:hAnsi="Calibri" w:eastAsia="" w:cs="" w:asciiTheme="minorHAnsi" w:cstheme="minorBidi" w:eastAsiaTheme="minorEastAsia" w:hAnsiTheme="minorHAnsi"/>
               <w:kern w:val="2"/>
               <w:sz w:val="24"/>
               <w:szCs w:val="24"/>
@@ -954,6 +939,7 @@
               <w:rPr>
                 <w:rStyle w:val="IndexLink"/>
                 <w:rFonts w:cs="Calibri" w:cstheme="minorHAnsi"/>
+                <w:vanish w:val="false"/>
                 <w:webHidden/>
                 <w:lang w:val="en-IN"/>
               </w:rPr>
@@ -1001,7 +987,7 @@
               <w:tab w:val="right" w:pos="9016" w:leader="dot"/>
             </w:tabs>
             <w:rPr>
-              <w:rFonts w:ascii="Calibri" w:hAnsi="Calibri" w:eastAsia="游明朝" w:cs="Arial" w:asciiTheme="minorHAnsi" w:cstheme="minorBidi" w:eastAsiaTheme="minorEastAsia" w:hAnsiTheme="minorHAnsi"/>
+              <w:rFonts w:ascii="Calibri" w:hAnsi="Calibri" w:eastAsia="" w:cs="" w:asciiTheme="minorHAnsi" w:cstheme="minorBidi" w:eastAsiaTheme="minorEastAsia" w:hAnsiTheme="minorHAnsi"/>
               <w:kern w:val="2"/>
               <w:sz w:val="24"/>
               <w:szCs w:val="24"/>
@@ -1014,6 +1000,7 @@
               <w:rPr>
                 <w:rStyle w:val="IndexLink"/>
                 <w:rFonts w:cs="Calibri" w:cstheme="minorHAnsi"/>
+                <w:vanish w:val="false"/>
                 <w:webHidden/>
                 <w:lang w:val="en-IN"/>
               </w:rPr>
@@ -1061,7 +1048,7 @@
               <w:tab w:val="right" w:pos="9016" w:leader="dot"/>
             </w:tabs>
             <w:rPr>
-              <w:rFonts w:ascii="Calibri" w:hAnsi="Calibri" w:eastAsia="游明朝" w:cs="Arial" w:asciiTheme="minorHAnsi" w:cstheme="minorBidi" w:eastAsiaTheme="minorEastAsia" w:hAnsiTheme="minorHAnsi"/>
+              <w:rFonts w:ascii="Calibri" w:hAnsi="Calibri" w:eastAsia="" w:cs="" w:asciiTheme="minorHAnsi" w:cstheme="minorBidi" w:eastAsiaTheme="minorEastAsia" w:hAnsiTheme="minorHAnsi"/>
               <w:kern w:val="2"/>
               <w:sz w:val="24"/>
               <w:szCs w:val="24"/>
@@ -1074,6 +1061,7 @@
               <w:rPr>
                 <w:rStyle w:val="IndexLink"/>
                 <w:rFonts w:cs="Calibri" w:cstheme="minorHAnsi"/>
+                <w:vanish w:val="false"/>
                 <w:webHidden/>
                 <w:lang w:val="en-IN"/>
               </w:rPr>
@@ -1121,7 +1109,7 @@
               <w:tab w:val="right" w:pos="9016" w:leader="dot"/>
             </w:tabs>
             <w:rPr>
-              <w:rFonts w:ascii="Calibri" w:hAnsi="Calibri" w:eastAsia="游明朝" w:cs="Arial" w:asciiTheme="minorHAnsi" w:cstheme="minorBidi" w:eastAsiaTheme="minorEastAsia" w:hAnsiTheme="minorHAnsi"/>
+              <w:rFonts w:ascii="Calibri" w:hAnsi="Calibri" w:eastAsia="" w:cs="" w:asciiTheme="minorHAnsi" w:cstheme="minorBidi" w:eastAsiaTheme="minorEastAsia" w:hAnsiTheme="minorHAnsi"/>
               <w:kern w:val="2"/>
               <w:sz w:val="24"/>
               <w:szCs w:val="24"/>
@@ -1134,6 +1122,7 @@
               <w:rPr>
                 <w:rStyle w:val="IndexLink"/>
                 <w:rFonts w:cs="Calibri" w:cstheme="minorHAnsi"/>
+                <w:vanish w:val="false"/>
                 <w:webHidden/>
                 <w:lang w:val="en-IN"/>
               </w:rPr>
@@ -1181,7 +1170,7 @@
               <w:tab w:val="right" w:pos="9016" w:leader="dot"/>
             </w:tabs>
             <w:rPr>
-              <w:rFonts w:ascii="Calibri" w:hAnsi="Calibri" w:eastAsia="游明朝" w:cs="Arial" w:asciiTheme="minorHAnsi" w:cstheme="minorBidi" w:eastAsiaTheme="minorEastAsia" w:hAnsiTheme="minorHAnsi"/>
+              <w:rFonts w:ascii="Calibri" w:hAnsi="Calibri" w:eastAsia="" w:cs="" w:asciiTheme="minorHAnsi" w:cstheme="minorBidi" w:eastAsiaTheme="minorEastAsia" w:hAnsiTheme="minorHAnsi"/>
               <w:kern w:val="2"/>
               <w:sz w:val="24"/>
               <w:szCs w:val="24"/>
@@ -1194,6 +1183,7 @@
               <w:rPr>
                 <w:rStyle w:val="IndexLink"/>
                 <w:rFonts w:cs="Calibri" w:cstheme="minorHAnsi"/>
+                <w:vanish w:val="false"/>
                 <w:webHidden/>
                 <w:lang w:val="en-IN"/>
               </w:rPr>
@@ -1241,7 +1231,7 @@
               <w:tab w:val="right" w:pos="9016" w:leader="dot"/>
             </w:tabs>
             <w:rPr>
-              <w:rFonts w:ascii="Calibri" w:hAnsi="Calibri" w:eastAsia="游明朝" w:cs="Arial" w:asciiTheme="minorHAnsi" w:cstheme="minorBidi" w:eastAsiaTheme="minorEastAsia" w:hAnsiTheme="minorHAnsi"/>
+              <w:rFonts w:ascii="Calibri" w:hAnsi="Calibri" w:eastAsia="" w:cs="" w:asciiTheme="minorHAnsi" w:cstheme="minorBidi" w:eastAsiaTheme="minorEastAsia" w:hAnsiTheme="minorHAnsi"/>
               <w:kern w:val="2"/>
               <w:sz w:val="24"/>
               <w:szCs w:val="24"/>
@@ -1254,6 +1244,7 @@
               <w:rPr>
                 <w:rStyle w:val="IndexLink"/>
                 <w:rFonts w:cs="Calibri" w:cstheme="minorHAnsi"/>
+                <w:vanish w:val="false"/>
                 <w:webHidden/>
                 <w:lang w:val="en-IN"/>
               </w:rPr>
@@ -1301,7 +1292,7 @@
               <w:tab w:val="right" w:pos="9016" w:leader="dot"/>
             </w:tabs>
             <w:rPr>
-              <w:rFonts w:ascii="Calibri" w:hAnsi="Calibri" w:eastAsia="游明朝" w:cs="Arial" w:asciiTheme="minorHAnsi" w:cstheme="minorBidi" w:eastAsiaTheme="minorEastAsia" w:hAnsiTheme="minorHAnsi"/>
+              <w:rFonts w:ascii="Calibri" w:hAnsi="Calibri" w:eastAsia="" w:cs="" w:asciiTheme="minorHAnsi" w:cstheme="minorBidi" w:eastAsiaTheme="minorEastAsia" w:hAnsiTheme="minorHAnsi"/>
               <w:kern w:val="2"/>
               <w:sz w:val="24"/>
               <w:szCs w:val="24"/>
@@ -1314,6 +1305,7 @@
               <w:rPr>
                 <w:rStyle w:val="IndexLink"/>
                 <w:rFonts w:cs="Calibri" w:cstheme="minorHAnsi"/>
+                <w:vanish w:val="false"/>
                 <w:webHidden/>
                 <w:lang w:val="en-IN"/>
               </w:rPr>
@@ -1361,7 +1353,7 @@
               <w:tab w:val="right" w:pos="9016" w:leader="dot"/>
             </w:tabs>
             <w:rPr>
-              <w:rFonts w:ascii="Calibri" w:hAnsi="Calibri" w:eastAsia="游明朝" w:cs="Arial" w:asciiTheme="minorHAnsi" w:cstheme="minorBidi" w:eastAsiaTheme="minorEastAsia" w:hAnsiTheme="minorHAnsi"/>
+              <w:rFonts w:ascii="Calibri" w:hAnsi="Calibri" w:eastAsia="" w:cs="" w:asciiTheme="minorHAnsi" w:cstheme="minorBidi" w:eastAsiaTheme="minorEastAsia" w:hAnsiTheme="minorHAnsi"/>
               <w:kern w:val="2"/>
               <w:sz w:val="24"/>
               <w:szCs w:val="24"/>
@@ -1374,6 +1366,7 @@
               <w:rPr>
                 <w:rStyle w:val="IndexLink"/>
                 <w:rFonts w:cs="Calibri" w:cstheme="minorHAnsi"/>
+                <w:vanish w:val="false"/>
                 <w:webHidden/>
                 <w:lang w:val="en-IN"/>
               </w:rPr>
@@ -1436,7 +1429,7 @@
               <w:tab w:val="right" w:pos="9016" w:leader="dot"/>
             </w:tabs>
             <w:rPr>
-              <w:rFonts w:ascii="Calibri" w:hAnsi="Calibri" w:eastAsia="游明朝" w:cs="Arial" w:asciiTheme="minorHAnsi" w:cstheme="minorBidi" w:eastAsiaTheme="minorEastAsia" w:hAnsiTheme="minorHAnsi"/>
+              <w:rFonts w:ascii="Calibri" w:hAnsi="Calibri" w:eastAsia="" w:cs="" w:asciiTheme="minorHAnsi" w:cstheme="minorBidi" w:eastAsiaTheme="minorEastAsia" w:hAnsiTheme="minorHAnsi"/>
               <w:kern w:val="2"/>
               <w:sz w:val="24"/>
               <w:szCs w:val="24"/>
@@ -1449,6 +1442,7 @@
               <w:rPr>
                 <w:rStyle w:val="IndexLink"/>
                 <w:rFonts w:cs="Calibri" w:cstheme="minorHAnsi"/>
+                <w:vanish w:val="false"/>
                 <w:webHidden/>
               </w:rPr>
               <w:t>4.2 Manch Terminology Reference</w:t>
@@ -1495,7 +1489,7 @@
               <w:tab w:val="right" w:pos="9016" w:leader="dot"/>
             </w:tabs>
             <w:rPr>
-              <w:rFonts w:ascii="Calibri" w:hAnsi="Calibri" w:eastAsia="游明朝" w:cs="Arial" w:asciiTheme="minorHAnsi" w:cstheme="minorBidi" w:eastAsiaTheme="minorEastAsia" w:hAnsiTheme="minorHAnsi"/>
+              <w:rFonts w:ascii="Calibri" w:hAnsi="Calibri" w:eastAsia="" w:cs="" w:asciiTheme="minorHAnsi" w:cstheme="minorBidi" w:eastAsiaTheme="minorEastAsia" w:hAnsiTheme="minorHAnsi"/>
               <w:kern w:val="2"/>
               <w:sz w:val="24"/>
               <w:szCs w:val="24"/>
@@ -1508,6 +1502,7 @@
               <w:rPr>
                 <w:rStyle w:val="IndexLink"/>
                 <w:rFonts w:cs="Calibri" w:cstheme="minorHAnsi"/>
+                <w:vanish w:val="false"/>
                 <w:webHidden/>
                 <w:lang w:val="en-IN"/>
               </w:rPr>
@@ -1570,7 +1565,7 @@
               <w:tab w:val="right" w:pos="9016" w:leader="dot"/>
             </w:tabs>
             <w:rPr>
-              <w:rFonts w:ascii="Calibri" w:hAnsi="Calibri" w:eastAsia="游明朝" w:cs="Arial" w:asciiTheme="minorHAnsi" w:cstheme="minorBidi" w:eastAsiaTheme="minorEastAsia" w:hAnsiTheme="minorHAnsi"/>
+              <w:rFonts w:ascii="Calibri" w:hAnsi="Calibri" w:eastAsia="" w:cs="" w:asciiTheme="minorHAnsi" w:cstheme="minorBidi" w:eastAsiaTheme="minorEastAsia" w:hAnsiTheme="minorHAnsi"/>
               <w:kern w:val="2"/>
               <w:sz w:val="24"/>
               <w:szCs w:val="24"/>
@@ -1583,6 +1578,7 @@
               <w:rPr>
                 <w:rStyle w:val="IndexLink"/>
                 <w:rFonts w:cs="Calibri" w:cstheme="minorHAnsi"/>
+                <w:vanish w:val="false"/>
                 <w:webHidden/>
                 <w:lang w:val="en-IN"/>
               </w:rPr>
@@ -1652,7 +1648,7 @@
               <w:tab w:val="right" w:pos="9016" w:leader="dot"/>
             </w:tabs>
             <w:rPr>
-              <w:rFonts w:ascii="Calibri" w:hAnsi="Calibri" w:eastAsia="游明朝" w:cs="Arial" w:asciiTheme="minorHAnsi" w:cstheme="minorBidi" w:eastAsiaTheme="minorEastAsia" w:hAnsiTheme="minorHAnsi"/>
+              <w:rFonts w:ascii="Calibri" w:hAnsi="Calibri" w:eastAsia="" w:cs="" w:asciiTheme="minorHAnsi" w:cstheme="minorBidi" w:eastAsiaTheme="minorEastAsia" w:hAnsiTheme="minorHAnsi"/>
               <w:kern w:val="2"/>
               <w:sz w:val="24"/>
               <w:szCs w:val="24"/>
@@ -1665,6 +1661,7 @@
               <w:rPr>
                 <w:rStyle w:val="IndexLink"/>
                 <w:rFonts w:cs="Calibri" w:cstheme="minorHAnsi"/>
+                <w:vanish w:val="false"/>
                 <w:webHidden/>
                 <w:lang w:val="en-IN"/>
               </w:rPr>
@@ -1712,7 +1709,7 @@
               <w:tab w:val="right" w:pos="9016" w:leader="dot"/>
             </w:tabs>
             <w:rPr>
-              <w:rFonts w:ascii="Calibri" w:hAnsi="Calibri" w:eastAsia="游明朝" w:cs="Arial" w:asciiTheme="minorHAnsi" w:cstheme="minorBidi" w:eastAsiaTheme="minorEastAsia" w:hAnsiTheme="minorHAnsi"/>
+              <w:rFonts w:ascii="Calibri" w:hAnsi="Calibri" w:eastAsia="" w:cs="" w:asciiTheme="minorHAnsi" w:cstheme="minorBidi" w:eastAsiaTheme="minorEastAsia" w:hAnsiTheme="minorHAnsi"/>
               <w:kern w:val="2"/>
               <w:sz w:val="24"/>
               <w:szCs w:val="24"/>
@@ -1725,6 +1722,7 @@
               <w:rPr>
                 <w:rStyle w:val="IndexLink"/>
                 <w:rFonts w:cs="Calibri" w:cstheme="minorHAnsi"/>
+                <w:vanish w:val="false"/>
                 <w:webHidden/>
                 <w:lang w:val="en-IN"/>
               </w:rPr>
@@ -1772,7 +1770,7 @@
               <w:tab w:val="right" w:pos="9016" w:leader="dot"/>
             </w:tabs>
             <w:rPr>
-              <w:rFonts w:ascii="Calibri" w:hAnsi="Calibri" w:eastAsia="游明朝" w:cs="Arial" w:asciiTheme="minorHAnsi" w:cstheme="minorBidi" w:eastAsiaTheme="minorEastAsia" w:hAnsiTheme="minorHAnsi"/>
+              <w:rFonts w:ascii="Calibri" w:hAnsi="Calibri" w:eastAsia="" w:cs="" w:asciiTheme="minorHAnsi" w:cstheme="minorBidi" w:eastAsiaTheme="minorEastAsia" w:hAnsiTheme="minorHAnsi"/>
               <w:kern w:val="2"/>
               <w:sz w:val="24"/>
               <w:szCs w:val="24"/>
@@ -1785,6 +1783,7 @@
               <w:rPr>
                 <w:rStyle w:val="IndexLink"/>
                 <w:rFonts w:cs="Calibri" w:cstheme="minorHAnsi"/>
+                <w:vanish w:val="false"/>
                 <w:webHidden/>
               </w:rPr>
               <w:t>4.5.2 Vendor Behaviour</w:t>
@@ -1831,7 +1830,7 @@
               <w:tab w:val="right" w:pos="9016" w:leader="dot"/>
             </w:tabs>
             <w:rPr>
-              <w:rFonts w:ascii="Calibri" w:hAnsi="Calibri" w:eastAsia="游明朝" w:cs="Arial" w:asciiTheme="minorHAnsi" w:cstheme="minorBidi" w:eastAsiaTheme="minorEastAsia" w:hAnsiTheme="minorHAnsi"/>
+              <w:rFonts w:ascii="Calibri" w:hAnsi="Calibri" w:eastAsia="" w:cs="" w:asciiTheme="minorHAnsi" w:cstheme="minorBidi" w:eastAsiaTheme="minorEastAsia" w:hAnsiTheme="minorHAnsi"/>
               <w:kern w:val="2"/>
               <w:sz w:val="24"/>
               <w:szCs w:val="24"/>
@@ -1842,13 +1841,6 @@
           <w:hyperlink w:anchor="_Toc218955548">
             <w:r>
               <w:rPr>
-                <w:rStyle w:val="IndexLink"/>
-                <w:webHidden/>
-              </w:rPr>
-              <w:t>4.5.3 Approver Behaviour</w:t>
-            </w:r>
-            <w:r>
-              <w:rPr>
                 <w:webHidden/>
               </w:rPr>
               <w:fldChar w:fldCharType="begin"/>
@@ -1869,7 +1861,9 @@
               <w:rPr>
                 <w:rStyle w:val="IndexLink"/>
                 <w:vanish w:val="false"/>
-              </w:rPr>
+                <w:webHidden/>
+              </w:rPr>
+              <w:t>4.5.3 Approver Behaviour</w:t>
               <w:tab/>
               <w:t>44</w:t>
             </w:r>
@@ -1889,7 +1883,7 @@
               <w:tab w:val="right" w:pos="9016" w:leader="dot"/>
             </w:tabs>
             <w:rPr>
-              <w:rFonts w:ascii="Calibri" w:hAnsi="Calibri" w:eastAsia="游明朝" w:cs="Arial" w:asciiTheme="minorHAnsi" w:cstheme="minorBidi" w:eastAsiaTheme="minorEastAsia" w:hAnsiTheme="minorHAnsi"/>
+              <w:rFonts w:ascii="Calibri" w:hAnsi="Calibri" w:eastAsia="" w:cs="" w:asciiTheme="minorHAnsi" w:cstheme="minorBidi" w:eastAsiaTheme="minorEastAsia" w:hAnsiTheme="minorHAnsi"/>
               <w:kern w:val="2"/>
               <w:sz w:val="24"/>
               <w:szCs w:val="24"/>
@@ -1900,13 +1894,6 @@
           <w:hyperlink w:anchor="_Toc218955549">
             <w:r>
               <w:rPr>
-                <w:rStyle w:val="IndexLink"/>
-                <w:webHidden/>
-              </w:rPr>
-              <w:t>4.5.3.1 Approver Flow</w:t>
-            </w:r>
-            <w:r>
-              <w:rPr>
                 <w:webHidden/>
               </w:rPr>
               <w:fldChar w:fldCharType="begin"/>
@@ -1927,7 +1914,9 @@
               <w:rPr>
                 <w:rStyle w:val="IndexLink"/>
                 <w:vanish w:val="false"/>
-              </w:rPr>
+                <w:webHidden/>
+              </w:rPr>
+              <w:t>4.5.3.1 Approver Flow</w:t>
               <w:tab/>
               <w:t>45</w:t>
             </w:r>
@@ -1947,7 +1936,7 @@
               <w:tab w:val="right" w:pos="9016" w:leader="dot"/>
             </w:tabs>
             <w:rPr>
-              <w:rFonts w:ascii="Calibri" w:hAnsi="Calibri" w:eastAsia="游明朝" w:cs="Arial" w:asciiTheme="minorHAnsi" w:cstheme="minorBidi" w:eastAsiaTheme="minorEastAsia" w:hAnsiTheme="minorHAnsi"/>
+              <w:rFonts w:ascii="Calibri" w:hAnsi="Calibri" w:eastAsia="" w:cs="" w:asciiTheme="minorHAnsi" w:cstheme="minorBidi" w:eastAsiaTheme="minorEastAsia" w:hAnsiTheme="minorHAnsi"/>
               <w:kern w:val="2"/>
               <w:sz w:val="24"/>
               <w:szCs w:val="24"/>
@@ -1960,6 +1949,7 @@
               <w:rPr>
                 <w:rStyle w:val="IndexLink"/>
                 <w:rFonts w:cs="Calibri" w:cstheme="minorHAnsi"/>
+                <w:vanish w:val="false"/>
                 <w:webHidden/>
                 <w:lang w:val="en-IN"/>
               </w:rPr>
@@ -2007,7 +1997,7 @@
               <w:tab w:val="right" w:pos="9016" w:leader="dot"/>
             </w:tabs>
             <w:rPr>
-              <w:rFonts w:ascii="Calibri" w:hAnsi="Calibri" w:eastAsia="游明朝" w:cs="Arial" w:asciiTheme="minorHAnsi" w:cstheme="minorBidi" w:eastAsiaTheme="minorEastAsia" w:hAnsiTheme="minorHAnsi"/>
+              <w:rFonts w:ascii="Calibri" w:hAnsi="Calibri" w:eastAsia="" w:cs="" w:asciiTheme="minorHAnsi" w:cstheme="minorBidi" w:eastAsiaTheme="minorEastAsia" w:hAnsiTheme="minorHAnsi"/>
               <w:kern w:val="2"/>
               <w:sz w:val="24"/>
               <w:szCs w:val="24"/>
@@ -2020,6 +2010,7 @@
               <w:rPr>
                 <w:rStyle w:val="IndexLink"/>
                 <w:rFonts w:cs="Calibri" w:cstheme="minorHAnsi"/>
+                <w:vanish w:val="false"/>
                 <w:webHidden/>
                 <w:lang w:val="en-IN"/>
               </w:rPr>
@@ -2067,7 +2058,7 @@
               <w:tab w:val="right" w:pos="9016" w:leader="dot"/>
             </w:tabs>
             <w:rPr>
-              <w:rFonts w:ascii="Calibri" w:hAnsi="Calibri" w:eastAsia="游明朝" w:cs="Arial" w:asciiTheme="minorHAnsi" w:cstheme="minorBidi" w:eastAsiaTheme="minorEastAsia" w:hAnsiTheme="minorHAnsi"/>
+              <w:rFonts w:ascii="Calibri" w:hAnsi="Calibri" w:eastAsia="" w:cs="" w:asciiTheme="minorHAnsi" w:cstheme="minorBidi" w:eastAsiaTheme="minorEastAsia" w:hAnsiTheme="minorHAnsi"/>
               <w:kern w:val="2"/>
               <w:sz w:val="24"/>
               <w:szCs w:val="24"/>
@@ -2080,6 +2071,7 @@
               <w:rPr>
                 <w:rStyle w:val="IndexLink"/>
                 <w:rFonts w:cs="Calibri" w:cstheme="minorHAnsi"/>
+                <w:vanish w:val="false"/>
                 <w:webHidden/>
                 <w:lang w:val="en-IN"/>
               </w:rPr>
@@ -2127,7 +2119,7 @@
               <w:tab w:val="right" w:pos="9016" w:leader="dot"/>
             </w:tabs>
             <w:rPr>
-              <w:rFonts w:ascii="Calibri" w:hAnsi="Calibri" w:eastAsia="游明朝" w:cs="Arial" w:asciiTheme="minorHAnsi" w:cstheme="minorBidi" w:eastAsiaTheme="minorEastAsia" w:hAnsiTheme="minorHAnsi"/>
+              <w:rFonts w:ascii="Calibri" w:hAnsi="Calibri" w:eastAsia="" w:cs="" w:asciiTheme="minorHAnsi" w:cstheme="minorBidi" w:eastAsiaTheme="minorEastAsia" w:hAnsiTheme="minorHAnsi"/>
               <w:kern w:val="2"/>
               <w:sz w:val="24"/>
               <w:szCs w:val="24"/>
@@ -2140,6 +2132,7 @@
               <w:rPr>
                 <w:rStyle w:val="IndexLink"/>
                 <w:rFonts w:cs="Calibri" w:cstheme="minorHAnsi"/>
+                <w:vanish w:val="false"/>
                 <w:webHidden/>
                 <w:lang w:val="en-IN"/>
               </w:rPr>
@@ -2187,7 +2180,7 @@
               <w:tab w:val="right" w:pos="9016" w:leader="dot"/>
             </w:tabs>
             <w:rPr>
-              <w:rFonts w:ascii="Calibri" w:hAnsi="Calibri" w:eastAsia="游明朝" w:cs="Arial" w:asciiTheme="minorHAnsi" w:cstheme="minorBidi" w:eastAsiaTheme="minorEastAsia" w:hAnsiTheme="minorHAnsi"/>
+              <w:rFonts w:ascii="Calibri" w:hAnsi="Calibri" w:eastAsia="" w:cs="" w:asciiTheme="minorHAnsi" w:cstheme="minorBidi" w:eastAsiaTheme="minorEastAsia" w:hAnsiTheme="minorHAnsi"/>
               <w:kern w:val="2"/>
               <w:sz w:val="24"/>
               <w:szCs w:val="24"/>
@@ -2200,6 +2193,7 @@
               <w:rPr>
                 <w:rStyle w:val="IndexLink"/>
                 <w:rFonts w:cs="Calibri" w:cstheme="minorHAnsi"/>
+                <w:vanish w:val="false"/>
                 <w:webHidden/>
                 <w:lang w:val="en-IN"/>
               </w:rPr>
@@ -2247,7 +2241,7 @@
               <w:tab w:val="right" w:pos="9016" w:leader="dot"/>
             </w:tabs>
             <w:rPr>
-              <w:rFonts w:ascii="Calibri" w:hAnsi="Calibri" w:eastAsia="游明朝" w:cs="Arial" w:asciiTheme="minorHAnsi" w:cstheme="minorBidi" w:eastAsiaTheme="minorEastAsia" w:hAnsiTheme="minorHAnsi"/>
+              <w:rFonts w:ascii="Calibri" w:hAnsi="Calibri" w:eastAsia="" w:cs="" w:asciiTheme="minorHAnsi" w:cstheme="minorBidi" w:eastAsiaTheme="minorEastAsia" w:hAnsiTheme="minorHAnsi"/>
               <w:kern w:val="2"/>
               <w:sz w:val="24"/>
               <w:szCs w:val="24"/>
@@ -2260,6 +2254,7 @@
               <w:rPr>
                 <w:rStyle w:val="IndexLink"/>
                 <w:rFonts w:cs="Calibri" w:cstheme="minorHAnsi"/>
+                <w:vanish w:val="false"/>
                 <w:webHidden/>
                 <w:lang w:val="en-IN"/>
               </w:rPr>
@@ -2307,7 +2302,7 @@
               <w:tab w:val="right" w:pos="9016" w:leader="dot"/>
             </w:tabs>
             <w:rPr>
-              <w:rFonts w:ascii="Calibri" w:hAnsi="Calibri" w:eastAsia="游明朝" w:cs="Arial" w:asciiTheme="minorHAnsi" w:cstheme="minorBidi" w:eastAsiaTheme="minorEastAsia" w:hAnsiTheme="minorHAnsi"/>
+              <w:rFonts w:ascii="Calibri" w:hAnsi="Calibri" w:eastAsia="" w:cs="" w:asciiTheme="minorHAnsi" w:cstheme="minorBidi" w:eastAsiaTheme="minorEastAsia" w:hAnsiTheme="minorHAnsi"/>
               <w:kern w:val="2"/>
               <w:sz w:val="24"/>
               <w:szCs w:val="24"/>
@@ -2320,6 +2315,7 @@
               <w:rPr>
                 <w:rStyle w:val="IndexLink"/>
                 <w:rFonts w:cs="Calibri" w:cstheme="minorHAnsi"/>
+                <w:vanish w:val="false"/>
                 <w:webHidden/>
                 <w:lang w:val="en-IN"/>
               </w:rPr>
@@ -2367,7 +2363,7 @@
               <w:tab w:val="right" w:pos="9016" w:leader="dot"/>
             </w:tabs>
             <w:rPr>
-              <w:rFonts w:ascii="Calibri" w:hAnsi="Calibri" w:eastAsia="游明朝" w:cs="Arial" w:asciiTheme="minorHAnsi" w:cstheme="minorBidi" w:eastAsiaTheme="minorEastAsia" w:hAnsiTheme="minorHAnsi"/>
+              <w:rFonts w:ascii="Calibri" w:hAnsi="Calibri" w:eastAsia="" w:cs="" w:asciiTheme="minorHAnsi" w:cstheme="minorBidi" w:eastAsiaTheme="minorEastAsia" w:hAnsiTheme="minorHAnsi"/>
               <w:kern w:val="2"/>
               <w:sz w:val="24"/>
               <w:szCs w:val="24"/>
@@ -2380,6 +2376,7 @@
               <w:rPr>
                 <w:rStyle w:val="IndexLink"/>
                 <w:rFonts w:cs="Calibri" w:cstheme="minorHAnsi"/>
+                <w:vanish w:val="false"/>
                 <w:webHidden/>
                 <w:lang w:val="en-IN"/>
               </w:rPr>
@@ -2427,7 +2424,7 @@
               <w:tab w:val="right" w:pos="9016" w:leader="dot"/>
             </w:tabs>
             <w:rPr>
-              <w:rFonts w:ascii="Calibri" w:hAnsi="Calibri" w:eastAsia="游明朝" w:cs="Arial" w:asciiTheme="minorHAnsi" w:cstheme="minorBidi" w:eastAsiaTheme="minorEastAsia" w:hAnsiTheme="minorHAnsi"/>
+              <w:rFonts w:ascii="Calibri" w:hAnsi="Calibri" w:eastAsia="" w:cs="" w:asciiTheme="minorHAnsi" w:cstheme="minorBidi" w:eastAsiaTheme="minorEastAsia" w:hAnsiTheme="minorHAnsi"/>
               <w:kern w:val="2"/>
               <w:sz w:val="24"/>
               <w:szCs w:val="24"/>
@@ -2440,6 +2437,7 @@
               <w:rPr>
                 <w:rStyle w:val="IndexLink"/>
                 <w:rFonts w:cs="Calibri" w:cstheme="minorHAnsi"/>
+                <w:vanish w:val="false"/>
                 <w:webHidden/>
                 <w:lang w:val="en-IN"/>
               </w:rPr>
@@ -2487,7 +2485,7 @@
               <w:tab w:val="right" w:pos="9016" w:leader="dot"/>
             </w:tabs>
             <w:rPr>
-              <w:rFonts w:ascii="Calibri" w:hAnsi="Calibri" w:eastAsia="游明朝" w:cs="Arial" w:asciiTheme="minorHAnsi" w:cstheme="minorBidi" w:eastAsiaTheme="minorEastAsia" w:hAnsiTheme="minorHAnsi"/>
+              <w:rFonts w:ascii="Calibri" w:hAnsi="Calibri" w:eastAsia="" w:cs="" w:asciiTheme="minorHAnsi" w:cstheme="minorBidi" w:eastAsiaTheme="minorEastAsia" w:hAnsiTheme="minorHAnsi"/>
               <w:kern w:val="2"/>
               <w:sz w:val="24"/>
               <w:szCs w:val="24"/>
@@ -2500,6 +2498,7 @@
               <w:rPr>
                 <w:rStyle w:val="IndexLink"/>
                 <w:rFonts w:cs="Calibri" w:cstheme="minorHAnsi"/>
+                <w:vanish w:val="false"/>
                 <w:webHidden/>
                 <w:lang w:val="en-IN"/>
               </w:rPr>
@@ -2547,7 +2546,7 @@
               <w:tab w:val="right" w:pos="9016" w:leader="dot"/>
             </w:tabs>
             <w:rPr>
-              <w:rFonts w:ascii="Calibri" w:hAnsi="Calibri" w:eastAsia="游明朝" w:cs="Arial" w:asciiTheme="minorHAnsi" w:cstheme="minorBidi" w:eastAsiaTheme="minorEastAsia" w:hAnsiTheme="minorHAnsi"/>
+              <w:rFonts w:ascii="Calibri" w:hAnsi="Calibri" w:eastAsia="" w:cs="" w:asciiTheme="minorHAnsi" w:cstheme="minorBidi" w:eastAsiaTheme="minorEastAsia" w:hAnsiTheme="minorHAnsi"/>
               <w:kern w:val="2"/>
               <w:sz w:val="24"/>
               <w:szCs w:val="24"/>
@@ -2560,6 +2559,7 @@
               <w:rPr>
                 <w:rStyle w:val="IndexLink"/>
                 <w:rFonts w:cs="Calibri" w:cstheme="minorHAnsi"/>
+                <w:vanish w:val="false"/>
                 <w:webHidden/>
                 <w:lang w:val="en-IN"/>
               </w:rPr>
@@ -2607,7 +2607,7 @@
               <w:tab w:val="right" w:pos="9016" w:leader="dot"/>
             </w:tabs>
             <w:rPr>
-              <w:rFonts w:ascii="Calibri" w:hAnsi="Calibri" w:eastAsia="游明朝" w:cs="Arial" w:asciiTheme="minorHAnsi" w:cstheme="minorBidi" w:eastAsiaTheme="minorEastAsia" w:hAnsiTheme="minorHAnsi"/>
+              <w:rFonts w:ascii="Calibri" w:hAnsi="Calibri" w:eastAsia="" w:cs="" w:asciiTheme="minorHAnsi" w:cstheme="minorBidi" w:eastAsiaTheme="minorEastAsia" w:hAnsiTheme="minorHAnsi"/>
               <w:kern w:val="2"/>
               <w:sz w:val="24"/>
               <w:szCs w:val="24"/>
@@ -2620,6 +2620,7 @@
               <w:rPr>
                 <w:rStyle w:val="IndexLink"/>
                 <w:rFonts w:cs="Calibri" w:cstheme="minorHAnsi"/>
+                <w:vanish w:val="false"/>
                 <w:webHidden/>
                 <w:lang w:val="en-IN"/>
               </w:rPr>
@@ -2667,7 +2668,7 @@
               <w:tab w:val="right" w:pos="9016" w:leader="dot"/>
             </w:tabs>
             <w:rPr>
-              <w:rFonts w:ascii="Calibri" w:hAnsi="Calibri" w:eastAsia="游明朝" w:cs="Arial" w:asciiTheme="minorHAnsi" w:cstheme="minorBidi" w:eastAsiaTheme="minorEastAsia" w:hAnsiTheme="minorHAnsi"/>
+              <w:rFonts w:ascii="Calibri" w:hAnsi="Calibri" w:eastAsia="" w:cs="" w:asciiTheme="minorHAnsi" w:cstheme="minorBidi" w:eastAsiaTheme="minorEastAsia" w:hAnsiTheme="minorHAnsi"/>
               <w:kern w:val="2"/>
               <w:sz w:val="24"/>
               <w:szCs w:val="24"/>
@@ -2680,6 +2681,7 @@
               <w:rPr>
                 <w:rStyle w:val="IndexLink"/>
                 <w:rFonts w:cs="Calibri" w:cstheme="minorHAnsi"/>
+                <w:vanish w:val="false"/>
                 <w:webHidden/>
                 <w:lang w:val="en-IN"/>
               </w:rPr>
@@ -2727,7 +2729,7 @@
               <w:tab w:val="right" w:pos="9016" w:leader="dot"/>
             </w:tabs>
             <w:rPr>
-              <w:rFonts w:ascii="Calibri" w:hAnsi="Calibri" w:eastAsia="游明朝" w:cs="Arial" w:asciiTheme="minorHAnsi" w:cstheme="minorBidi" w:eastAsiaTheme="minorEastAsia" w:hAnsiTheme="minorHAnsi"/>
+              <w:rFonts w:ascii="Calibri" w:hAnsi="Calibri" w:eastAsia="" w:cs="" w:asciiTheme="minorHAnsi" w:cstheme="minorBidi" w:eastAsiaTheme="minorEastAsia" w:hAnsiTheme="minorHAnsi"/>
               <w:kern w:val="2"/>
               <w:sz w:val="24"/>
               <w:szCs w:val="24"/>
@@ -2740,6 +2742,7 @@
               <w:rPr>
                 <w:rStyle w:val="IndexLink"/>
                 <w:rFonts w:cs="Calibri" w:cstheme="minorHAnsi"/>
+                <w:vanish w:val="false"/>
                 <w:webHidden/>
                 <w:lang w:val="en-IN"/>
               </w:rPr>
@@ -2787,7 +2790,7 @@
               <w:tab w:val="right" w:pos="9016" w:leader="dot"/>
             </w:tabs>
             <w:rPr>
-              <w:rFonts w:ascii="Calibri" w:hAnsi="Calibri" w:eastAsia="游明朝" w:cs="Arial" w:asciiTheme="minorHAnsi" w:cstheme="minorBidi" w:eastAsiaTheme="minorEastAsia" w:hAnsiTheme="minorHAnsi"/>
+              <w:rFonts w:ascii="Calibri" w:hAnsi="Calibri" w:eastAsia="" w:cs="" w:asciiTheme="minorHAnsi" w:cstheme="minorBidi" w:eastAsiaTheme="minorEastAsia" w:hAnsiTheme="minorHAnsi"/>
               <w:kern w:val="2"/>
               <w:sz w:val="24"/>
               <w:szCs w:val="24"/>
@@ -2800,6 +2803,7 @@
               <w:rPr>
                 <w:rStyle w:val="IndexLink"/>
                 <w:rFonts w:cs="Calibri" w:cstheme="minorHAnsi"/>
+                <w:vanish w:val="false"/>
                 <w:webHidden/>
                 <w:lang w:val="en-IN"/>
               </w:rPr>
@@ -2847,7 +2851,7 @@
               <w:tab w:val="right" w:pos="9016" w:leader="dot"/>
             </w:tabs>
             <w:rPr>
-              <w:rFonts w:ascii="Calibri" w:hAnsi="Calibri" w:eastAsia="游明朝" w:cs="Arial" w:asciiTheme="minorHAnsi" w:cstheme="minorBidi" w:eastAsiaTheme="minorEastAsia" w:hAnsiTheme="minorHAnsi"/>
+              <w:rFonts w:ascii="Calibri" w:hAnsi="Calibri" w:eastAsia="" w:cs="" w:asciiTheme="minorHAnsi" w:cstheme="minorBidi" w:eastAsiaTheme="minorEastAsia" w:hAnsiTheme="minorHAnsi"/>
               <w:kern w:val="2"/>
               <w:sz w:val="24"/>
               <w:szCs w:val="24"/>
@@ -2860,6 +2864,7 @@
               <w:rPr>
                 <w:rStyle w:val="IndexLink"/>
                 <w:rFonts w:cs="Calibri" w:cstheme="minorHAnsi"/>
+                <w:vanish w:val="false"/>
                 <w:webHidden/>
                 <w:lang w:val="en-IN"/>
               </w:rPr>
@@ -2973,7 +2978,6 @@
           <w:szCs w:val="24"/>
         </w:rPr>
       </w:pPr>
-      <w:bookmarkStart w:id="2" w:name="_Toc218955533"/>
       <w:r>
         <w:rPr>
           <w:rFonts w:eastAsia="Calibri" w:cs="Calibri" w:ascii="Calibri" w:hAnsi="Calibri"/>
@@ -2992,58 +2996,98 @@
           <w:lang w:val="en-IN"/>
         </w:rPr>
       </w:pPr>
-      <w:bookmarkStart w:id="3" w:name="_Toc218955533"/>
+      <w:bookmarkStart w:id="2" w:name="_Toc218955533"/>
       <w:r>
         <w:rPr>
           <w:rFonts w:cs="Calibri" w:ascii="Calibri" w:hAnsi="Calibri" w:asciiTheme="minorHAnsi" w:cstheme="minorHAnsi" w:hAnsiTheme="minorHAnsi"/>
           <w:lang w:val="en-IN"/>
         </w:rPr>
         <w:t>1.2 Audience</w:t>
+      </w:r>
+      <w:bookmarkEnd w:id="2"/>
+    </w:p>
+    <w:p>
+      <w:pPr>
+        <w:pStyle w:val="Normal"/>
+        <w:jc w:val="start"/>
+        <w:rPr>
+          <w:rFonts w:ascii="Calibri" w:hAnsi="Calibri" w:cs="Calibri" w:asciiTheme="minorHAnsi" w:cstheme="minorHAnsi" w:hAnsiTheme="minorHAnsi"/>
+          <w:sz w:val="24"/>
+          <w:szCs w:val="24"/>
+          <w:lang w:val="en-IN"/>
+        </w:rPr>
+      </w:pPr>
+      <w:r>
+        <w:rPr>
+          <w:rFonts w:cs="Calibri" w:ascii="Calibri" w:hAnsi="Calibri" w:asciiTheme="minorHAnsi" w:cstheme="minorHAnsi" w:hAnsiTheme="minorHAnsi"/>
+          <w:sz w:val="24"/>
+          <w:szCs w:val="24"/>
+          <w:lang w:val="en-IN"/>
+        </w:rPr>
+        <w:t>The primary audience of this document includes business owners for procurement and finance, business analysts, project managers, solution architects, developers, and key end-users involved in vendor onboarding and maintenance. It may also be referenced by internal audit, compliance, and operations teams to validate that the implemented process aligns with policy and regulatory requirements.</w:t>
+      </w:r>
+    </w:p>
+    <w:p>
+      <w:pPr>
+        <w:pStyle w:val="Heading1"/>
+        <w:jc w:val="start"/>
+        <w:rPr>
+          <w:rFonts w:ascii="Calibri" w:hAnsi="Calibri" w:cs="Calibri" w:asciiTheme="minorHAnsi" w:cstheme="minorHAnsi" w:hAnsiTheme="minorHAnsi"/>
+          <w:lang w:val="en-IN"/>
+        </w:rPr>
+      </w:pPr>
+      <w:bookmarkStart w:id="3" w:name="_Toc218955534"/>
+      <w:r>
+        <w:rPr>
+          <w:rFonts w:cs="Calibri" w:ascii="Calibri" w:hAnsi="Calibri" w:asciiTheme="minorHAnsi" w:cstheme="minorHAnsi" w:hAnsiTheme="minorHAnsi"/>
+          <w:lang w:val="en-IN"/>
+        </w:rPr>
+        <w:t>2. Project Description</w:t>
       </w:r>
       <w:bookmarkEnd w:id="3"/>
     </w:p>
     <w:p>
       <w:pPr>
-        <w:pStyle w:val="Normal"/>
+        <w:pStyle w:val="Heading2"/>
         <w:jc w:val="start"/>
         <w:rPr>
           <w:rFonts w:ascii="Calibri" w:hAnsi="Calibri" w:cs="Calibri" w:asciiTheme="minorHAnsi" w:cstheme="minorHAnsi" w:hAnsiTheme="minorHAnsi"/>
-          <w:sz w:val="24"/>
-          <w:szCs w:val="24"/>
-          <w:lang w:val="en-IN"/>
-        </w:rPr>
-      </w:pPr>
+          <w:lang w:val="en-IN"/>
+        </w:rPr>
+      </w:pPr>
+      <w:bookmarkStart w:id="4" w:name="_Toc218955535"/>
       <w:r>
         <w:rPr>
           <w:rFonts w:cs="Calibri" w:ascii="Calibri" w:hAnsi="Calibri" w:asciiTheme="minorHAnsi" w:cstheme="minorHAnsi" w:hAnsiTheme="minorHAnsi"/>
-          <w:sz w:val="24"/>
-          <w:szCs w:val="24"/>
-          <w:lang w:val="en-IN"/>
-        </w:rPr>
-        <w:t>The primary audience of this document includes business owners for procurement and finance, business analysts, project managers, solution architects, developers, and key end-users involved in vendor onboarding and maintenance. It may also be referenced by internal audit, compliance, and operations teams to validate that the implemented process aligns with policy and regulatory requirements.</w:t>
-      </w:r>
-    </w:p>
-    <w:p>
-      <w:pPr>
-        <w:pStyle w:val="Heading1"/>
-        <w:jc w:val="start"/>
-        <w:rPr>
-          <w:rFonts w:ascii="Calibri" w:hAnsi="Calibri" w:cs="Calibri" w:asciiTheme="minorHAnsi" w:cstheme="minorHAnsi" w:hAnsiTheme="minorHAnsi"/>
-          <w:lang w:val="en-IN"/>
-        </w:rPr>
-      </w:pPr>
-      <w:bookmarkStart w:id="4" w:name="_Toc218955534"/>
-      <w:r>
-        <w:rPr>
-          <w:rFonts w:cs="Calibri" w:ascii="Calibri" w:hAnsi="Calibri" w:asciiTheme="minorHAnsi" w:cstheme="minorHAnsi" w:hAnsiTheme="minorHAnsi"/>
-          <w:lang w:val="en-IN"/>
-        </w:rPr>
-        <w:t>2. Project Description</w:t>
+          <w:lang w:val="en-IN"/>
+        </w:rPr>
+        <w:t>2.1 Background</w:t>
       </w:r>
       <w:bookmarkEnd w:id="4"/>
     </w:p>
     <w:p>
       <w:pPr>
+        <w:pStyle w:val="Normal"/>
+        <w:jc w:val="start"/>
+        <w:rPr>
+          <w:rFonts w:ascii="Calibri" w:hAnsi="Calibri" w:cs="Calibri" w:asciiTheme="minorHAnsi" w:cstheme="minorHAnsi" w:hAnsiTheme="minorHAnsi"/>
+          <w:sz w:val="24"/>
+          <w:szCs w:val="24"/>
+          <w:lang w:val="en-IN"/>
+        </w:rPr>
+      </w:pPr>
+      <w:r>
+        <w:rPr>
+          <w:rFonts w:cs="Calibri" w:ascii="Calibri" w:hAnsi="Calibri" w:asciiTheme="minorHAnsi" w:cstheme="minorHAnsi" w:hAnsiTheme="minorHAnsi"/>
+          <w:sz w:val="24"/>
+          <w:szCs w:val="24"/>
+          <w:lang w:val="en-IN"/>
+        </w:rPr>
+        <w:t>Currently, vendor block/Unblock is handled through a mix of manual forms, email-based approvals, and direct entries into the ERP/procurement system, leading to inconsistent data quality, limited visibility, and longer cycle times. The absence of a standardised workflow and controls increases the risk of duplicate vendors, incomplete documentation, and non-compliance with internal and external regulations.</w:t>
+      </w:r>
+    </w:p>
+    <w:p>
+      <w:pPr>
         <w:pStyle w:val="Heading2"/>
         <w:jc w:val="start"/>
         <w:rPr>
@@ -3051,13 +3095,13 @@
           <w:lang w:val="en-IN"/>
         </w:rPr>
       </w:pPr>
-      <w:bookmarkStart w:id="5" w:name="_Toc218955535"/>
+      <w:bookmarkStart w:id="5" w:name="_Toc218955536"/>
       <w:r>
         <w:rPr>
           <w:rFonts w:cs="Calibri" w:ascii="Calibri" w:hAnsi="Calibri" w:asciiTheme="minorHAnsi" w:cstheme="minorHAnsi" w:hAnsiTheme="minorHAnsi"/>
           <w:lang w:val="en-IN"/>
         </w:rPr>
-        <w:t>2.1 Background</w:t>
+        <w:t>2.2 Objectives</w:t>
       </w:r>
       <w:bookmarkEnd w:id="5"/>
     </w:p>
@@ -3079,86 +3123,46 @@
           <w:szCs w:val="24"/>
           <w:lang w:val="en-IN"/>
         </w:rPr>
-        <w:t>Currently, vendor block/Unblock is handled through a mix of manual forms, email-based approvals, and direct entries into the ERP/procurement system, leading to inconsistent data quality, limited visibility, and longer cycle times. The absence of a standardised workflow and controls increases the risk of duplicate vendors, incomplete documentation, and non-compliance with internal and external regulations.</w:t>
+        <w:t>The project aims to design and implement a controlled, workflow-driven vendor block /unblock process that enforces mandatory data fields, documentation checks, and role-based approvals. It also seeks to improve transparency and auditability through clear status tracking, standardized communications, and integration with the organization’s master data and finance systems.</w:t>
       </w:r>
     </w:p>
     <w:p>
       <w:pPr>
-        <w:pStyle w:val="Heading2"/>
+        <w:pStyle w:val="Heading1"/>
         <w:jc w:val="start"/>
         <w:rPr>
           <w:rFonts w:ascii="Calibri" w:hAnsi="Calibri" w:cs="Calibri" w:asciiTheme="minorHAnsi" w:cstheme="minorHAnsi" w:hAnsiTheme="minorHAnsi"/>
           <w:lang w:val="en-IN"/>
         </w:rPr>
       </w:pPr>
-      <w:bookmarkStart w:id="6" w:name="_Toc218955536"/>
+      <w:bookmarkStart w:id="6" w:name="_Toc218955537"/>
       <w:r>
         <w:rPr>
           <w:rFonts w:cs="Calibri" w:ascii="Calibri" w:hAnsi="Calibri" w:asciiTheme="minorHAnsi" w:cstheme="minorHAnsi" w:hAnsiTheme="minorHAnsi"/>
           <w:lang w:val="en-IN"/>
         </w:rPr>
-        <w:t>2.2 Objectives</w:t>
+        <w:t>3. Project Scope</w:t>
       </w:r>
       <w:bookmarkEnd w:id="6"/>
     </w:p>
     <w:p>
       <w:pPr>
-        <w:pStyle w:val="Normal"/>
+        <w:pStyle w:val="Heading2"/>
         <w:jc w:val="start"/>
         <w:rPr>
           <w:rFonts w:ascii="Calibri" w:hAnsi="Calibri" w:cs="Calibri" w:asciiTheme="minorHAnsi" w:cstheme="minorHAnsi" w:hAnsiTheme="minorHAnsi"/>
-          <w:sz w:val="24"/>
-          <w:szCs w:val="24"/>
-          <w:lang w:val="en-IN"/>
-        </w:rPr>
-      </w:pPr>
+          <w:lang w:val="en-IN"/>
+        </w:rPr>
+      </w:pPr>
+      <w:bookmarkStart w:id="7" w:name="_Toc218955538"/>
       <w:r>
         <w:rPr>
           <w:rFonts w:cs="Calibri" w:ascii="Calibri" w:hAnsi="Calibri" w:asciiTheme="minorHAnsi" w:cstheme="minorHAnsi" w:hAnsiTheme="minorHAnsi"/>
-          <w:sz w:val="24"/>
-          <w:szCs w:val="24"/>
-          <w:lang w:val="en-IN"/>
-        </w:rPr>
-        <w:t>The project aims to design and implement a controlled, workflow-driven vendor block /unblock process that enforces mandatory data fields, documentation checks, and role-based approvals. It also seeks to improve transparency and auditability through clear status tracking, standardized communications, and integration with the organization’s master data and finance systems.</w:t>
-      </w:r>
-    </w:p>
-    <w:p>
-      <w:pPr>
-        <w:pStyle w:val="Heading1"/>
-        <w:jc w:val="start"/>
-        <w:rPr>
-          <w:rFonts w:ascii="Calibri" w:hAnsi="Calibri" w:cs="Calibri" w:asciiTheme="minorHAnsi" w:cstheme="minorHAnsi" w:hAnsiTheme="minorHAnsi"/>
-          <w:lang w:val="en-IN"/>
-        </w:rPr>
-      </w:pPr>
-      <w:bookmarkStart w:id="7" w:name="_Toc218955537"/>
-      <w:r>
-        <w:rPr>
-          <w:rFonts w:cs="Calibri" w:ascii="Calibri" w:hAnsi="Calibri" w:asciiTheme="minorHAnsi" w:cstheme="minorHAnsi" w:hAnsiTheme="minorHAnsi"/>
-          <w:lang w:val="en-IN"/>
-        </w:rPr>
-        <w:t>3. Project Scope</w:t>
+          <w:lang w:val="en-IN"/>
+        </w:rPr>
+        <w:t>3.1 In Scope</w:t>
       </w:r>
       <w:bookmarkEnd w:id="7"/>
-    </w:p>
-    <w:p>
-      <w:pPr>
-        <w:pStyle w:val="Heading2"/>
-        <w:jc w:val="start"/>
-        <w:rPr>
-          <w:rFonts w:ascii="Calibri" w:hAnsi="Calibri" w:cs="Calibri" w:asciiTheme="minorHAnsi" w:cstheme="minorHAnsi" w:hAnsiTheme="minorHAnsi"/>
-          <w:lang w:val="en-IN"/>
-        </w:rPr>
-      </w:pPr>
-      <w:bookmarkStart w:id="8" w:name="_Toc218955538"/>
-      <w:r>
-        <w:rPr>
-          <w:rFonts w:cs="Calibri" w:ascii="Calibri" w:hAnsi="Calibri" w:asciiTheme="minorHAnsi" w:cstheme="minorHAnsi" w:hAnsiTheme="minorHAnsi"/>
-          <w:lang w:val="en-IN"/>
-        </w:rPr>
-        <w:t>3.1 In Scope</w:t>
-      </w:r>
-      <w:bookmarkEnd w:id="8"/>
     </w:p>
     <w:p>
       <w:pPr>
@@ -3253,7 +3257,7 @@
           <w:lang w:val="en-IN"/>
         </w:rPr>
       </w:pPr>
-      <w:bookmarkStart w:id="9" w:name="_Toc218955539"/>
+      <w:bookmarkStart w:id="8" w:name="_Toc218955539"/>
       <w:r>
         <w:rPr>
           <w:rFonts w:cs="Calibri" w:ascii="Calibri" w:hAnsi="Calibri" w:asciiTheme="minorHAnsi" w:cstheme="minorHAnsi" w:hAnsiTheme="minorHAnsi"/>
@@ -3261,7 +3265,7 @@
         </w:rPr>
         <w:t>3.2 Out of Scope</w:t>
       </w:r>
-      <w:bookmarkEnd w:id="9"/>
+      <w:bookmarkEnd w:id="8"/>
     </w:p>
     <w:p>
       <w:pPr>
@@ -3684,7 +3688,7 @@
           <w:lang w:val="en-IN"/>
         </w:rPr>
       </w:pPr>
-      <w:bookmarkStart w:id="10" w:name="_Toc218955540"/>
+      <w:bookmarkStart w:id="9" w:name="_Toc218955540"/>
       <w:r>
         <w:rPr>
           <w:rFonts w:cs="Calibri" w:ascii="Calibri" w:hAnsi="Calibri" w:asciiTheme="minorHAnsi" w:cstheme="minorHAnsi" w:hAnsiTheme="minorHAnsi"/>
@@ -3692,7 +3696,7 @@
         </w:rPr>
         <w:t>4. Vendor Creation Functional Requirements</w:t>
       </w:r>
-      <w:bookmarkEnd w:id="10"/>
+      <w:bookmarkEnd w:id="9"/>
       <w:r>
         <w:rPr>
           <w:rFonts w:cs="Calibri" w:ascii="Calibri" w:hAnsi="Calibri" w:asciiTheme="minorHAnsi" w:cstheme="minorHAnsi" w:hAnsiTheme="minorHAnsi"/>
@@ -3710,7 +3714,7 @@
           <w:lang w:val="en-IN"/>
         </w:rPr>
       </w:pPr>
-      <w:bookmarkStart w:id="11" w:name="_Toc218955541"/>
+      <w:bookmarkStart w:id="10" w:name="_Toc218955541"/>
       <w:r>
         <w:rPr>
           <w:rFonts w:cs="Calibri" w:ascii="Calibri" w:hAnsi="Calibri" w:asciiTheme="minorHAnsi" w:cstheme="minorHAnsi" w:hAnsiTheme="minorHAnsi"/>
@@ -3731,7 +3735,7 @@
         </w:rPr>
         <w:t xml:space="preserve"> Chart</w:t>
       </w:r>
-      <w:bookmarkEnd w:id="11"/>
+      <w:bookmarkEnd w:id="10"/>
     </w:p>
     <w:p>
       <w:pPr>
@@ -4001,14 +4005,14 @@
           <w:rFonts w:ascii="Calibri" w:hAnsi="Calibri" w:cs="Calibri" w:asciiTheme="minorHAnsi" w:cstheme="minorHAnsi" w:hAnsiTheme="minorHAnsi"/>
         </w:rPr>
       </w:pPr>
-      <w:bookmarkStart w:id="12" w:name="_Toc218955542"/>
+      <w:bookmarkStart w:id="11" w:name="_Toc218955542"/>
       <w:r>
         <w:rPr>
           <w:rFonts w:cs="Calibri" w:ascii="Calibri" w:hAnsi="Calibri" w:asciiTheme="minorHAnsi" w:cstheme="minorHAnsi" w:hAnsiTheme="minorHAnsi"/>
         </w:rPr>
         <w:t>4.2 Manch Terminology Reference</w:t>
       </w:r>
-      <w:bookmarkEnd w:id="12"/>
+      <w:bookmarkEnd w:id="11"/>
     </w:p>
     <w:tbl>
       <w:tblPr>
@@ -4040,6 +4044,7 @@
             <w:pPr>
               <w:pStyle w:val="Normal"/>
               <w:widowControl/>
+              <w:suppressAutoHyphens w:val="true"/>
               <w:spacing w:lineRule="auto" w:line="240" w:before="0" w:after="0"/>
               <w:ind w:start="0"/>
               <w:jc w:val="start"/>
@@ -4070,6 +4075,7 @@
             <w:pPr>
               <w:pStyle w:val="Normal"/>
               <w:widowControl/>
+              <w:suppressAutoHyphens w:val="true"/>
               <w:spacing w:lineRule="auto" w:line="240" w:before="0" w:after="0"/>
               <w:ind w:start="0"/>
               <w:jc w:val="start"/>
@@ -4103,6 +4109,7 @@
             <w:pPr>
               <w:pStyle w:val="Normal"/>
               <w:widowControl/>
+              <w:suppressAutoHyphens w:val="true"/>
               <w:spacing w:lineRule="auto" w:line="240" w:before="0" w:after="0"/>
               <w:ind w:start="0"/>
               <w:jc w:val="start"/>
@@ -4133,6 +4140,7 @@
             <w:pPr>
               <w:pStyle w:val="Normal"/>
               <w:widowControl/>
+              <w:suppressAutoHyphens w:val="true"/>
               <w:spacing w:lineRule="auto" w:line="240" w:before="0" w:after="0"/>
               <w:ind w:start="0"/>
               <w:jc w:val="start"/>
@@ -4166,6 +4174,7 @@
             <w:pPr>
               <w:pStyle w:val="Normal"/>
               <w:widowControl/>
+              <w:suppressAutoHyphens w:val="true"/>
               <w:spacing w:lineRule="auto" w:line="240" w:before="0" w:after="0"/>
               <w:ind w:start="0"/>
               <w:jc w:val="start"/>
@@ -4196,6 +4205,7 @@
             <w:pPr>
               <w:pStyle w:val="Normal"/>
               <w:widowControl/>
+              <w:suppressAutoHyphens w:val="true"/>
               <w:spacing w:lineRule="auto" w:line="240" w:before="0" w:after="0"/>
               <w:ind w:start="0"/>
               <w:jc w:val="start"/>
@@ -4229,6 +4239,7 @@
             <w:pPr>
               <w:pStyle w:val="Normal"/>
               <w:widowControl/>
+              <w:suppressAutoHyphens w:val="true"/>
               <w:spacing w:lineRule="auto" w:line="240" w:before="0" w:after="0"/>
               <w:ind w:start="0"/>
               <w:jc w:val="start"/>
@@ -4259,6 +4270,7 @@
             <w:pPr>
               <w:pStyle w:val="Normal"/>
               <w:widowControl/>
+              <w:suppressAutoHyphens w:val="true"/>
               <w:spacing w:lineRule="auto" w:line="240" w:before="0" w:after="0"/>
               <w:ind w:start="0"/>
               <w:jc w:val="start"/>
@@ -4292,6 +4304,7 @@
             <w:pPr>
               <w:pStyle w:val="Normal"/>
               <w:widowControl/>
+              <w:suppressAutoHyphens w:val="true"/>
               <w:spacing w:lineRule="auto" w:line="240" w:before="0" w:after="0"/>
               <w:ind w:start="0"/>
               <w:jc w:val="start"/>
@@ -4303,11 +4316,9 @@
             </w:pPr>
             <w:r>
               <w:rPr>
-                <w:rFonts w:eastAsia="Montserrat" w:cs="Calibri" w:cstheme="minorHAnsi" w:ascii="Calibri" w:hAnsi="Calibri"/>
-                <w:kern w:val="0"/>
+                <w:rFonts w:cs="Calibri" w:cstheme="minorHAnsi" w:ascii="Calibri" w:hAnsi="Calibri"/>
                 <w:sz w:val="22"/>
                 <w:szCs w:val="22"/>
-                <w:lang w:val="en-US" w:eastAsia="en-GB" w:bidi="ar-SA"/>
               </w:rPr>
             </w:r>
           </w:p>
@@ -4321,6 +4332,7 @@
             <w:pPr>
               <w:pStyle w:val="Normal"/>
               <w:widowControl/>
+              <w:suppressAutoHyphens w:val="true"/>
               <w:spacing w:lineRule="auto" w:line="240" w:before="0" w:after="0"/>
               <w:ind w:start="0"/>
               <w:jc w:val="start"/>
@@ -4332,11 +4344,9 @@
             </w:pPr>
             <w:r>
               <w:rPr>
-                <w:rFonts w:eastAsia="Montserrat" w:cs="Calibri" w:cstheme="minorHAnsi" w:ascii="Calibri" w:hAnsi="Calibri"/>
-                <w:kern w:val="0"/>
+                <w:rFonts w:cs="Calibri" w:cstheme="minorHAnsi" w:ascii="Calibri" w:hAnsi="Calibri"/>
                 <w:sz w:val="22"/>
                 <w:szCs w:val="22"/>
-                <w:lang w:val="en-US" w:eastAsia="en-GB" w:bidi="ar-SA"/>
               </w:rPr>
             </w:r>
           </w:p>
@@ -4353,6 +4363,7 @@
             <w:pPr>
               <w:pStyle w:val="Normal"/>
               <w:widowControl/>
+              <w:suppressAutoHyphens w:val="true"/>
               <w:spacing w:lineRule="auto" w:line="240" w:before="0" w:after="0"/>
               <w:ind w:start="0"/>
               <w:jc w:val="start"/>
@@ -4364,11 +4375,9 @@
             </w:pPr>
             <w:r>
               <w:rPr>
-                <w:rFonts w:eastAsia="Montserrat" w:cs="Calibri" w:cstheme="minorHAnsi" w:ascii="Calibri" w:hAnsi="Calibri"/>
-                <w:kern w:val="0"/>
+                <w:rFonts w:cs="Calibri" w:cstheme="minorHAnsi" w:ascii="Calibri" w:hAnsi="Calibri"/>
                 <w:sz w:val="22"/>
                 <w:szCs w:val="22"/>
-                <w:lang w:val="en-US" w:eastAsia="en-GB" w:bidi="ar-SA"/>
               </w:rPr>
             </w:r>
           </w:p>
@@ -4382,6 +4391,7 @@
             <w:pPr>
               <w:pStyle w:val="Normal"/>
               <w:widowControl/>
+              <w:suppressAutoHyphens w:val="true"/>
               <w:spacing w:lineRule="auto" w:line="240" w:before="0" w:after="0"/>
               <w:ind w:start="0"/>
               <w:jc w:val="start"/>
@@ -4393,11 +4403,9 @@
             </w:pPr>
             <w:r>
               <w:rPr>
-                <w:rFonts w:eastAsia="Montserrat" w:cs="Calibri" w:cstheme="minorHAnsi" w:ascii="Calibri" w:hAnsi="Calibri"/>
-                <w:kern w:val="0"/>
+                <w:rFonts w:cs="Calibri" w:cstheme="minorHAnsi" w:ascii="Calibri" w:hAnsi="Calibri"/>
                 <w:sz w:val="22"/>
                 <w:szCs w:val="22"/>
-                <w:lang w:val="en-US" w:eastAsia="en-GB" w:bidi="ar-SA"/>
               </w:rPr>
             </w:r>
           </w:p>
@@ -4432,7 +4440,7 @@
           <w:lang w:val="en-IN"/>
         </w:rPr>
       </w:pPr>
-      <w:bookmarkStart w:id="13" w:name="_Toc218955543"/>
+      <w:bookmarkStart w:id="12" w:name="_Toc218955543"/>
       <w:r>
         <w:rPr>
           <w:rFonts w:cs="Calibri" w:ascii="Calibri" w:hAnsi="Calibri" w:asciiTheme="minorHAnsi" w:cstheme="minorHAnsi" w:hAnsiTheme="minorHAnsi"/>
@@ -4453,7 +4461,7 @@
         </w:rPr>
         <w:t xml:space="preserve"> Methods</w:t>
       </w:r>
-      <w:bookmarkEnd w:id="13"/>
+      <w:bookmarkEnd w:id="12"/>
     </w:p>
     <w:p>
       <w:pPr>
@@ -4543,7 +4551,7 @@
           <w:lang w:val="en-IN"/>
         </w:rPr>
       </w:pPr>
-      <w:bookmarkStart w:id="14" w:name="_Toc218955544"/>
+      <w:bookmarkStart w:id="13" w:name="_Toc218955544"/>
       <w:r>
         <w:rPr>
           <w:rFonts w:cs="Calibri" w:ascii="Calibri" w:hAnsi="Calibri" w:asciiTheme="minorHAnsi" w:cstheme="minorHAnsi" w:hAnsiTheme="minorHAnsi"/>
@@ -4570,7 +4578,7 @@
         </w:rPr>
         <w:t>Information</w:t>
       </w:r>
-      <w:bookmarkEnd w:id="14"/>
+      <w:bookmarkEnd w:id="13"/>
     </w:p>
     <w:p>
       <w:pPr>
@@ -4608,9 +4616,9 @@
         <w:tblLook w:val="04a0" w:noHBand="0" w:noVBand="1" w:firstColumn="1" w:lastRow="0" w:lastColumn="0" w:firstRow="1"/>
       </w:tblPr>
       <w:tblGrid>
-        <w:gridCol w:w="2092"/>
+        <w:gridCol w:w="2091"/>
         <w:gridCol w:w="1163"/>
-        <w:gridCol w:w="1417"/>
+        <w:gridCol w:w="1418"/>
         <w:gridCol w:w="4344"/>
       </w:tblGrid>
       <w:tr>
@@ -4619,7 +4627,7 @@
         </w:trPr>
         <w:tc>
           <w:tcPr>
-            <w:tcW w:w="2092" w:type="dxa"/>
+            <w:tcW w:w="2091" w:type="dxa"/>
             <w:tcBorders>
               <w:top w:val="single" w:sz="4" w:space="0" w:color="000000"/>
               <w:start w:val="single" w:sz="4" w:space="0" w:color="000000"/>
@@ -4701,7 +4709,7 @@
         </w:tc>
         <w:tc>
           <w:tcPr>
-            <w:tcW w:w="1417" w:type="dxa"/>
+            <w:tcW w:w="1418" w:type="dxa"/>
             <w:tcBorders>
               <w:top w:val="single" w:sz="4" w:space="0" w:color="000000"/>
               <w:bottom w:val="single" w:sz="4" w:space="0" w:color="000000"/>
@@ -4778,7 +4786,7 @@
         </w:trPr>
         <w:tc>
           <w:tcPr>
-            <w:tcW w:w="2092" w:type="dxa"/>
+            <w:tcW w:w="2091" w:type="dxa"/>
             <w:tcBorders>
               <w:top w:val="single" w:sz="4" w:space="0" w:color="000000"/>
               <w:start w:val="single" w:sz="4" w:space="0" w:color="000000"/>
@@ -4851,7 +4859,7 @@
         </w:tc>
         <w:tc>
           <w:tcPr>
-            <w:tcW w:w="1417" w:type="dxa"/>
+            <w:tcW w:w="1418" w:type="dxa"/>
             <w:tcBorders>
               <w:top w:val="single" w:sz="4" w:space="0" w:color="000000"/>
               <w:bottom w:val="single" w:sz="4" w:space="0" w:color="000000"/>
@@ -4927,7 +4935,7 @@
         </w:trPr>
         <w:tc>
           <w:tcPr>
-            <w:tcW w:w="2092" w:type="dxa"/>
+            <w:tcW w:w="2091" w:type="dxa"/>
             <w:tcBorders>
               <w:top w:val="single" w:sz="4" w:space="0" w:color="000000"/>
               <w:start w:val="single" w:sz="4" w:space="0" w:color="000000"/>
@@ -5000,7 +5008,7 @@
         </w:tc>
         <w:tc>
           <w:tcPr>
-            <w:tcW w:w="1417" w:type="dxa"/>
+            <w:tcW w:w="1418" w:type="dxa"/>
             <w:tcBorders>
               <w:top w:val="single" w:sz="4" w:space="0" w:color="000000"/>
               <w:bottom w:val="single" w:sz="4" w:space="0" w:color="000000"/>
@@ -5066,7 +5074,27 @@
                 <w:szCs w:val="24"/>
                 <w:lang w:val="en-IN" w:eastAsia="en-IN"/>
               </w:rPr>
-              <w:t xml:space="preserve">Search a vendor based on Vendor Name or Code through data uploaded in staging data. Reference Table- VC_BASIC_DETAILS </w:t>
+              <w:t xml:space="preserve">Search a vendor based on Vendor Name or Code through data uploaded in </w:t>
+            </w:r>
+            <w:r>
+              <w:rPr>
+                <w:rFonts w:eastAsia="Times New Roman" w:cs="Calibri" w:ascii="Calibri" w:hAnsi="Calibri"/>
+                <w:color w:val="000000"/>
+                <w:sz w:val="24"/>
+                <w:szCs w:val="24"/>
+                <w:lang w:val="en-IN" w:eastAsia="en-IN"/>
+              </w:rPr>
+              <w:t>reference table</w:t>
+            </w:r>
+            <w:r>
+              <w:rPr>
+                <w:rFonts w:eastAsia="Times New Roman" w:cs="Calibri" w:ascii="Calibri" w:hAnsi="Calibri"/>
+                <w:color w:val="000000"/>
+                <w:sz w:val="24"/>
+                <w:szCs w:val="24"/>
+                <w:lang w:val="en-IN" w:eastAsia="en-IN"/>
+              </w:rPr>
+              <w:t xml:space="preserve"> data. Reference Table- VC_BASIC_DETAILS </w:t>
               <w:br/>
               <w:br/>
               <w:t>Concat attr 1 &amp; attr 3 from the reference table for the dropdown values</w:t>
@@ -5087,7 +5115,7 @@
         </w:trPr>
         <w:tc>
           <w:tcPr>
-            <w:tcW w:w="2092" w:type="dxa"/>
+            <w:tcW w:w="2091" w:type="dxa"/>
             <w:tcBorders>
               <w:top w:val="single" w:sz="4" w:space="0" w:color="000000"/>
               <w:start w:val="single" w:sz="4" w:space="0" w:color="000000"/>
@@ -5160,7 +5188,7 @@
         </w:tc>
         <w:tc>
           <w:tcPr>
-            <w:tcW w:w="1417" w:type="dxa"/>
+            <w:tcW w:w="1418" w:type="dxa"/>
             <w:tcBorders>
               <w:top w:val="single" w:sz="4" w:space="0" w:color="000000"/>
               <w:bottom w:val="single" w:sz="4" w:space="0" w:color="000000"/>
@@ -5239,7 +5267,7 @@
         </w:trPr>
         <w:tc>
           <w:tcPr>
-            <w:tcW w:w="2092" w:type="dxa"/>
+            <w:tcW w:w="2091" w:type="dxa"/>
             <w:tcBorders>
               <w:top w:val="single" w:sz="4" w:space="0" w:color="000000"/>
               <w:start w:val="single" w:sz="4" w:space="0" w:color="000000"/>
@@ -5312,7 +5340,7 @@
         </w:tc>
         <w:tc>
           <w:tcPr>
-            <w:tcW w:w="1417" w:type="dxa"/>
+            <w:tcW w:w="1418" w:type="dxa"/>
             <w:tcBorders>
               <w:top w:val="single" w:sz="4" w:space="0" w:color="000000"/>
               <w:bottom w:val="single" w:sz="4" w:space="0" w:color="000000"/>
@@ -5389,7 +5417,7 @@
         </w:trPr>
         <w:tc>
           <w:tcPr>
-            <w:tcW w:w="2092" w:type="dxa"/>
+            <w:tcW w:w="2091" w:type="dxa"/>
             <w:tcBorders>
               <w:top w:val="single" w:sz="4" w:space="0" w:color="000000"/>
               <w:start w:val="single" w:sz="4" w:space="0" w:color="000000"/>
@@ -5462,7 +5490,7 @@
         </w:tc>
         <w:tc>
           <w:tcPr>
-            <w:tcW w:w="1417" w:type="dxa"/>
+            <w:tcW w:w="1418" w:type="dxa"/>
             <w:tcBorders>
               <w:top w:val="single" w:sz="4" w:space="0" w:color="000000"/>
               <w:bottom w:val="single" w:sz="4" w:space="0" w:color="000000"/>
@@ -5539,7 +5567,7 @@
         </w:trPr>
         <w:tc>
           <w:tcPr>
-            <w:tcW w:w="2092" w:type="dxa"/>
+            <w:tcW w:w="2091" w:type="dxa"/>
             <w:tcBorders>
               <w:top w:val="single" w:sz="4" w:space="0" w:color="000000"/>
               <w:start w:val="single" w:sz="4" w:space="0" w:color="000000"/>
@@ -5612,7 +5640,7 @@
         </w:tc>
         <w:tc>
           <w:tcPr>
-            <w:tcW w:w="1417" w:type="dxa"/>
+            <w:tcW w:w="1418" w:type="dxa"/>
             <w:tcBorders>
               <w:top w:val="single" w:sz="4" w:space="0" w:color="000000"/>
               <w:bottom w:val="single" w:sz="4" w:space="0" w:color="000000"/>
@@ -5689,7 +5717,7 @@
         </w:trPr>
         <w:tc>
           <w:tcPr>
-            <w:tcW w:w="2092" w:type="dxa"/>
+            <w:tcW w:w="2091" w:type="dxa"/>
             <w:tcBorders>
               <w:top w:val="single" w:sz="4" w:space="0" w:color="000000"/>
               <w:start w:val="single" w:sz="4" w:space="0" w:color="000000"/>
@@ -5762,7 +5790,7 @@
         </w:tc>
         <w:tc>
           <w:tcPr>
-            <w:tcW w:w="1417" w:type="dxa"/>
+            <w:tcW w:w="1418" w:type="dxa"/>
             <w:tcBorders>
               <w:top w:val="single" w:sz="4" w:space="0" w:color="000000"/>
               <w:bottom w:val="single" w:sz="4" w:space="0" w:color="000000"/>
@@ -5839,7 +5867,7 @@
         </w:trPr>
         <w:tc>
           <w:tcPr>
-            <w:tcW w:w="2092" w:type="dxa"/>
+            <w:tcW w:w="2091" w:type="dxa"/>
             <w:tcBorders>
               <w:top w:val="single" w:sz="4" w:space="0" w:color="000000"/>
               <w:start w:val="single" w:sz="4" w:space="0" w:color="000000"/>
@@ -5912,7 +5940,7 @@
         </w:tc>
         <w:tc>
           <w:tcPr>
-            <w:tcW w:w="1417" w:type="dxa"/>
+            <w:tcW w:w="1418" w:type="dxa"/>
             <w:tcBorders>
               <w:top w:val="single" w:sz="4" w:space="0" w:color="000000"/>
               <w:bottom w:val="single" w:sz="4" w:space="0" w:color="000000"/>
@@ -5989,7 +6017,7 @@
         </w:trPr>
         <w:tc>
           <w:tcPr>
-            <w:tcW w:w="2092" w:type="dxa"/>
+            <w:tcW w:w="2091" w:type="dxa"/>
             <w:tcBorders>
               <w:top w:val="single" w:sz="4" w:space="0" w:color="000000"/>
               <w:start w:val="single" w:sz="4" w:space="0" w:color="000000"/>
@@ -6062,7 +6090,7 @@
         </w:tc>
         <w:tc>
           <w:tcPr>
-            <w:tcW w:w="1417" w:type="dxa"/>
+            <w:tcW w:w="1418" w:type="dxa"/>
             <w:tcBorders>
               <w:top w:val="single" w:sz="4" w:space="0" w:color="000000"/>
               <w:bottom w:val="single" w:sz="4" w:space="0" w:color="000000"/>
@@ -6139,7 +6167,7 @@
         </w:trPr>
         <w:tc>
           <w:tcPr>
-            <w:tcW w:w="2092" w:type="dxa"/>
+            <w:tcW w:w="2091" w:type="dxa"/>
             <w:tcBorders>
               <w:top w:val="single" w:sz="4" w:space="0" w:color="000000"/>
               <w:start w:val="single" w:sz="4" w:space="0" w:color="000000"/>
@@ -6212,7 +6240,7 @@
         </w:tc>
         <w:tc>
           <w:tcPr>
-            <w:tcW w:w="1417" w:type="dxa"/>
+            <w:tcW w:w="1418" w:type="dxa"/>
             <w:tcBorders>
               <w:top w:val="single" w:sz="4" w:space="0" w:color="000000"/>
               <w:bottom w:val="single" w:sz="4" w:space="0" w:color="000000"/>
@@ -6308,7 +6336,7 @@
         </w:trPr>
         <w:tc>
           <w:tcPr>
-            <w:tcW w:w="2092" w:type="dxa"/>
+            <w:tcW w:w="2091" w:type="dxa"/>
             <w:tcBorders>
               <w:top w:val="single" w:sz="4" w:space="0" w:color="000000"/>
               <w:start w:val="single" w:sz="4" w:space="0" w:color="000000"/>
@@ -6381,7 +6409,7 @@
         </w:tc>
         <w:tc>
           <w:tcPr>
-            <w:tcW w:w="1417" w:type="dxa"/>
+            <w:tcW w:w="1418" w:type="dxa"/>
             <w:tcBorders>
               <w:top w:val="single" w:sz="4" w:space="0" w:color="000000"/>
               <w:bottom w:val="single" w:sz="4" w:space="0" w:color="000000"/>
@@ -6458,7 +6486,7 @@
         </w:trPr>
         <w:tc>
           <w:tcPr>
-            <w:tcW w:w="2092" w:type="dxa"/>
+            <w:tcW w:w="2091" w:type="dxa"/>
             <w:tcBorders>
               <w:top w:val="single" w:sz="4" w:space="0" w:color="000000"/>
               <w:start w:val="single" w:sz="4" w:space="0" w:color="000000"/>
@@ -6531,7 +6559,7 @@
         </w:tc>
         <w:tc>
           <w:tcPr>
-            <w:tcW w:w="1417" w:type="dxa"/>
+            <w:tcW w:w="1418" w:type="dxa"/>
             <w:tcBorders>
               <w:top w:val="single" w:sz="4" w:space="0" w:color="000000"/>
               <w:bottom w:val="single" w:sz="4" w:space="0" w:color="000000"/>
@@ -6608,7 +6636,7 @@
         </w:trPr>
         <w:tc>
           <w:tcPr>
-            <w:tcW w:w="2092" w:type="dxa"/>
+            <w:tcW w:w="2091" w:type="dxa"/>
             <w:tcBorders>
               <w:top w:val="single" w:sz="4" w:space="0" w:color="000000"/>
               <w:start w:val="single" w:sz="4" w:space="0" w:color="000000"/>
@@ -6681,7 +6709,7 @@
         </w:tc>
         <w:tc>
           <w:tcPr>
-            <w:tcW w:w="1417" w:type="dxa"/>
+            <w:tcW w:w="1418" w:type="dxa"/>
             <w:tcBorders>
               <w:top w:val="single" w:sz="4" w:space="0" w:color="000000"/>
               <w:bottom w:val="single" w:sz="4" w:space="0" w:color="000000"/>
@@ -6747,7 +6775,77 @@
                 <w:szCs w:val="24"/>
                 <w:lang w:val="en-IN" w:eastAsia="en-IN"/>
               </w:rPr>
-              <w:t>Display company code from "VC_COMPANY_DETAILS" staging attribute 2, it is dependet on field value of  "Vendor Number" Field. Vendor number is attribute 1 of same staging.</w:t>
+              <w:t>Derive</w:t>
+            </w:r>
+            <w:r>
+              <w:rPr>
+                <w:rFonts w:eastAsia="Times New Roman" w:cs="Calibri" w:ascii="Calibri" w:hAnsi="Calibri"/>
+                <w:color w:val="000000"/>
+                <w:sz w:val="24"/>
+                <w:szCs w:val="24"/>
+                <w:lang w:val="en-IN" w:eastAsia="en-IN"/>
+              </w:rPr>
+              <w:t xml:space="preserve"> company code from "VC_COMPANY_DETAILS" </w:t>
+            </w:r>
+            <w:r>
+              <w:rPr>
+                <w:rFonts w:eastAsia="Times New Roman" w:cs="Calibri" w:ascii="Calibri" w:hAnsi="Calibri"/>
+                <w:color w:val="000000"/>
+                <w:sz w:val="24"/>
+                <w:szCs w:val="24"/>
+                <w:lang w:val="en-IN" w:eastAsia="en-IN"/>
+              </w:rPr>
+              <w:t>reference table</w:t>
+            </w:r>
+            <w:r>
+              <w:rPr>
+                <w:rFonts w:eastAsia="Times New Roman" w:cs="Calibri" w:ascii="Calibri" w:hAnsi="Calibri"/>
+                <w:color w:val="000000"/>
+                <w:sz w:val="24"/>
+                <w:szCs w:val="24"/>
+                <w:lang w:val="en-IN" w:eastAsia="en-IN"/>
+              </w:rPr>
+              <w:t xml:space="preserve"> attribute 2, it is dependet on field value of  "Vendor Number" </w:t>
+            </w:r>
+            <w:r>
+              <w:rPr>
+                <w:rFonts w:eastAsia="Times New Roman" w:cs="Calibri" w:ascii="Calibri" w:hAnsi="Calibri"/>
+                <w:color w:val="000000"/>
+                <w:sz w:val="24"/>
+                <w:szCs w:val="24"/>
+                <w:lang w:val="en-IN" w:eastAsia="en-IN"/>
+              </w:rPr>
+              <w:t>(from Vendor Details panel)</w:t>
+            </w:r>
+            <w:r>
+              <w:rPr>
+                <w:rFonts w:eastAsia="Times New Roman" w:cs="Calibri" w:ascii="Calibri" w:hAnsi="Calibri"/>
+                <w:color w:val="000000"/>
+                <w:sz w:val="24"/>
+                <w:szCs w:val="24"/>
+                <w:lang w:val="en-IN" w:eastAsia="en-IN"/>
+              </w:rPr>
+              <w:t xml:space="preserve"> Field. Vendor number is attribute 1 of same </w:t>
+            </w:r>
+            <w:r>
+              <w:rPr>
+                <w:rFonts w:eastAsia="Times New Roman" w:cs="Calibri" w:ascii="Calibri" w:hAnsi="Calibri"/>
+                <w:color w:val="000000"/>
+                <w:sz w:val="24"/>
+                <w:szCs w:val="24"/>
+                <w:lang w:val="en-IN" w:eastAsia="en-IN"/>
+              </w:rPr>
+              <w:t>reference table</w:t>
+            </w:r>
+            <w:r>
+              <w:rPr>
+                <w:rFonts w:eastAsia="Times New Roman" w:cs="Calibri" w:ascii="Calibri" w:hAnsi="Calibri"/>
+                <w:color w:val="000000"/>
+                <w:sz w:val="24"/>
+                <w:szCs w:val="24"/>
+                <w:lang w:val="en-IN" w:eastAsia="en-IN"/>
+              </w:rPr>
+              <w:t>.</w:t>
             </w:r>
           </w:p>
         </w:tc>
@@ -6758,7 +6856,7 @@
         </w:trPr>
         <w:tc>
           <w:tcPr>
-            <w:tcW w:w="2092" w:type="dxa"/>
+            <w:tcW w:w="2091" w:type="dxa"/>
             <w:tcBorders>
               <w:top w:val="single" w:sz="4" w:space="0" w:color="000000"/>
               <w:start w:val="single" w:sz="4" w:space="0" w:color="000000"/>
@@ -6831,7 +6929,7 @@
         </w:tc>
         <w:tc>
           <w:tcPr>
-            <w:tcW w:w="1417" w:type="dxa"/>
+            <w:tcW w:w="1418" w:type="dxa"/>
             <w:tcBorders>
               <w:top w:val="single" w:sz="4" w:space="0" w:color="000000"/>
               <w:bottom w:val="single" w:sz="4" w:space="0" w:color="000000"/>
@@ -6899,7 +6997,7 @@
               </w:rPr>
               <w:t>Shows the current posting block status from the system.</w:t>
               <w:br/>
-              <w:t>Old Status should be derived automatically through Validation from Staging reference data table -VC_COMPANY_DETAILS attribute 7 .</w:t>
+              <w:t>Old Status should be derived automatically through Validation from reference table -VC_COMPANY_DETAILS attribute 7 .</w:t>
               <w:br/>
               <w:t>This field will always be disabled</w:t>
             </w:r>
@@ -6912,7 +7010,7 @@
         </w:trPr>
         <w:tc>
           <w:tcPr>
-            <w:tcW w:w="2092" w:type="dxa"/>
+            <w:tcW w:w="2091" w:type="dxa"/>
             <w:tcBorders>
               <w:top w:val="single" w:sz="4" w:space="0" w:color="000000"/>
               <w:start w:val="single" w:sz="4" w:space="0" w:color="000000"/>
@@ -6985,7 +7083,7 @@
         </w:tc>
         <w:tc>
           <w:tcPr>
-            <w:tcW w:w="1417" w:type="dxa"/>
+            <w:tcW w:w="1418" w:type="dxa"/>
             <w:tcBorders>
               <w:top w:val="single" w:sz="4" w:space="0" w:color="000000"/>
               <w:bottom w:val="single" w:sz="4" w:space="0" w:color="000000"/>
@@ -7068,7 +7166,7 @@
         </w:trPr>
         <w:tc>
           <w:tcPr>
-            <w:tcW w:w="2092" w:type="dxa"/>
+            <w:tcW w:w="2091" w:type="dxa"/>
             <w:tcBorders>
               <w:top w:val="single" w:sz="4" w:space="0" w:color="000000"/>
               <w:start w:val="single" w:sz="4" w:space="0" w:color="000000"/>
@@ -7141,7 +7239,7 @@
         </w:tc>
         <w:tc>
           <w:tcPr>
-            <w:tcW w:w="1417" w:type="dxa"/>
+            <w:tcW w:w="1418" w:type="dxa"/>
             <w:tcBorders>
               <w:top w:val="single" w:sz="4" w:space="0" w:color="000000"/>
               <w:bottom w:val="single" w:sz="4" w:space="0" w:color="000000"/>
@@ -7217,7 +7315,7 @@
         </w:trPr>
         <w:tc>
           <w:tcPr>
-            <w:tcW w:w="2092" w:type="dxa"/>
+            <w:tcW w:w="2091" w:type="dxa"/>
             <w:tcBorders>
               <w:top w:val="single" w:sz="4" w:space="0" w:color="000000"/>
               <w:start w:val="single" w:sz="4" w:space="0" w:color="000000"/>
@@ -7290,7 +7388,7 @@
         </w:tc>
         <w:tc>
           <w:tcPr>
-            <w:tcW w:w="1417" w:type="dxa"/>
+            <w:tcW w:w="1418" w:type="dxa"/>
             <w:tcBorders>
               <w:top w:val="single" w:sz="4" w:space="0" w:color="000000"/>
               <w:bottom w:val="single" w:sz="4" w:space="0" w:color="000000"/>
@@ -7367,7 +7465,7 @@
         </w:trPr>
         <w:tc>
           <w:tcPr>
-            <w:tcW w:w="2092" w:type="dxa"/>
+            <w:tcW w:w="2091" w:type="dxa"/>
             <w:tcBorders>
               <w:top w:val="single" w:sz="4" w:space="0" w:color="000000"/>
               <w:start w:val="single" w:sz="4" w:space="0" w:color="000000"/>
@@ -7440,7 +7538,7 @@
         </w:tc>
         <w:tc>
           <w:tcPr>
-            <w:tcW w:w="1417" w:type="dxa"/>
+            <w:tcW w:w="1418" w:type="dxa"/>
             <w:tcBorders>
               <w:top w:val="single" w:sz="4" w:space="0" w:color="000000"/>
               <w:bottom w:val="single" w:sz="4" w:space="0" w:color="000000"/>
@@ -7517,7 +7615,7 @@
         </w:trPr>
         <w:tc>
           <w:tcPr>
-            <w:tcW w:w="2092" w:type="dxa"/>
+            <w:tcW w:w="2091" w:type="dxa"/>
             <w:tcBorders>
               <w:top w:val="single" w:sz="4" w:space="0" w:color="000000"/>
               <w:start w:val="single" w:sz="4" w:space="0" w:color="000000"/>
@@ -7590,7 +7688,7 @@
         </w:tc>
         <w:tc>
           <w:tcPr>
-            <w:tcW w:w="1417" w:type="dxa"/>
+            <w:tcW w:w="1418" w:type="dxa"/>
             <w:tcBorders>
               <w:top w:val="single" w:sz="4" w:space="0" w:color="000000"/>
               <w:bottom w:val="single" w:sz="4" w:space="0" w:color="000000"/>
@@ -7656,7 +7754,27 @@
                 <w:szCs w:val="24"/>
                 <w:lang w:val="en-IN" w:eastAsia="en-IN"/>
               </w:rPr>
-              <w:t>If Block / Unblock posting selected company code function selected in field "Which function you would like to Update?", then this panel will be visible and all other panels are invisible</w:t>
+              <w:t xml:space="preserve">If Block / Unblock posting selected company code function selected in field "Which function you would like to Update?" </w:t>
+            </w:r>
+            <w:r>
+              <w:rPr>
+                <w:rFonts w:eastAsia="Times New Roman" w:cs="Calibri" w:ascii="Calibri" w:hAnsi="Calibri"/>
+                <w:color w:val="000000"/>
+                <w:sz w:val="24"/>
+                <w:szCs w:val="24"/>
+                <w:lang w:val="en-IN" w:eastAsia="en-IN"/>
+              </w:rPr>
+              <w:t>(from Vendor Details panel)</w:t>
+            </w:r>
+            <w:r>
+              <w:rPr>
+                <w:rFonts w:eastAsia="Times New Roman" w:cs="Calibri" w:ascii="Calibri" w:hAnsi="Calibri"/>
+                <w:color w:val="000000"/>
+                <w:sz w:val="24"/>
+                <w:szCs w:val="24"/>
+                <w:lang w:val="en-IN" w:eastAsia="en-IN"/>
+              </w:rPr>
+              <w:t>, then this panel will be visible and all other panels are invisible</w:t>
             </w:r>
           </w:p>
         </w:tc>
@@ -7667,7 +7785,7 @@
         </w:trPr>
         <w:tc>
           <w:tcPr>
-            <w:tcW w:w="2092" w:type="dxa"/>
+            <w:tcW w:w="2091" w:type="dxa"/>
             <w:tcBorders>
               <w:top w:val="single" w:sz="4" w:space="0" w:color="000000"/>
               <w:start w:val="single" w:sz="4" w:space="0" w:color="000000"/>
@@ -7740,7 +7858,7 @@
         </w:tc>
         <w:tc>
           <w:tcPr>
-            <w:tcW w:w="1417" w:type="dxa"/>
+            <w:tcW w:w="1418" w:type="dxa"/>
             <w:tcBorders>
               <w:top w:val="single" w:sz="4" w:space="0" w:color="000000"/>
               <w:bottom w:val="single" w:sz="4" w:space="0" w:color="000000"/>
@@ -7817,7 +7935,7 @@
         </w:trPr>
         <w:tc>
           <w:tcPr>
-            <w:tcW w:w="2092" w:type="dxa"/>
+            <w:tcW w:w="2091" w:type="dxa"/>
             <w:tcBorders>
               <w:top w:val="single" w:sz="4" w:space="0" w:color="000000"/>
               <w:start w:val="single" w:sz="4" w:space="0" w:color="000000"/>
@@ -7890,7 +8008,7 @@
         </w:tc>
         <w:tc>
           <w:tcPr>
-            <w:tcW w:w="1417" w:type="dxa"/>
+            <w:tcW w:w="1418" w:type="dxa"/>
             <w:tcBorders>
               <w:top w:val="single" w:sz="4" w:space="0" w:color="000000"/>
               <w:bottom w:val="single" w:sz="4" w:space="0" w:color="000000"/>
@@ -7956,7 +8074,77 @@
                 <w:szCs w:val="24"/>
                 <w:lang w:val="en-IN" w:eastAsia="en-IN"/>
               </w:rPr>
-              <w:t>Display company code from "VC_COMPANY_DETAILS" staging attribute 2, it is dependet on field value of  "Vendor Number" Field. Vendor number is attribute 1 of same staging.</w:t>
+              <w:t>Derive</w:t>
+            </w:r>
+            <w:r>
+              <w:rPr>
+                <w:rFonts w:eastAsia="Times New Roman" w:cs="Calibri" w:ascii="Calibri" w:hAnsi="Calibri"/>
+                <w:color w:val="000000"/>
+                <w:sz w:val="24"/>
+                <w:szCs w:val="24"/>
+                <w:lang w:val="en-IN" w:eastAsia="en-IN"/>
+              </w:rPr>
+              <w:t xml:space="preserve"> company code from "VC_COMPANY_DETAILS" </w:t>
+            </w:r>
+            <w:r>
+              <w:rPr>
+                <w:rFonts w:eastAsia="Times New Roman" w:cs="Calibri" w:ascii="Calibri" w:hAnsi="Calibri"/>
+                <w:color w:val="000000"/>
+                <w:sz w:val="24"/>
+                <w:szCs w:val="24"/>
+                <w:lang w:val="en-IN" w:eastAsia="en-IN"/>
+              </w:rPr>
+              <w:t>reference table</w:t>
+            </w:r>
+            <w:r>
+              <w:rPr>
+                <w:rFonts w:eastAsia="Times New Roman" w:cs="Calibri" w:ascii="Calibri" w:hAnsi="Calibri"/>
+                <w:color w:val="000000"/>
+                <w:sz w:val="24"/>
+                <w:szCs w:val="24"/>
+                <w:lang w:val="en-IN" w:eastAsia="en-IN"/>
+              </w:rPr>
+              <w:t xml:space="preserve"> attribute 2, it is dependet on field value of  "Vendor Number" </w:t>
+            </w:r>
+            <w:r>
+              <w:rPr>
+                <w:rFonts w:eastAsia="Times New Roman" w:cs="Calibri" w:ascii="Calibri" w:hAnsi="Calibri"/>
+                <w:color w:val="000000"/>
+                <w:sz w:val="24"/>
+                <w:szCs w:val="24"/>
+                <w:lang w:val="en-IN" w:eastAsia="en-IN"/>
+              </w:rPr>
+              <w:t>(from Vendor Details panel)</w:t>
+            </w:r>
+            <w:r>
+              <w:rPr>
+                <w:rFonts w:eastAsia="Times New Roman" w:cs="Calibri" w:ascii="Calibri" w:hAnsi="Calibri"/>
+                <w:color w:val="000000"/>
+                <w:sz w:val="24"/>
+                <w:szCs w:val="24"/>
+                <w:lang w:val="en-IN" w:eastAsia="en-IN"/>
+              </w:rPr>
+              <w:t xml:space="preserve"> Field. Vendor number is attribute 1 of same </w:t>
+            </w:r>
+            <w:r>
+              <w:rPr>
+                <w:rFonts w:eastAsia="Times New Roman" w:cs="Calibri" w:ascii="Calibri" w:hAnsi="Calibri"/>
+                <w:color w:val="000000"/>
+                <w:sz w:val="24"/>
+                <w:szCs w:val="24"/>
+                <w:lang w:val="en-IN" w:eastAsia="en-IN"/>
+              </w:rPr>
+              <w:t>reference table</w:t>
+            </w:r>
+            <w:r>
+              <w:rPr>
+                <w:rFonts w:eastAsia="Times New Roman" w:cs="Calibri" w:ascii="Calibri" w:hAnsi="Calibri"/>
+                <w:color w:val="000000"/>
+                <w:sz w:val="24"/>
+                <w:szCs w:val="24"/>
+                <w:lang w:val="en-IN" w:eastAsia="en-IN"/>
+              </w:rPr>
+              <w:t>.</w:t>
             </w:r>
           </w:p>
         </w:tc>
@@ -7967,7 +8155,7 @@
         </w:trPr>
         <w:tc>
           <w:tcPr>
-            <w:tcW w:w="2092" w:type="dxa"/>
+            <w:tcW w:w="2091" w:type="dxa"/>
             <w:tcBorders>
               <w:top w:val="single" w:sz="4" w:space="0" w:color="000000"/>
               <w:start w:val="single" w:sz="4" w:space="0" w:color="000000"/>
@@ -8040,7 +8228,7 @@
         </w:tc>
         <w:tc>
           <w:tcPr>
-            <w:tcW w:w="1417" w:type="dxa"/>
+            <w:tcW w:w="1418" w:type="dxa"/>
             <w:tcBorders>
               <w:top w:val="single" w:sz="4" w:space="0" w:color="000000"/>
               <w:bottom w:val="single" w:sz="4" w:space="0" w:color="000000"/>
@@ -8108,7 +8296,7 @@
               </w:rPr>
               <w:t>Displays the current posting block status from the system.</w:t>
               <w:br/>
-              <w:t>Old Status should be derived automatically through Validation from Staging reference data table -VC_COMPANY_DETAILS attribute 7</w:t>
+              <w:t>Old Status should be derived automatically through Validation from reference table -VC_COMPANY_DETAILS attribute 7</w:t>
               <w:br/>
               <w:t>This field will always be disabled</w:t>
             </w:r>
@@ -8121,7 +8309,7 @@
         </w:trPr>
         <w:tc>
           <w:tcPr>
-            <w:tcW w:w="2092" w:type="dxa"/>
+            <w:tcW w:w="2091" w:type="dxa"/>
             <w:tcBorders>
               <w:top w:val="single" w:sz="4" w:space="0" w:color="000000"/>
               <w:start w:val="single" w:sz="4" w:space="0" w:color="000000"/>
@@ -8194,7 +8382,7 @@
         </w:tc>
         <w:tc>
           <w:tcPr>
-            <w:tcW w:w="1417" w:type="dxa"/>
+            <w:tcW w:w="1418" w:type="dxa"/>
             <w:tcBorders>
               <w:top w:val="single" w:sz="4" w:space="0" w:color="000000"/>
               <w:bottom w:val="single" w:sz="4" w:space="0" w:color="000000"/>
@@ -8277,7 +8465,7 @@
         </w:trPr>
         <w:tc>
           <w:tcPr>
-            <w:tcW w:w="2092" w:type="dxa"/>
+            <w:tcW w:w="2091" w:type="dxa"/>
             <w:tcBorders>
               <w:top w:val="single" w:sz="4" w:space="0" w:color="000000"/>
               <w:start w:val="single" w:sz="4" w:space="0" w:color="000000"/>
@@ -8350,7 +8538,7 @@
         </w:tc>
         <w:tc>
           <w:tcPr>
-            <w:tcW w:w="1417" w:type="dxa"/>
+            <w:tcW w:w="1418" w:type="dxa"/>
             <w:tcBorders>
               <w:top w:val="single" w:sz="4" w:space="0" w:color="000000"/>
               <w:bottom w:val="single" w:sz="4" w:space="0" w:color="000000"/>
@@ -8426,7 +8614,7 @@
         </w:trPr>
         <w:tc>
           <w:tcPr>
-            <w:tcW w:w="2092" w:type="dxa"/>
+            <w:tcW w:w="2091" w:type="dxa"/>
             <w:tcBorders>
               <w:top w:val="single" w:sz="4" w:space="0" w:color="000000"/>
               <w:start w:val="single" w:sz="4" w:space="0" w:color="000000"/>
@@ -8499,7 +8687,7 @@
         </w:tc>
         <w:tc>
           <w:tcPr>
-            <w:tcW w:w="1417" w:type="dxa"/>
+            <w:tcW w:w="1418" w:type="dxa"/>
             <w:tcBorders>
               <w:top w:val="single" w:sz="4" w:space="0" w:color="000000"/>
               <w:bottom w:val="single" w:sz="4" w:space="0" w:color="000000"/>
@@ -8576,7 +8764,7 @@
         </w:trPr>
         <w:tc>
           <w:tcPr>
-            <w:tcW w:w="2092" w:type="dxa"/>
+            <w:tcW w:w="2091" w:type="dxa"/>
             <w:tcBorders>
               <w:top w:val="single" w:sz="4" w:space="0" w:color="000000"/>
               <w:start w:val="single" w:sz="4" w:space="0" w:color="000000"/>
@@ -8649,7 +8837,7 @@
         </w:tc>
         <w:tc>
           <w:tcPr>
-            <w:tcW w:w="1417" w:type="dxa"/>
+            <w:tcW w:w="1418" w:type="dxa"/>
             <w:tcBorders>
               <w:top w:val="single" w:sz="4" w:space="0" w:color="000000"/>
               <w:bottom w:val="single" w:sz="4" w:space="0" w:color="000000"/>
@@ -8726,7 +8914,7 @@
         </w:trPr>
         <w:tc>
           <w:tcPr>
-            <w:tcW w:w="2092" w:type="dxa"/>
+            <w:tcW w:w="2091" w:type="dxa"/>
             <w:tcBorders>
               <w:top w:val="single" w:sz="4" w:space="0" w:color="000000"/>
               <w:start w:val="single" w:sz="4" w:space="0" w:color="000000"/>
@@ -8799,7 +8987,7 @@
         </w:tc>
         <w:tc>
           <w:tcPr>
-            <w:tcW w:w="1417" w:type="dxa"/>
+            <w:tcW w:w="1418" w:type="dxa"/>
             <w:tcBorders>
               <w:top w:val="single" w:sz="4" w:space="0" w:color="000000"/>
               <w:bottom w:val="single" w:sz="4" w:space="0" w:color="000000"/>
@@ -8876,7 +9064,7 @@
         </w:trPr>
         <w:tc>
           <w:tcPr>
-            <w:tcW w:w="2092" w:type="dxa"/>
+            <w:tcW w:w="2091" w:type="dxa"/>
             <w:tcBorders>
               <w:top w:val="single" w:sz="4" w:space="0" w:color="000000"/>
               <w:start w:val="single" w:sz="4" w:space="0" w:color="000000"/>
@@ -8949,7 +9137,7 @@
         </w:tc>
         <w:tc>
           <w:tcPr>
-            <w:tcW w:w="1417" w:type="dxa"/>
+            <w:tcW w:w="1418" w:type="dxa"/>
             <w:tcBorders>
               <w:top w:val="single" w:sz="4" w:space="0" w:color="000000"/>
               <w:bottom w:val="single" w:sz="4" w:space="0" w:color="000000"/>
@@ -9026,7 +9214,7 @@
         </w:trPr>
         <w:tc>
           <w:tcPr>
-            <w:tcW w:w="2092" w:type="dxa"/>
+            <w:tcW w:w="2091" w:type="dxa"/>
             <w:tcBorders>
               <w:top w:val="single" w:sz="4" w:space="0" w:color="000000"/>
               <w:start w:val="single" w:sz="4" w:space="0" w:color="000000"/>
@@ -9099,7 +9287,7 @@
         </w:tc>
         <w:tc>
           <w:tcPr>
-            <w:tcW w:w="1417" w:type="dxa"/>
+            <w:tcW w:w="1418" w:type="dxa"/>
             <w:tcBorders>
               <w:top w:val="single" w:sz="4" w:space="0" w:color="000000"/>
               <w:bottom w:val="single" w:sz="4" w:space="0" w:color="000000"/>
@@ -9165,7 +9353,77 @@
                 <w:szCs w:val="24"/>
                 <w:lang w:val="en-IN" w:eastAsia="en-IN"/>
               </w:rPr>
-              <w:t>Display company code from "VC_COMPANY_DETAILS" staging attribute 2, it is dependet on field value of  "Vendor Number" Field. Vendor number is attribute 1 of same staging.</w:t>
+              <w:t>Derive</w:t>
+            </w:r>
+            <w:r>
+              <w:rPr>
+                <w:rFonts w:eastAsia="Times New Roman" w:cs="Calibri" w:ascii="Calibri" w:hAnsi="Calibri"/>
+                <w:color w:val="000000"/>
+                <w:sz w:val="24"/>
+                <w:szCs w:val="24"/>
+                <w:lang w:val="en-IN" w:eastAsia="en-IN"/>
+              </w:rPr>
+              <w:t xml:space="preserve"> company code from "VC_COMPANY_DETAILS" </w:t>
+            </w:r>
+            <w:r>
+              <w:rPr>
+                <w:rFonts w:eastAsia="Times New Roman" w:cs="Calibri" w:ascii="Calibri" w:hAnsi="Calibri"/>
+                <w:color w:val="000000"/>
+                <w:sz w:val="24"/>
+                <w:szCs w:val="24"/>
+                <w:lang w:val="en-IN" w:eastAsia="en-IN"/>
+              </w:rPr>
+              <w:t>reference table</w:t>
+            </w:r>
+            <w:r>
+              <w:rPr>
+                <w:rFonts w:eastAsia="Times New Roman" w:cs="Calibri" w:ascii="Calibri" w:hAnsi="Calibri"/>
+                <w:color w:val="000000"/>
+                <w:sz w:val="24"/>
+                <w:szCs w:val="24"/>
+                <w:lang w:val="en-IN" w:eastAsia="en-IN"/>
+              </w:rPr>
+              <w:t xml:space="preserve"> attribute 2, it is dependet on field value of  "Vendor Number" </w:t>
+            </w:r>
+            <w:r>
+              <w:rPr>
+                <w:rFonts w:eastAsia="Times New Roman" w:cs="Calibri" w:ascii="Calibri" w:hAnsi="Calibri"/>
+                <w:color w:val="000000"/>
+                <w:sz w:val="24"/>
+                <w:szCs w:val="24"/>
+                <w:lang w:val="en-IN" w:eastAsia="en-IN"/>
+              </w:rPr>
+              <w:t>(from Vendor Details panel)</w:t>
+            </w:r>
+            <w:r>
+              <w:rPr>
+                <w:rFonts w:eastAsia="Times New Roman" w:cs="Calibri" w:ascii="Calibri" w:hAnsi="Calibri"/>
+                <w:color w:val="000000"/>
+                <w:sz w:val="24"/>
+                <w:szCs w:val="24"/>
+                <w:lang w:val="en-IN" w:eastAsia="en-IN"/>
+              </w:rPr>
+              <w:t xml:space="preserve"> Field. Vendor number is attribute 1 of same </w:t>
+            </w:r>
+            <w:r>
+              <w:rPr>
+                <w:rFonts w:eastAsia="Times New Roman" w:cs="Calibri" w:ascii="Calibri" w:hAnsi="Calibri"/>
+                <w:color w:val="000000"/>
+                <w:sz w:val="24"/>
+                <w:szCs w:val="24"/>
+                <w:lang w:val="en-IN" w:eastAsia="en-IN"/>
+              </w:rPr>
+              <w:t>reference table</w:t>
+            </w:r>
+            <w:r>
+              <w:rPr>
+                <w:rFonts w:eastAsia="Times New Roman" w:cs="Calibri" w:ascii="Calibri" w:hAnsi="Calibri"/>
+                <w:color w:val="000000"/>
+                <w:sz w:val="24"/>
+                <w:szCs w:val="24"/>
+                <w:lang w:val="en-IN" w:eastAsia="en-IN"/>
+              </w:rPr>
+              <w:t>.</w:t>
             </w:r>
           </w:p>
         </w:tc>
@@ -9176,7 +9434,7 @@
         </w:trPr>
         <w:tc>
           <w:tcPr>
-            <w:tcW w:w="2092" w:type="dxa"/>
+            <w:tcW w:w="2091" w:type="dxa"/>
             <w:tcBorders>
               <w:top w:val="single" w:sz="4" w:space="0" w:color="000000"/>
               <w:start w:val="single" w:sz="4" w:space="0" w:color="000000"/>
@@ -9249,7 +9507,7 @@
         </w:tc>
         <w:tc>
           <w:tcPr>
-            <w:tcW w:w="1417" w:type="dxa"/>
+            <w:tcW w:w="1418" w:type="dxa"/>
             <w:tcBorders>
               <w:top w:val="single" w:sz="4" w:space="0" w:color="000000"/>
               <w:bottom w:val="single" w:sz="4" w:space="0" w:color="000000"/>
@@ -9317,7 +9575,7 @@
               </w:rPr>
               <w:t>Shows the current payment block status from the system.</w:t>
               <w:br/>
-              <w:t>Old Status should be derived automatically through Validation from Staging reference data table -VC_COMPANY_DETAILS attribute 15</w:t>
+              <w:t>Old Status should be derived automatically through Validation from reference table -VC_COMPANY_DETAILS attribute 15</w:t>
               <w:br/>
               <w:t>This field will always be disabled</w:t>
             </w:r>
@@ -9330,7 +9588,7 @@
         </w:trPr>
         <w:tc>
           <w:tcPr>
-            <w:tcW w:w="2092" w:type="dxa"/>
+            <w:tcW w:w="2091" w:type="dxa"/>
             <w:tcBorders>
               <w:top w:val="single" w:sz="4" w:space="0" w:color="000000"/>
               <w:start w:val="single" w:sz="4" w:space="0" w:color="000000"/>
@@ -9403,7 +9661,7 @@
         </w:tc>
         <w:tc>
           <w:tcPr>
-            <w:tcW w:w="1417" w:type="dxa"/>
+            <w:tcW w:w="1418" w:type="dxa"/>
             <w:tcBorders>
               <w:top w:val="single" w:sz="4" w:space="0" w:color="000000"/>
               <w:bottom w:val="single" w:sz="4" w:space="0" w:color="000000"/>
@@ -9486,7 +9744,7 @@
         </w:trPr>
         <w:tc>
           <w:tcPr>
-            <w:tcW w:w="2092" w:type="dxa"/>
+            <w:tcW w:w="2091" w:type="dxa"/>
             <w:tcBorders>
               <w:top w:val="single" w:sz="4" w:space="0" w:color="000000"/>
               <w:start w:val="single" w:sz="4" w:space="0" w:color="000000"/>
@@ -9559,7 +9817,7 @@
         </w:tc>
         <w:tc>
           <w:tcPr>
-            <w:tcW w:w="1417" w:type="dxa"/>
+            <w:tcW w:w="1418" w:type="dxa"/>
             <w:tcBorders>
               <w:top w:val="single" w:sz="4" w:space="0" w:color="000000"/>
               <w:bottom w:val="single" w:sz="4" w:space="0" w:color="000000"/>
@@ -9635,7 +9893,7 @@
         </w:trPr>
         <w:tc>
           <w:tcPr>
-            <w:tcW w:w="2092" w:type="dxa"/>
+            <w:tcW w:w="2091" w:type="dxa"/>
             <w:tcBorders>
               <w:top w:val="single" w:sz="4" w:space="0" w:color="000000"/>
               <w:start w:val="single" w:sz="4" w:space="0" w:color="000000"/>
@@ -9708,7 +9966,7 @@
         </w:tc>
         <w:tc>
           <w:tcPr>
-            <w:tcW w:w="1417" w:type="dxa"/>
+            <w:tcW w:w="1418" w:type="dxa"/>
             <w:tcBorders>
               <w:top w:val="single" w:sz="4" w:space="0" w:color="000000"/>
               <w:bottom w:val="single" w:sz="4" w:space="0" w:color="000000"/>
@@ -9785,7 +10043,7 @@
         </w:trPr>
         <w:tc>
           <w:tcPr>
-            <w:tcW w:w="2092" w:type="dxa"/>
+            <w:tcW w:w="2091" w:type="dxa"/>
             <w:tcBorders>
               <w:top w:val="single" w:sz="4" w:space="0" w:color="000000"/>
               <w:start w:val="single" w:sz="4" w:space="0" w:color="000000"/>
@@ -9858,7 +10116,7 @@
         </w:tc>
         <w:tc>
           <w:tcPr>
-            <w:tcW w:w="1417" w:type="dxa"/>
+            <w:tcW w:w="1418" w:type="dxa"/>
             <w:tcBorders>
               <w:top w:val="single" w:sz="4" w:space="0" w:color="000000"/>
               <w:bottom w:val="single" w:sz="4" w:space="0" w:color="000000"/>
@@ -9935,7 +10193,7 @@
         </w:trPr>
         <w:tc>
           <w:tcPr>
-            <w:tcW w:w="2092" w:type="dxa"/>
+            <w:tcW w:w="2091" w:type="dxa"/>
             <w:tcBorders>
               <w:top w:val="single" w:sz="4" w:space="0" w:color="000000"/>
               <w:start w:val="single" w:sz="4" w:space="0" w:color="000000"/>
@@ -10008,7 +10266,7 @@
         </w:tc>
         <w:tc>
           <w:tcPr>
-            <w:tcW w:w="1417" w:type="dxa"/>
+            <w:tcW w:w="1418" w:type="dxa"/>
             <w:tcBorders>
               <w:top w:val="single" w:sz="4" w:space="0" w:color="000000"/>
               <w:bottom w:val="single" w:sz="4" w:space="0" w:color="000000"/>
@@ -10085,7 +10343,7 @@
         </w:trPr>
         <w:tc>
           <w:tcPr>
-            <w:tcW w:w="2092" w:type="dxa"/>
+            <w:tcW w:w="2091" w:type="dxa"/>
             <w:tcBorders>
               <w:top w:val="single" w:sz="4" w:space="0" w:color="000000"/>
               <w:start w:val="single" w:sz="4" w:space="0" w:color="000000"/>
@@ -10158,7 +10416,7 @@
         </w:tc>
         <w:tc>
           <w:tcPr>
-            <w:tcW w:w="1417" w:type="dxa"/>
+            <w:tcW w:w="1418" w:type="dxa"/>
             <w:tcBorders>
               <w:top w:val="single" w:sz="4" w:space="0" w:color="000000"/>
               <w:bottom w:val="single" w:sz="4" w:space="0" w:color="000000"/>
@@ -10235,7 +10493,7 @@
         </w:trPr>
         <w:tc>
           <w:tcPr>
-            <w:tcW w:w="2092" w:type="dxa"/>
+            <w:tcW w:w="2091" w:type="dxa"/>
             <w:tcBorders>
               <w:top w:val="single" w:sz="4" w:space="0" w:color="000000"/>
               <w:start w:val="single" w:sz="4" w:space="0" w:color="000000"/>
@@ -10308,7 +10566,7 @@
         </w:tc>
         <w:tc>
           <w:tcPr>
-            <w:tcW w:w="1417" w:type="dxa"/>
+            <w:tcW w:w="1418" w:type="dxa"/>
             <w:tcBorders>
               <w:top w:val="single" w:sz="4" w:space="0" w:color="000000"/>
               <w:bottom w:val="single" w:sz="4" w:space="0" w:color="000000"/>
@@ -10374,7 +10632,77 @@
                 <w:szCs w:val="24"/>
                 <w:lang w:val="en-IN" w:eastAsia="en-IN"/>
               </w:rPr>
-              <w:t>Display company code from "VC_COMPANY_DETAILS" staging attribute 2, it depends on field value of  "Vendor Number" Field. Vendor number is attribute 1 of same staging.</w:t>
+              <w:t>Derive</w:t>
+            </w:r>
+            <w:r>
+              <w:rPr>
+                <w:rFonts w:eastAsia="Times New Roman" w:cs="Calibri" w:ascii="Calibri" w:hAnsi="Calibri"/>
+                <w:color w:val="000000"/>
+                <w:sz w:val="24"/>
+                <w:szCs w:val="24"/>
+                <w:lang w:val="en-IN" w:eastAsia="en-IN"/>
+              </w:rPr>
+              <w:t xml:space="preserve"> company code from "VC_COMPANY_DETAILS" </w:t>
+            </w:r>
+            <w:r>
+              <w:rPr>
+                <w:rFonts w:eastAsia="Times New Roman" w:cs="Calibri" w:ascii="Calibri" w:hAnsi="Calibri"/>
+                <w:color w:val="000000"/>
+                <w:sz w:val="24"/>
+                <w:szCs w:val="24"/>
+                <w:lang w:val="en-IN" w:eastAsia="en-IN"/>
+              </w:rPr>
+              <w:t>reference table</w:t>
+            </w:r>
+            <w:r>
+              <w:rPr>
+                <w:rFonts w:eastAsia="Times New Roman" w:cs="Calibri" w:ascii="Calibri" w:hAnsi="Calibri"/>
+                <w:color w:val="000000"/>
+                <w:sz w:val="24"/>
+                <w:szCs w:val="24"/>
+                <w:lang w:val="en-IN" w:eastAsia="en-IN"/>
+              </w:rPr>
+              <w:t xml:space="preserve"> attribute 2, it depends on field value of  "Vendor Number" Field </w:t>
+            </w:r>
+            <w:r>
+              <w:rPr>
+                <w:rFonts w:eastAsia="Times New Roman" w:cs="Calibri" w:ascii="Calibri" w:hAnsi="Calibri"/>
+                <w:color w:val="000000"/>
+                <w:sz w:val="24"/>
+                <w:szCs w:val="24"/>
+                <w:lang w:val="en-IN" w:eastAsia="en-IN"/>
+              </w:rPr>
+              <w:t>(from Vendor Details panel)</w:t>
+            </w:r>
+            <w:r>
+              <w:rPr>
+                <w:rFonts w:eastAsia="Times New Roman" w:cs="Calibri" w:ascii="Calibri" w:hAnsi="Calibri"/>
+                <w:color w:val="000000"/>
+                <w:sz w:val="24"/>
+                <w:szCs w:val="24"/>
+                <w:lang w:val="en-IN" w:eastAsia="en-IN"/>
+              </w:rPr>
+              <w:t xml:space="preserve">. Vendor number is attribute 1 of same </w:t>
+            </w:r>
+            <w:r>
+              <w:rPr>
+                <w:rFonts w:eastAsia="Times New Roman" w:cs="Calibri" w:ascii="Calibri" w:hAnsi="Calibri"/>
+                <w:color w:val="000000"/>
+                <w:sz w:val="24"/>
+                <w:szCs w:val="24"/>
+                <w:lang w:val="en-IN" w:eastAsia="en-IN"/>
+              </w:rPr>
+              <w:t>reference table</w:t>
+            </w:r>
+            <w:r>
+              <w:rPr>
+                <w:rFonts w:eastAsia="Times New Roman" w:cs="Calibri" w:ascii="Calibri" w:hAnsi="Calibri"/>
+                <w:color w:val="000000"/>
+                <w:sz w:val="24"/>
+                <w:szCs w:val="24"/>
+                <w:lang w:val="en-IN" w:eastAsia="en-IN"/>
+              </w:rPr>
+              <w:t>.</w:t>
             </w:r>
           </w:p>
         </w:tc>
@@ -10385,7 +10713,7 @@
         </w:trPr>
         <w:tc>
           <w:tcPr>
-            <w:tcW w:w="2092" w:type="dxa"/>
+            <w:tcW w:w="2091" w:type="dxa"/>
             <w:tcBorders>
               <w:top w:val="single" w:sz="4" w:space="0" w:color="000000"/>
               <w:start w:val="single" w:sz="4" w:space="0" w:color="000000"/>
@@ -10458,7 +10786,7 @@
         </w:tc>
         <w:tc>
           <w:tcPr>
-            <w:tcW w:w="1417" w:type="dxa"/>
+            <w:tcW w:w="1418" w:type="dxa"/>
             <w:tcBorders>
               <w:top w:val="single" w:sz="4" w:space="0" w:color="000000"/>
               <w:bottom w:val="single" w:sz="4" w:space="0" w:color="000000"/>
@@ -10526,7 +10854,27 @@
               </w:rPr>
               <w:t>Shows the current payment block status from the system.</w:t>
               <w:br/>
-              <w:t>Old Status should be derived automatically through Validation from Staging reference data table -VC_COMPANY_DETAILS attribute 15</w:t>
+              <w:t xml:space="preserve">Old Status should be derived automatically through Validation from </w:t>
+            </w:r>
+            <w:r>
+              <w:rPr>
+                <w:rFonts w:eastAsia="Times New Roman" w:cs="Calibri" w:ascii="Calibri" w:hAnsi="Calibri"/>
+                <w:color w:val="000000"/>
+                <w:sz w:val="24"/>
+                <w:szCs w:val="24"/>
+                <w:lang w:val="en-IN" w:eastAsia="en-IN"/>
+              </w:rPr>
+              <w:t>reference table</w:t>
+            </w:r>
+            <w:r>
+              <w:rPr>
+                <w:rFonts w:eastAsia="Times New Roman" w:cs="Calibri" w:ascii="Calibri" w:hAnsi="Calibri"/>
+                <w:color w:val="000000"/>
+                <w:sz w:val="24"/>
+                <w:szCs w:val="24"/>
+                <w:lang w:val="en-IN" w:eastAsia="en-IN"/>
+              </w:rPr>
+              <w:t xml:space="preserve"> reference table -VC_COMPANY_DETAILS attribute 15</w:t>
               <w:br/>
               <w:t>This field will always be disabled</w:t>
             </w:r>
@@ -10539,7 +10887,7 @@
         </w:trPr>
         <w:tc>
           <w:tcPr>
-            <w:tcW w:w="2092" w:type="dxa"/>
+            <w:tcW w:w="2091" w:type="dxa"/>
             <w:tcBorders>
               <w:top w:val="single" w:sz="4" w:space="0" w:color="000000"/>
               <w:start w:val="single" w:sz="4" w:space="0" w:color="000000"/>
@@ -10612,7 +10960,7 @@
         </w:tc>
         <w:tc>
           <w:tcPr>
-            <w:tcW w:w="1417" w:type="dxa"/>
+            <w:tcW w:w="1418" w:type="dxa"/>
             <w:tcBorders>
               <w:top w:val="single" w:sz="4" w:space="0" w:color="000000"/>
               <w:bottom w:val="single" w:sz="4" w:space="0" w:color="000000"/>
@@ -10695,7 +11043,7 @@
         </w:trPr>
         <w:tc>
           <w:tcPr>
-            <w:tcW w:w="2092" w:type="dxa"/>
+            <w:tcW w:w="2091" w:type="dxa"/>
             <w:tcBorders>
               <w:top w:val="single" w:sz="4" w:space="0" w:color="000000"/>
               <w:start w:val="single" w:sz="4" w:space="0" w:color="000000"/>
@@ -10768,7 +11116,7 @@
         </w:tc>
         <w:tc>
           <w:tcPr>
-            <w:tcW w:w="1417" w:type="dxa"/>
+            <w:tcW w:w="1418" w:type="dxa"/>
             <w:tcBorders>
               <w:top w:val="single" w:sz="4" w:space="0" w:color="000000"/>
               <w:bottom w:val="single" w:sz="4" w:space="0" w:color="000000"/>
@@ -10844,7 +11192,7 @@
         </w:trPr>
         <w:tc>
           <w:tcPr>
-            <w:tcW w:w="2092" w:type="dxa"/>
+            <w:tcW w:w="2091" w:type="dxa"/>
             <w:tcBorders>
               <w:top w:val="single" w:sz="4" w:space="0" w:color="000000"/>
               <w:start w:val="single" w:sz="4" w:space="0" w:color="000000"/>
@@ -10917,7 +11265,7 @@
         </w:tc>
         <w:tc>
           <w:tcPr>
-            <w:tcW w:w="1417" w:type="dxa"/>
+            <w:tcW w:w="1418" w:type="dxa"/>
             <w:tcBorders>
               <w:top w:val="single" w:sz="4" w:space="0" w:color="000000"/>
               <w:bottom w:val="single" w:sz="4" w:space="0" w:color="000000"/>
@@ -10994,7 +11342,7 @@
         </w:trPr>
         <w:tc>
           <w:tcPr>
-            <w:tcW w:w="2092" w:type="dxa"/>
+            <w:tcW w:w="2091" w:type="dxa"/>
             <w:tcBorders>
               <w:top w:val="single" w:sz="4" w:space="0" w:color="000000"/>
               <w:start w:val="single" w:sz="4" w:space="0" w:color="000000"/>
@@ -11067,7 +11415,7 @@
         </w:tc>
         <w:tc>
           <w:tcPr>
-            <w:tcW w:w="1417" w:type="dxa"/>
+            <w:tcW w:w="1418" w:type="dxa"/>
             <w:tcBorders>
               <w:top w:val="single" w:sz="4" w:space="0" w:color="000000"/>
               <w:bottom w:val="single" w:sz="4" w:space="0" w:color="000000"/>
@@ -11144,7 +11492,7 @@
         </w:trPr>
         <w:tc>
           <w:tcPr>
-            <w:tcW w:w="2092" w:type="dxa"/>
+            <w:tcW w:w="2091" w:type="dxa"/>
             <w:tcBorders>
               <w:top w:val="single" w:sz="4" w:space="0" w:color="000000"/>
               <w:start w:val="single" w:sz="4" w:space="0" w:color="000000"/>
@@ -11217,7 +11565,7 @@
         </w:tc>
         <w:tc>
           <w:tcPr>
-            <w:tcW w:w="1417" w:type="dxa"/>
+            <w:tcW w:w="1418" w:type="dxa"/>
             <w:tcBorders>
               <w:top w:val="single" w:sz="4" w:space="0" w:color="000000"/>
               <w:bottom w:val="single" w:sz="4" w:space="0" w:color="000000"/>
@@ -11294,7 +11642,7 @@
         </w:trPr>
         <w:tc>
           <w:tcPr>
-            <w:tcW w:w="2092" w:type="dxa"/>
+            <w:tcW w:w="2091" w:type="dxa"/>
             <w:tcBorders>
               <w:top w:val="single" w:sz="4" w:space="0" w:color="000000"/>
               <w:start w:val="single" w:sz="4" w:space="0" w:color="000000"/>
@@ -11367,7 +11715,7 @@
         </w:tc>
         <w:tc>
           <w:tcPr>
-            <w:tcW w:w="1417" w:type="dxa"/>
+            <w:tcW w:w="1418" w:type="dxa"/>
             <w:tcBorders>
               <w:top w:val="single" w:sz="4" w:space="0" w:color="000000"/>
               <w:bottom w:val="single" w:sz="4" w:space="0" w:color="000000"/>
@@ -11444,7 +11792,7 @@
         </w:trPr>
         <w:tc>
           <w:tcPr>
-            <w:tcW w:w="2092" w:type="dxa"/>
+            <w:tcW w:w="2091" w:type="dxa"/>
             <w:tcBorders>
               <w:top w:val="single" w:sz="4" w:space="0" w:color="000000"/>
               <w:start w:val="single" w:sz="4" w:space="0" w:color="000000"/>
@@ -11517,7 +11865,7 @@
         </w:tc>
         <w:tc>
           <w:tcPr>
-            <w:tcW w:w="1417" w:type="dxa"/>
+            <w:tcW w:w="1418" w:type="dxa"/>
             <w:tcBorders>
               <w:top w:val="single" w:sz="4" w:space="0" w:color="000000"/>
               <w:bottom w:val="single" w:sz="4" w:space="0" w:color="000000"/>
@@ -11583,9 +11931,59 @@
                 <w:szCs w:val="24"/>
                 <w:lang w:val="en-IN" w:eastAsia="en-IN"/>
               </w:rPr>
-              <w:t>Displays all relevant company codes automatically derived from the Staging reference data table -VC_PURCHASE_DETAILS Attribute 3</w:t>
+              <w:t>Derive</w:t>
+            </w:r>
+            <w:r>
+              <w:rPr>
+                <w:rFonts w:eastAsia="Times New Roman" w:cs="Calibri" w:ascii="Calibri" w:hAnsi="Calibri"/>
+                <w:color w:val="000000"/>
+                <w:sz w:val="24"/>
+                <w:szCs w:val="24"/>
+                <w:lang w:val="en-IN" w:eastAsia="en-IN"/>
+              </w:rPr>
+              <w:t xml:space="preserve"> all relevant company codes automatically derived from the reference table -VC_PURCHASE_DETAILS Attribute 3</w:t>
               <w:br/>
-              <w:t>It is dependent on field value of  "Vendor Number" Field. Vendor number is attribute 1 of same staging.</w:t>
+              <w:t xml:space="preserve">It is dependent on field value of  "Vendor Number" </w:t>
+            </w:r>
+            <w:r>
+              <w:rPr>
+                <w:rFonts w:eastAsia="Times New Roman" w:cs="Calibri" w:ascii="Calibri" w:hAnsi="Calibri"/>
+                <w:color w:val="000000"/>
+                <w:sz w:val="24"/>
+                <w:szCs w:val="24"/>
+                <w:lang w:val="en-IN" w:eastAsia="en-IN"/>
+              </w:rPr>
+              <w:t>(from Vendor Details panel)</w:t>
+            </w:r>
+            <w:r>
+              <w:rPr>
+                <w:rFonts w:eastAsia="Times New Roman" w:cs="Calibri" w:ascii="Calibri" w:hAnsi="Calibri"/>
+                <w:color w:val="000000"/>
+                <w:sz w:val="24"/>
+                <w:szCs w:val="24"/>
+                <w:lang w:val="en-IN" w:eastAsia="en-IN"/>
+              </w:rPr>
+              <w:t xml:space="preserve"> Field. Vendor number is attribute 1 of same </w:t>
+            </w:r>
+            <w:r>
+              <w:rPr>
+                <w:rFonts w:eastAsia="Times New Roman" w:cs="Calibri" w:ascii="Calibri" w:hAnsi="Calibri"/>
+                <w:color w:val="000000"/>
+                <w:sz w:val="24"/>
+                <w:szCs w:val="24"/>
+                <w:lang w:val="en-IN" w:eastAsia="en-IN"/>
+              </w:rPr>
+              <w:t>reference table</w:t>
+            </w:r>
+            <w:r>
+              <w:rPr>
+                <w:rFonts w:eastAsia="Times New Roman" w:cs="Calibri" w:ascii="Calibri" w:hAnsi="Calibri"/>
+                <w:color w:val="000000"/>
+                <w:sz w:val="24"/>
+                <w:szCs w:val="24"/>
+                <w:lang w:val="en-IN" w:eastAsia="en-IN"/>
+              </w:rPr>
+              <w:t>.</w:t>
             </w:r>
           </w:p>
         </w:tc>
@@ -11596,7 +11994,7 @@
         </w:trPr>
         <w:tc>
           <w:tcPr>
-            <w:tcW w:w="2092" w:type="dxa"/>
+            <w:tcW w:w="2091" w:type="dxa"/>
             <w:tcBorders>
               <w:top w:val="single" w:sz="4" w:space="0" w:color="000000"/>
               <w:start w:val="single" w:sz="4" w:space="0" w:color="000000"/>
@@ -11669,7 +12067,7 @@
         </w:tc>
         <w:tc>
           <w:tcPr>
-            <w:tcW w:w="1417" w:type="dxa"/>
+            <w:tcW w:w="1418" w:type="dxa"/>
             <w:tcBorders>
               <w:top w:val="single" w:sz="4" w:space="0" w:color="000000"/>
               <w:bottom w:val="single" w:sz="4" w:space="0" w:color="000000"/>
@@ -11735,7 +12133,7 @@
                 <w:szCs w:val="24"/>
                 <w:lang w:val="en-IN" w:eastAsia="en-IN"/>
               </w:rPr>
-              <w:t xml:space="preserve">Displays all relevant  Purchase org linked with company code automatically derived from the Staging reference data table -VC_PURCHASE_DETAILS attribute 2 </w:t>
+              <w:t xml:space="preserve">Displays all relevant  Purchase org linked with company code automatically derived from the reference table -VC_PURCHASE_DETAILS attribute 2 </w:t>
             </w:r>
           </w:p>
         </w:tc>
@@ -11746,7 +12144,7 @@
         </w:trPr>
         <w:tc>
           <w:tcPr>
-            <w:tcW w:w="2092" w:type="dxa"/>
+            <w:tcW w:w="2091" w:type="dxa"/>
             <w:tcBorders>
               <w:top w:val="single" w:sz="4" w:space="0" w:color="000000"/>
               <w:start w:val="single" w:sz="4" w:space="0" w:color="000000"/>
@@ -11819,7 +12217,7 @@
         </w:tc>
         <w:tc>
           <w:tcPr>
-            <w:tcW w:w="1417" w:type="dxa"/>
+            <w:tcW w:w="1418" w:type="dxa"/>
             <w:tcBorders>
               <w:top w:val="single" w:sz="4" w:space="0" w:color="000000"/>
               <w:bottom w:val="single" w:sz="4" w:space="0" w:color="000000"/>
@@ -11887,7 +12285,7 @@
               </w:rPr>
               <w:t>Shows the current purchasing block status from the system.</w:t>
               <w:br/>
-              <w:t>Old Status should be derived automatically through Validation from Staging reference data table -VC_PURCHASE_DETAILS attribute 7</w:t>
+              <w:t>Old Status should be derived automatically through Validation from reference table -VC_PURCHASE_DETAILS attribute 7</w:t>
               <w:br/>
               <w:t>This field will always be disabled</w:t>
             </w:r>
@@ -11900,7 +12298,7 @@
         </w:trPr>
         <w:tc>
           <w:tcPr>
-            <w:tcW w:w="2092" w:type="dxa"/>
+            <w:tcW w:w="2091" w:type="dxa"/>
             <w:tcBorders>
               <w:top w:val="single" w:sz="4" w:space="0" w:color="000000"/>
               <w:start w:val="single" w:sz="4" w:space="0" w:color="000000"/>
@@ -11973,7 +12371,7 @@
         </w:tc>
         <w:tc>
           <w:tcPr>
-            <w:tcW w:w="1417" w:type="dxa"/>
+            <w:tcW w:w="1418" w:type="dxa"/>
             <w:tcBorders>
               <w:top w:val="single" w:sz="4" w:space="0" w:color="000000"/>
               <w:bottom w:val="single" w:sz="4" w:space="0" w:color="000000"/>
@@ -12056,7 +12454,7 @@
         </w:trPr>
         <w:tc>
           <w:tcPr>
-            <w:tcW w:w="2092" w:type="dxa"/>
+            <w:tcW w:w="2091" w:type="dxa"/>
             <w:tcBorders>
               <w:top w:val="single" w:sz="4" w:space="0" w:color="000000"/>
               <w:start w:val="single" w:sz="4" w:space="0" w:color="000000"/>
@@ -12129,7 +12527,7 @@
         </w:tc>
         <w:tc>
           <w:tcPr>
-            <w:tcW w:w="1417" w:type="dxa"/>
+            <w:tcW w:w="1418" w:type="dxa"/>
             <w:tcBorders>
               <w:top w:val="single" w:sz="4" w:space="0" w:color="000000"/>
               <w:bottom w:val="single" w:sz="4" w:space="0" w:color="000000"/>
@@ -12205,7 +12603,7 @@
         </w:trPr>
         <w:tc>
           <w:tcPr>
-            <w:tcW w:w="2092" w:type="dxa"/>
+            <w:tcW w:w="2091" w:type="dxa"/>
             <w:tcBorders>
               <w:top w:val="single" w:sz="4" w:space="0" w:color="000000"/>
               <w:start w:val="single" w:sz="4" w:space="0" w:color="000000"/>
@@ -12278,7 +12676,7 @@
         </w:tc>
         <w:tc>
           <w:tcPr>
-            <w:tcW w:w="1417" w:type="dxa"/>
+            <w:tcW w:w="1418" w:type="dxa"/>
             <w:tcBorders>
               <w:top w:val="single" w:sz="4" w:space="0" w:color="000000"/>
               <w:bottom w:val="single" w:sz="4" w:space="0" w:color="000000"/>
@@ -12355,7 +12753,7 @@
         </w:trPr>
         <w:tc>
           <w:tcPr>
-            <w:tcW w:w="2092" w:type="dxa"/>
+            <w:tcW w:w="2091" w:type="dxa"/>
             <w:tcBorders>
               <w:top w:val="single" w:sz="4" w:space="0" w:color="000000"/>
               <w:start w:val="single" w:sz="4" w:space="0" w:color="000000"/>
@@ -12428,7 +12826,7 @@
         </w:tc>
         <w:tc>
           <w:tcPr>
-            <w:tcW w:w="1417" w:type="dxa"/>
+            <w:tcW w:w="1418" w:type="dxa"/>
             <w:tcBorders>
               <w:top w:val="single" w:sz="4" w:space="0" w:color="000000"/>
               <w:bottom w:val="single" w:sz="4" w:space="0" w:color="000000"/>
@@ -12505,7 +12903,7 @@
         </w:trPr>
         <w:tc>
           <w:tcPr>
-            <w:tcW w:w="2092" w:type="dxa"/>
+            <w:tcW w:w="2091" w:type="dxa"/>
             <w:tcBorders>
               <w:top w:val="single" w:sz="4" w:space="0" w:color="000000"/>
               <w:start w:val="single" w:sz="4" w:space="0" w:color="000000"/>
@@ -12578,7 +12976,7 @@
         </w:tc>
         <w:tc>
           <w:tcPr>
-            <w:tcW w:w="1417" w:type="dxa"/>
+            <w:tcW w:w="1418" w:type="dxa"/>
             <w:tcBorders>
               <w:top w:val="single" w:sz="4" w:space="0" w:color="000000"/>
               <w:bottom w:val="single" w:sz="4" w:space="0" w:color="000000"/>
@@ -12655,7 +13053,7 @@
         </w:trPr>
         <w:tc>
           <w:tcPr>
-            <w:tcW w:w="2092" w:type="dxa"/>
+            <w:tcW w:w="2091" w:type="dxa"/>
             <w:tcBorders>
               <w:top w:val="single" w:sz="4" w:space="0" w:color="000000"/>
               <w:start w:val="single" w:sz="4" w:space="0" w:color="000000"/>
@@ -12728,7 +13126,7 @@
         </w:tc>
         <w:tc>
           <w:tcPr>
-            <w:tcW w:w="1417" w:type="dxa"/>
+            <w:tcW w:w="1418" w:type="dxa"/>
             <w:tcBorders>
               <w:top w:val="single" w:sz="4" w:space="0" w:color="000000"/>
               <w:bottom w:val="single" w:sz="4" w:space="0" w:color="000000"/>
@@ -12805,7 +13203,7 @@
         </w:trPr>
         <w:tc>
           <w:tcPr>
-            <w:tcW w:w="2092" w:type="dxa"/>
+            <w:tcW w:w="2091" w:type="dxa"/>
             <w:tcBorders>
               <w:top w:val="single" w:sz="4" w:space="0" w:color="000000"/>
               <w:start w:val="single" w:sz="4" w:space="0" w:color="000000"/>
@@ -12878,7 +13276,7 @@
         </w:tc>
         <w:tc>
           <w:tcPr>
-            <w:tcW w:w="1417" w:type="dxa"/>
+            <w:tcW w:w="1418" w:type="dxa"/>
             <w:tcBorders>
               <w:top w:val="single" w:sz="4" w:space="0" w:color="000000"/>
               <w:bottom w:val="single" w:sz="4" w:space="0" w:color="000000"/>
@@ -12944,7 +13342,7 @@
                 <w:szCs w:val="24"/>
                 <w:lang w:val="en-IN" w:eastAsia="en-IN"/>
               </w:rPr>
-              <w:t>Displays all relevant company codes automatically derived from the Staging reference data table -VC_PURCHASE_DETAILS</w:t>
+              <w:t>Displays all relevant company codes automatically derived from the reference table -VC_PURCHASE_DETAILS</w:t>
               <w:br/>
               <w:t>Attribute 3</w:t>
             </w:r>
@@ -12957,7 +13355,7 @@
         </w:trPr>
         <w:tc>
           <w:tcPr>
-            <w:tcW w:w="2092" w:type="dxa"/>
+            <w:tcW w:w="2091" w:type="dxa"/>
             <w:tcBorders>
               <w:top w:val="single" w:sz="4" w:space="0" w:color="000000"/>
               <w:start w:val="single" w:sz="4" w:space="0" w:color="000000"/>
@@ -13030,7 +13428,7 @@
         </w:tc>
         <w:tc>
           <w:tcPr>
-            <w:tcW w:w="1417" w:type="dxa"/>
+            <w:tcW w:w="1418" w:type="dxa"/>
             <w:tcBorders>
               <w:top w:val="single" w:sz="4" w:space="0" w:color="000000"/>
               <w:bottom w:val="single" w:sz="4" w:space="0" w:color="000000"/>
@@ -13096,7 +13494,7 @@
                 <w:szCs w:val="24"/>
                 <w:lang w:val="en-IN" w:eastAsia="en-IN"/>
               </w:rPr>
-              <w:t>Displays all relevant Purchase org linked with company code automatically derived from the Staging reference data table -VC_PURCHASE_DETAILS</w:t>
+              <w:t>Displays all relevant Purchase org linked with company code automatically derived from the  reference table -VC_PURCHASE_DETAILS</w:t>
             </w:r>
           </w:p>
         </w:tc>
@@ -13107,7 +13505,7 @@
         </w:trPr>
         <w:tc>
           <w:tcPr>
-            <w:tcW w:w="2092" w:type="dxa"/>
+            <w:tcW w:w="2091" w:type="dxa"/>
             <w:tcBorders>
               <w:top w:val="single" w:sz="4" w:space="0" w:color="000000"/>
               <w:start w:val="single" w:sz="4" w:space="0" w:color="000000"/>
@@ -13180,7 +13578,7 @@
         </w:tc>
         <w:tc>
           <w:tcPr>
-            <w:tcW w:w="1417" w:type="dxa"/>
+            <w:tcW w:w="1418" w:type="dxa"/>
             <w:tcBorders>
               <w:top w:val="single" w:sz="4" w:space="0" w:color="000000"/>
               <w:bottom w:val="single" w:sz="4" w:space="0" w:color="000000"/>
@@ -13246,7 +13644,7 @@
                 <w:szCs w:val="24"/>
                 <w:lang w:val="en-IN" w:eastAsia="en-IN"/>
               </w:rPr>
-              <w:t xml:space="preserve">Displays all relevant Purchase org linked with company code automatically derived from the Staging reference data table -VC_PURCHASE_DETAILS attribute 2 </w:t>
+              <w:t xml:space="preserve">Displays all relevant Purchase org linked with company code automatically derived from the  reference table -VC_PURCHASE_DETAILS attribute 2 </w:t>
             </w:r>
           </w:p>
         </w:tc>
@@ -13257,7 +13655,7 @@
         </w:trPr>
         <w:tc>
           <w:tcPr>
-            <w:tcW w:w="2092" w:type="dxa"/>
+            <w:tcW w:w="2091" w:type="dxa"/>
             <w:tcBorders>
               <w:top w:val="single" w:sz="4" w:space="0" w:color="000000"/>
               <w:start w:val="single" w:sz="4" w:space="0" w:color="000000"/>
@@ -13330,7 +13728,7 @@
         </w:tc>
         <w:tc>
           <w:tcPr>
-            <w:tcW w:w="1417" w:type="dxa"/>
+            <w:tcW w:w="1418" w:type="dxa"/>
             <w:tcBorders>
               <w:top w:val="single" w:sz="4" w:space="0" w:color="000000"/>
               <w:bottom w:val="single" w:sz="4" w:space="0" w:color="000000"/>
@@ -13413,7 +13811,7 @@
         </w:trPr>
         <w:tc>
           <w:tcPr>
-            <w:tcW w:w="2092" w:type="dxa"/>
+            <w:tcW w:w="2091" w:type="dxa"/>
             <w:tcBorders>
               <w:top w:val="single" w:sz="4" w:space="0" w:color="000000"/>
               <w:start w:val="single" w:sz="4" w:space="0" w:color="000000"/>
@@ -13486,7 +13884,7 @@
         </w:tc>
         <w:tc>
           <w:tcPr>
-            <w:tcW w:w="1417" w:type="dxa"/>
+            <w:tcW w:w="1418" w:type="dxa"/>
             <w:tcBorders>
               <w:top w:val="single" w:sz="4" w:space="0" w:color="000000"/>
               <w:bottom w:val="single" w:sz="4" w:space="0" w:color="000000"/>
@@ -13562,7 +13960,7 @@
         </w:trPr>
         <w:tc>
           <w:tcPr>
-            <w:tcW w:w="2092" w:type="dxa"/>
+            <w:tcW w:w="2091" w:type="dxa"/>
             <w:tcBorders>
               <w:top w:val="single" w:sz="4" w:space="0" w:color="000000"/>
               <w:start w:val="single" w:sz="4" w:space="0" w:color="000000"/>
@@ -13635,7 +14033,7 @@
         </w:tc>
         <w:tc>
           <w:tcPr>
-            <w:tcW w:w="1417" w:type="dxa"/>
+            <w:tcW w:w="1418" w:type="dxa"/>
             <w:tcBorders>
               <w:top w:val="single" w:sz="4" w:space="0" w:color="000000"/>
               <w:bottom w:val="single" w:sz="4" w:space="0" w:color="000000"/>
@@ -13712,7 +14110,7 @@
         </w:trPr>
         <w:tc>
           <w:tcPr>
-            <w:tcW w:w="2092" w:type="dxa"/>
+            <w:tcW w:w="2091" w:type="dxa"/>
             <w:tcBorders>
               <w:top w:val="single" w:sz="4" w:space="0" w:color="000000"/>
               <w:start w:val="single" w:sz="4" w:space="0" w:color="000000"/>
@@ -13785,7 +14183,7 @@
         </w:tc>
         <w:tc>
           <w:tcPr>
-            <w:tcW w:w="1417" w:type="dxa"/>
+            <w:tcW w:w="1418" w:type="dxa"/>
             <w:tcBorders>
               <w:top w:val="single" w:sz="4" w:space="0" w:color="000000"/>
               <w:bottom w:val="single" w:sz="4" w:space="0" w:color="000000"/>
@@ -13862,7 +14260,7 @@
         </w:trPr>
         <w:tc>
           <w:tcPr>
-            <w:tcW w:w="2092" w:type="dxa"/>
+            <w:tcW w:w="2091" w:type="dxa"/>
             <w:tcBorders>
               <w:top w:val="single" w:sz="4" w:space="0" w:color="000000"/>
               <w:start w:val="single" w:sz="4" w:space="0" w:color="000000"/>
@@ -13935,7 +14333,7 @@
         </w:tc>
         <w:tc>
           <w:tcPr>
-            <w:tcW w:w="1417" w:type="dxa"/>
+            <w:tcW w:w="1418" w:type="dxa"/>
             <w:tcBorders>
               <w:top w:val="single" w:sz="4" w:space="0" w:color="000000"/>
               <w:bottom w:val="single" w:sz="4" w:space="0" w:color="000000"/>
@@ -14010,7 +14408,7 @@
         </w:trPr>
         <w:tc>
           <w:tcPr>
-            <w:tcW w:w="2092" w:type="dxa"/>
+            <w:tcW w:w="2091" w:type="dxa"/>
             <w:tcBorders>
               <w:top w:val="single" w:sz="4" w:space="0" w:color="000000"/>
               <w:start w:val="single" w:sz="4" w:space="0" w:color="000000"/>
@@ -14083,7 +14481,7 @@
         </w:tc>
         <w:tc>
           <w:tcPr>
-            <w:tcW w:w="1417" w:type="dxa"/>
+            <w:tcW w:w="1418" w:type="dxa"/>
             <w:tcBorders>
               <w:top w:val="single" w:sz="4" w:space="0" w:color="000000"/>
               <w:bottom w:val="single" w:sz="4" w:space="0" w:color="000000"/>
@@ -14160,7 +14558,7 @@
         </w:trPr>
         <w:tc>
           <w:tcPr>
-            <w:tcW w:w="2092" w:type="dxa"/>
+            <w:tcW w:w="2091" w:type="dxa"/>
             <w:tcBorders>
               <w:top w:val="single" w:sz="4" w:space="0" w:color="000000"/>
               <w:start w:val="single" w:sz="4" w:space="0" w:color="000000"/>
@@ -14233,7 +14631,7 @@
         </w:tc>
         <w:tc>
           <w:tcPr>
-            <w:tcW w:w="1417" w:type="dxa"/>
+            <w:tcW w:w="1418" w:type="dxa"/>
             <w:tcBorders>
               <w:top w:val="single" w:sz="4" w:space="0" w:color="000000"/>
               <w:bottom w:val="single" w:sz="4" w:space="0" w:color="000000"/>
@@ -14310,7 +14708,7 @@
         </w:trPr>
         <w:tc>
           <w:tcPr>
-            <w:tcW w:w="2092" w:type="dxa"/>
+            <w:tcW w:w="2091" w:type="dxa"/>
             <w:tcBorders>
               <w:top w:val="single" w:sz="4" w:space="0" w:color="000000"/>
               <w:start w:val="single" w:sz="4" w:space="0" w:color="000000"/>
@@ -14383,7 +14781,7 @@
         </w:tc>
         <w:tc>
           <w:tcPr>
-            <w:tcW w:w="1417" w:type="dxa"/>
+            <w:tcW w:w="1418" w:type="dxa"/>
             <w:tcBorders>
               <w:top w:val="single" w:sz="4" w:space="0" w:color="000000"/>
               <w:bottom w:val="single" w:sz="4" w:space="0" w:color="000000"/>
@@ -14460,7 +14858,7 @@
         </w:trPr>
         <w:tc>
           <w:tcPr>
-            <w:tcW w:w="2092" w:type="dxa"/>
+            <w:tcW w:w="2091" w:type="dxa"/>
             <w:tcBorders>
               <w:top w:val="single" w:sz="4" w:space="0" w:color="000000"/>
               <w:start w:val="single" w:sz="4" w:space="0" w:color="000000"/>
@@ -14533,7 +14931,7 @@
         </w:tc>
         <w:tc>
           <w:tcPr>
-            <w:tcW w:w="1417" w:type="dxa"/>
+            <w:tcW w:w="1418" w:type="dxa"/>
             <w:tcBorders>
               <w:top w:val="single" w:sz="4" w:space="0" w:color="000000"/>
               <w:bottom w:val="single" w:sz="4" w:space="0" w:color="000000"/>
@@ -14610,7 +15008,7 @@
         </w:trPr>
         <w:tc>
           <w:tcPr>
-            <w:tcW w:w="2092" w:type="dxa"/>
+            <w:tcW w:w="2091" w:type="dxa"/>
             <w:tcBorders>
               <w:top w:val="single" w:sz="4" w:space="0" w:color="000000"/>
               <w:start w:val="single" w:sz="4" w:space="0" w:color="000000"/>
@@ -14683,7 +15081,7 @@
         </w:tc>
         <w:tc>
           <w:tcPr>
-            <w:tcW w:w="1417" w:type="dxa"/>
+            <w:tcW w:w="1418" w:type="dxa"/>
             <w:tcBorders>
               <w:top w:val="single" w:sz="4" w:space="0" w:color="000000"/>
               <w:bottom w:val="single" w:sz="4" w:space="0" w:color="000000"/>
@@ -14760,7 +15158,7 @@
         </w:trPr>
         <w:tc>
           <w:tcPr>
-            <w:tcW w:w="2092" w:type="dxa"/>
+            <w:tcW w:w="2091" w:type="dxa"/>
             <w:tcBorders>
               <w:top w:val="single" w:sz="4" w:space="0" w:color="000000"/>
               <w:start w:val="single" w:sz="4" w:space="0" w:color="000000"/>
@@ -14833,7 +15231,7 @@
         </w:tc>
         <w:tc>
           <w:tcPr>
-            <w:tcW w:w="1417" w:type="dxa"/>
+            <w:tcW w:w="1418" w:type="dxa"/>
             <w:tcBorders>
               <w:top w:val="single" w:sz="4" w:space="0" w:color="000000"/>
               <w:bottom w:val="single" w:sz="4" w:space="0" w:color="000000"/>
@@ -14910,7 +15308,7 @@
         </w:trPr>
         <w:tc>
           <w:tcPr>
-            <w:tcW w:w="2092" w:type="dxa"/>
+            <w:tcW w:w="2091" w:type="dxa"/>
             <w:tcBorders>
               <w:top w:val="single" w:sz="4" w:space="0" w:color="000000"/>
               <w:start w:val="single" w:sz="4" w:space="0" w:color="000000"/>
@@ -14983,7 +15381,7 @@
         </w:tc>
         <w:tc>
           <w:tcPr>
-            <w:tcW w:w="1417" w:type="dxa"/>
+            <w:tcW w:w="1418" w:type="dxa"/>
             <w:tcBorders>
               <w:top w:val="single" w:sz="4" w:space="0" w:color="000000"/>
               <w:bottom w:val="single" w:sz="4" w:space="0" w:color="000000"/>
@@ -15060,7 +15458,7 @@
         </w:trPr>
         <w:tc>
           <w:tcPr>
-            <w:tcW w:w="2092" w:type="dxa"/>
+            <w:tcW w:w="2091" w:type="dxa"/>
             <w:tcBorders>
               <w:top w:val="single" w:sz="4" w:space="0" w:color="000000"/>
               <w:start w:val="single" w:sz="4" w:space="0" w:color="000000"/>
@@ -15133,7 +15531,7 @@
         </w:tc>
         <w:tc>
           <w:tcPr>
-            <w:tcW w:w="1417" w:type="dxa"/>
+            <w:tcW w:w="1418" w:type="dxa"/>
             <w:tcBorders>
               <w:top w:val="single" w:sz="4" w:space="0" w:color="000000"/>
               <w:bottom w:val="single" w:sz="4" w:space="0" w:color="000000"/>
@@ -15210,7 +15608,7 @@
         </w:trPr>
         <w:tc>
           <w:tcPr>
-            <w:tcW w:w="2092" w:type="dxa"/>
+            <w:tcW w:w="2091" w:type="dxa"/>
             <w:tcBorders>
               <w:top w:val="single" w:sz="4" w:space="0" w:color="000000"/>
               <w:start w:val="single" w:sz="4" w:space="0" w:color="000000"/>
@@ -15283,7 +15681,7 @@
         </w:tc>
         <w:tc>
           <w:tcPr>
-            <w:tcW w:w="1417" w:type="dxa"/>
+            <w:tcW w:w="1418" w:type="dxa"/>
             <w:tcBorders>
               <w:top w:val="single" w:sz="4" w:space="0" w:color="000000"/>
               <w:bottom w:val="single" w:sz="4" w:space="0" w:color="000000"/>
@@ -15360,7 +15758,7 @@
         </w:trPr>
         <w:tc>
           <w:tcPr>
-            <w:tcW w:w="2092" w:type="dxa"/>
+            <w:tcW w:w="2091" w:type="dxa"/>
             <w:tcBorders>
               <w:top w:val="single" w:sz="4" w:space="0" w:color="000000"/>
               <w:start w:val="single" w:sz="4" w:space="0" w:color="000000"/>
@@ -15433,7 +15831,7 @@
         </w:tc>
         <w:tc>
           <w:tcPr>
-            <w:tcW w:w="1417" w:type="dxa"/>
+            <w:tcW w:w="1418" w:type="dxa"/>
             <w:tcBorders>
               <w:top w:val="single" w:sz="4" w:space="0" w:color="000000"/>
               <w:bottom w:val="single" w:sz="4" w:space="0" w:color="000000"/>
@@ -15510,7 +15908,7 @@
         </w:trPr>
         <w:tc>
           <w:tcPr>
-            <w:tcW w:w="2092" w:type="dxa"/>
+            <w:tcW w:w="2091" w:type="dxa"/>
             <w:tcBorders>
               <w:top w:val="single" w:sz="4" w:space="0" w:color="000000"/>
               <w:start w:val="single" w:sz="4" w:space="0" w:color="000000"/>
@@ -15583,7 +15981,7 @@
         </w:tc>
         <w:tc>
           <w:tcPr>
-            <w:tcW w:w="1417" w:type="dxa"/>
+            <w:tcW w:w="1418" w:type="dxa"/>
             <w:tcBorders>
               <w:top w:val="single" w:sz="4" w:space="0" w:color="000000"/>
               <w:bottom w:val="single" w:sz="4" w:space="0" w:color="000000"/>
@@ -15660,7 +16058,7 @@
         </w:trPr>
         <w:tc>
           <w:tcPr>
-            <w:tcW w:w="2092" w:type="dxa"/>
+            <w:tcW w:w="2091" w:type="dxa"/>
             <w:tcBorders>
               <w:top w:val="single" w:sz="4" w:space="0" w:color="000000"/>
               <w:start w:val="single" w:sz="4" w:space="0" w:color="000000"/>
@@ -15733,7 +16131,7 @@
         </w:tc>
         <w:tc>
           <w:tcPr>
-            <w:tcW w:w="1417" w:type="dxa"/>
+            <w:tcW w:w="1418" w:type="dxa"/>
             <w:tcBorders>
               <w:top w:val="single" w:sz="4" w:space="0" w:color="000000"/>
               <w:bottom w:val="single" w:sz="4" w:space="0" w:color="000000"/>
@@ -15810,7 +16208,7 @@
         </w:trPr>
         <w:tc>
           <w:tcPr>
-            <w:tcW w:w="2092" w:type="dxa"/>
+            <w:tcW w:w="2091" w:type="dxa"/>
             <w:tcBorders>
               <w:top w:val="single" w:sz="4" w:space="0" w:color="000000"/>
               <w:start w:val="single" w:sz="4" w:space="0" w:color="000000"/>
@@ -15883,7 +16281,7 @@
         </w:tc>
         <w:tc>
           <w:tcPr>
-            <w:tcW w:w="1417" w:type="dxa"/>
+            <w:tcW w:w="1418" w:type="dxa"/>
             <w:tcBorders>
               <w:top w:val="single" w:sz="4" w:space="0" w:color="000000"/>
               <w:bottom w:val="single" w:sz="4" w:space="0" w:color="000000"/>
@@ -15959,7 +16357,7 @@
         </w:trPr>
         <w:tc>
           <w:tcPr>
-            <w:tcW w:w="2092" w:type="dxa"/>
+            <w:tcW w:w="2091" w:type="dxa"/>
             <w:tcBorders>
               <w:top w:val="single" w:sz="4" w:space="0" w:color="000000"/>
               <w:start w:val="single" w:sz="4" w:space="0" w:color="000000"/>
@@ -16032,7 +16430,7 @@
         </w:tc>
         <w:tc>
           <w:tcPr>
-            <w:tcW w:w="1417" w:type="dxa"/>
+            <w:tcW w:w="1418" w:type="dxa"/>
             <w:tcBorders>
               <w:top w:val="single" w:sz="4" w:space="0" w:color="000000"/>
               <w:bottom w:val="single" w:sz="4" w:space="0" w:color="000000"/>
@@ -16116,7 +16514,7 @@
         </w:trPr>
         <w:tc>
           <w:tcPr>
-            <w:tcW w:w="2092" w:type="dxa"/>
+            <w:tcW w:w="2091" w:type="dxa"/>
             <w:tcBorders>
               <w:top w:val="single" w:sz="4" w:space="0" w:color="000000"/>
               <w:start w:val="single" w:sz="4" w:space="0" w:color="000000"/>
@@ -16189,7 +16587,7 @@
         </w:tc>
         <w:tc>
           <w:tcPr>
-            <w:tcW w:w="1417" w:type="dxa"/>
+            <w:tcW w:w="1418" w:type="dxa"/>
             <w:tcBorders>
               <w:top w:val="single" w:sz="4" w:space="0" w:color="000000"/>
               <w:bottom w:val="single" w:sz="4" w:space="0" w:color="000000"/>
@@ -16272,7 +16670,7 @@
         </w:trPr>
         <w:tc>
           <w:tcPr>
-            <w:tcW w:w="2092" w:type="dxa"/>
+            <w:tcW w:w="2091" w:type="dxa"/>
             <w:tcBorders>
               <w:top w:val="single" w:sz="4" w:space="0" w:color="000000"/>
               <w:start w:val="single" w:sz="4" w:space="0" w:color="000000"/>
@@ -16345,7 +16743,7 @@
         </w:tc>
         <w:tc>
           <w:tcPr>
-            <w:tcW w:w="1417" w:type="dxa"/>
+            <w:tcW w:w="1418" w:type="dxa"/>
             <w:tcBorders>
               <w:top w:val="single" w:sz="4" w:space="0" w:color="000000"/>
               <w:bottom w:val="single" w:sz="4" w:space="0" w:color="000000"/>
@@ -16424,7 +16822,7 @@
         </w:trPr>
         <w:tc>
           <w:tcPr>
-            <w:tcW w:w="2092" w:type="dxa"/>
+            <w:tcW w:w="2091" w:type="dxa"/>
             <w:tcBorders>
               <w:top w:val="single" w:sz="4" w:space="0" w:color="000000"/>
               <w:start w:val="single" w:sz="4" w:space="0" w:color="000000"/>
@@ -16497,7 +16895,7 @@
         </w:tc>
         <w:tc>
           <w:tcPr>
-            <w:tcW w:w="1417" w:type="dxa"/>
+            <w:tcW w:w="1418" w:type="dxa"/>
             <w:tcBorders>
               <w:top w:val="single" w:sz="4" w:space="0" w:color="000000"/>
               <w:bottom w:val="single" w:sz="4" w:space="0" w:color="000000"/>
@@ -16576,7 +16974,7 @@
         </w:trPr>
         <w:tc>
           <w:tcPr>
-            <w:tcW w:w="2092" w:type="dxa"/>
+            <w:tcW w:w="2091" w:type="dxa"/>
             <w:tcBorders>
               <w:top w:val="single" w:sz="4" w:space="0" w:color="000000"/>
               <w:start w:val="single" w:sz="4" w:space="0" w:color="000000"/>
@@ -16649,7 +17047,7 @@
         </w:tc>
         <w:tc>
           <w:tcPr>
-            <w:tcW w:w="1417" w:type="dxa"/>
+            <w:tcW w:w="1418" w:type="dxa"/>
             <w:tcBorders>
               <w:top w:val="single" w:sz="4" w:space="0" w:color="000000"/>
               <w:bottom w:val="single" w:sz="4" w:space="0" w:color="000000"/>
@@ -16728,7 +17126,7 @@
         </w:trPr>
         <w:tc>
           <w:tcPr>
-            <w:tcW w:w="2092" w:type="dxa"/>
+            <w:tcW w:w="2091" w:type="dxa"/>
             <w:tcBorders>
               <w:top w:val="single" w:sz="4" w:space="0" w:color="000000"/>
               <w:start w:val="single" w:sz="4" w:space="0" w:color="000000"/>
@@ -16801,7 +17199,7 @@
         </w:tc>
         <w:tc>
           <w:tcPr>
-            <w:tcW w:w="1417" w:type="dxa"/>
+            <w:tcW w:w="1418" w:type="dxa"/>
             <w:tcBorders>
               <w:top w:val="single" w:sz="4" w:space="0" w:color="000000"/>
               <w:bottom w:val="single" w:sz="4" w:space="0" w:color="000000"/>
@@ -16880,7 +17278,7 @@
         </w:trPr>
         <w:tc>
           <w:tcPr>
-            <w:tcW w:w="2092" w:type="dxa"/>
+            <w:tcW w:w="2091" w:type="dxa"/>
             <w:tcBorders>
               <w:top w:val="single" w:sz="4" w:space="0" w:color="000000"/>
               <w:start w:val="single" w:sz="4" w:space="0" w:color="000000"/>
@@ -16953,7 +17351,7 @@
         </w:tc>
         <w:tc>
           <w:tcPr>
-            <w:tcW w:w="1417" w:type="dxa"/>
+            <w:tcW w:w="1418" w:type="dxa"/>
             <w:tcBorders>
               <w:top w:val="single" w:sz="4" w:space="0" w:color="000000"/>
               <w:bottom w:val="single" w:sz="4" w:space="0" w:color="000000"/>
@@ -17030,7 +17428,7 @@
         </w:trPr>
         <w:tc>
           <w:tcPr>
-            <w:tcW w:w="2092" w:type="dxa"/>
+            <w:tcW w:w="2091" w:type="dxa"/>
             <w:tcBorders>
               <w:top w:val="single" w:sz="4" w:space="0" w:color="000000"/>
               <w:start w:val="single" w:sz="4" w:space="0" w:color="000000"/>
@@ -17103,7 +17501,7 @@
         </w:tc>
         <w:tc>
           <w:tcPr>
-            <w:tcW w:w="1417" w:type="dxa"/>
+            <w:tcW w:w="1418" w:type="dxa"/>
             <w:tcBorders>
               <w:top w:val="single" w:sz="4" w:space="0" w:color="000000"/>
               <w:bottom w:val="single" w:sz="4" w:space="0" w:color="000000"/>
@@ -17180,7 +17578,7 @@
         </w:trPr>
         <w:tc>
           <w:tcPr>
-            <w:tcW w:w="2092" w:type="dxa"/>
+            <w:tcW w:w="2091" w:type="dxa"/>
             <w:tcBorders>
               <w:top w:val="single" w:sz="4" w:space="0" w:color="000000"/>
               <w:start w:val="single" w:sz="4" w:space="0" w:color="000000"/>
@@ -17253,7 +17651,7 @@
         </w:tc>
         <w:tc>
           <w:tcPr>
-            <w:tcW w:w="1417" w:type="dxa"/>
+            <w:tcW w:w="1418" w:type="dxa"/>
             <w:tcBorders>
               <w:top w:val="single" w:sz="4" w:space="0" w:color="000000"/>
               <w:bottom w:val="single" w:sz="4" w:space="0" w:color="000000"/>
@@ -17334,7 +17732,7 @@
         </w:trPr>
         <w:tc>
           <w:tcPr>
-            <w:tcW w:w="2092" w:type="dxa"/>
+            <w:tcW w:w="2091" w:type="dxa"/>
             <w:tcBorders>
               <w:top w:val="single" w:sz="4" w:space="0" w:color="000000"/>
               <w:start w:val="single" w:sz="4" w:space="0" w:color="000000"/>
@@ -17407,7 +17805,7 @@
         </w:tc>
         <w:tc>
           <w:tcPr>
-            <w:tcW w:w="1417" w:type="dxa"/>
+            <w:tcW w:w="1418" w:type="dxa"/>
             <w:tcBorders>
               <w:top w:val="single" w:sz="4" w:space="0" w:color="000000"/>
               <w:bottom w:val="single" w:sz="4" w:space="0" w:color="000000"/>
@@ -17486,7 +17884,7 @@
         </w:trPr>
         <w:tc>
           <w:tcPr>
-            <w:tcW w:w="2092" w:type="dxa"/>
+            <w:tcW w:w="2091" w:type="dxa"/>
             <w:tcBorders>
               <w:top w:val="single" w:sz="4" w:space="0" w:color="000000"/>
               <w:start w:val="single" w:sz="4" w:space="0" w:color="000000"/>
@@ -17559,7 +17957,7 @@
         </w:tc>
         <w:tc>
           <w:tcPr>
-            <w:tcW w:w="1417" w:type="dxa"/>
+            <w:tcW w:w="1418" w:type="dxa"/>
             <w:tcBorders>
               <w:top w:val="single" w:sz="4" w:space="0" w:color="000000"/>
               <w:bottom w:val="single" w:sz="4" w:space="0" w:color="000000"/>
@@ -17639,7 +18037,7 @@
         </w:trPr>
         <w:tc>
           <w:tcPr>
-            <w:tcW w:w="2092" w:type="dxa"/>
+            <w:tcW w:w="2091" w:type="dxa"/>
             <w:tcBorders>
               <w:top w:val="single" w:sz="4" w:space="0" w:color="000000"/>
               <w:start w:val="single" w:sz="4" w:space="0" w:color="000000"/>
@@ -17712,7 +18110,7 @@
         </w:tc>
         <w:tc>
           <w:tcPr>
-            <w:tcW w:w="1417" w:type="dxa"/>
+            <w:tcW w:w="1418" w:type="dxa"/>
             <w:tcBorders>
               <w:top w:val="single" w:sz="4" w:space="0" w:color="000000"/>
               <w:bottom w:val="single" w:sz="4" w:space="0" w:color="000000"/>
@@ -17792,7 +18190,7 @@
         </w:trPr>
         <w:tc>
           <w:tcPr>
-            <w:tcW w:w="2092" w:type="dxa"/>
+            <w:tcW w:w="2091" w:type="dxa"/>
             <w:tcBorders>
               <w:top w:val="single" w:sz="4" w:space="0" w:color="000000"/>
               <w:start w:val="single" w:sz="4" w:space="0" w:color="000000"/>
@@ -17865,7 +18263,7 @@
         </w:tc>
         <w:tc>
           <w:tcPr>
-            <w:tcW w:w="1417" w:type="dxa"/>
+            <w:tcW w:w="1418" w:type="dxa"/>
             <w:tcBorders>
               <w:top w:val="single" w:sz="4" w:space="0" w:color="000000"/>
               <w:bottom w:val="single" w:sz="4" w:space="0" w:color="000000"/>
@@ -17942,7 +18340,7 @@
         </w:trPr>
         <w:tc>
           <w:tcPr>
-            <w:tcW w:w="2092" w:type="dxa"/>
+            <w:tcW w:w="2091" w:type="dxa"/>
             <w:tcBorders>
               <w:top w:val="single" w:sz="4" w:space="0" w:color="000000"/>
               <w:start w:val="single" w:sz="4" w:space="0" w:color="000000"/>
@@ -18015,7 +18413,7 @@
         </w:tc>
         <w:tc>
           <w:tcPr>
-            <w:tcW w:w="1417" w:type="dxa"/>
+            <w:tcW w:w="1418" w:type="dxa"/>
             <w:tcBorders>
               <w:top w:val="single" w:sz="4" w:space="0" w:color="000000"/>
               <w:bottom w:val="single" w:sz="4" w:space="0" w:color="000000"/>
@@ -18096,7 +18494,7 @@
         </w:trPr>
         <w:tc>
           <w:tcPr>
-            <w:tcW w:w="2092" w:type="dxa"/>
+            <w:tcW w:w="2091" w:type="dxa"/>
             <w:tcBorders>
               <w:top w:val="single" w:sz="4" w:space="0" w:color="000000"/>
               <w:start w:val="single" w:sz="4" w:space="0" w:color="000000"/>
@@ -18169,7 +18567,7 @@
         </w:tc>
         <w:tc>
           <w:tcPr>
-            <w:tcW w:w="1417" w:type="dxa"/>
+            <w:tcW w:w="1418" w:type="dxa"/>
             <w:tcBorders>
               <w:top w:val="single" w:sz="4" w:space="0" w:color="000000"/>
               <w:bottom w:val="single" w:sz="4" w:space="0" w:color="000000"/>
@@ -18249,7 +18647,7 @@
         </w:trPr>
         <w:tc>
           <w:tcPr>
-            <w:tcW w:w="2092" w:type="dxa"/>
+            <w:tcW w:w="2091" w:type="dxa"/>
             <w:tcBorders>
               <w:top w:val="single" w:sz="4" w:space="0" w:color="000000"/>
               <w:start w:val="single" w:sz="4" w:space="0" w:color="000000"/>
@@ -18322,7 +18720,7 @@
         </w:tc>
         <w:tc>
           <w:tcPr>
-            <w:tcW w:w="1417" w:type="dxa"/>
+            <w:tcW w:w="1418" w:type="dxa"/>
             <w:tcBorders>
               <w:top w:val="single" w:sz="4" w:space="0" w:color="000000"/>
               <w:bottom w:val="single" w:sz="4" w:space="0" w:color="000000"/>
@@ -18399,7 +18797,7 @@
         </w:trPr>
         <w:tc>
           <w:tcPr>
-            <w:tcW w:w="2092" w:type="dxa"/>
+            <w:tcW w:w="2091" w:type="dxa"/>
             <w:tcBorders>
               <w:top w:val="single" w:sz="4" w:space="0" w:color="000000"/>
               <w:start w:val="single" w:sz="4" w:space="0" w:color="000000"/>
@@ -18472,7 +18870,7 @@
         </w:tc>
         <w:tc>
           <w:tcPr>
-            <w:tcW w:w="1417" w:type="dxa"/>
+            <w:tcW w:w="1418" w:type="dxa"/>
             <w:tcBorders>
               <w:top w:val="single" w:sz="4" w:space="0" w:color="000000"/>
               <w:bottom w:val="single" w:sz="4" w:space="0" w:color="000000"/>
@@ -18551,7 +18949,7 @@
         </w:trPr>
         <w:tc>
           <w:tcPr>
-            <w:tcW w:w="2092" w:type="dxa"/>
+            <w:tcW w:w="2091" w:type="dxa"/>
             <w:tcBorders>
               <w:top w:val="single" w:sz="4" w:space="0" w:color="000000"/>
               <w:start w:val="single" w:sz="4" w:space="0" w:color="000000"/>
@@ -18624,7 +19022,7 @@
         </w:tc>
         <w:tc>
           <w:tcPr>
-            <w:tcW w:w="1417" w:type="dxa"/>
+            <w:tcW w:w="1418" w:type="dxa"/>
             <w:tcBorders>
               <w:top w:val="single" w:sz="4" w:space="0" w:color="000000"/>
               <w:bottom w:val="single" w:sz="4" w:space="0" w:color="000000"/>
@@ -18701,7 +19099,7 @@
         </w:trPr>
         <w:tc>
           <w:tcPr>
-            <w:tcW w:w="2092" w:type="dxa"/>
+            <w:tcW w:w="2091" w:type="dxa"/>
             <w:tcBorders>
               <w:top w:val="single" w:sz="4" w:space="0" w:color="000000"/>
               <w:start w:val="single" w:sz="4" w:space="0" w:color="000000"/>
@@ -18774,7 +19172,7 @@
         </w:tc>
         <w:tc>
           <w:tcPr>
-            <w:tcW w:w="1417" w:type="dxa"/>
+            <w:tcW w:w="1418" w:type="dxa"/>
             <w:tcBorders>
               <w:top w:val="single" w:sz="4" w:space="0" w:color="000000"/>
               <w:bottom w:val="single" w:sz="4" w:space="0" w:color="000000"/>
@@ -18855,7 +19253,7 @@
         </w:trPr>
         <w:tc>
           <w:tcPr>
-            <w:tcW w:w="2092" w:type="dxa"/>
+            <w:tcW w:w="2091" w:type="dxa"/>
             <w:tcBorders>
               <w:top w:val="single" w:sz="4" w:space="0" w:color="000000"/>
               <w:start w:val="single" w:sz="4" w:space="0" w:color="000000"/>
@@ -18928,7 +19326,7 @@
         </w:tc>
         <w:tc>
           <w:tcPr>
-            <w:tcW w:w="1417" w:type="dxa"/>
+            <w:tcW w:w="1418" w:type="dxa"/>
             <w:tcBorders>
               <w:top w:val="single" w:sz="4" w:space="0" w:color="000000"/>
               <w:bottom w:val="single" w:sz="4" w:space="0" w:color="000000"/>
@@ -19005,7 +19403,7 @@
         </w:trPr>
         <w:tc>
           <w:tcPr>
-            <w:tcW w:w="2092" w:type="dxa"/>
+            <w:tcW w:w="2091" w:type="dxa"/>
             <w:tcBorders>
               <w:top w:val="single" w:sz="4" w:space="0" w:color="000000"/>
               <w:start w:val="single" w:sz="4" w:space="0" w:color="000000"/>
@@ -19078,7 +19476,7 @@
         </w:tc>
         <w:tc>
           <w:tcPr>
-            <w:tcW w:w="1417" w:type="dxa"/>
+            <w:tcW w:w="1418" w:type="dxa"/>
             <w:tcBorders>
               <w:top w:val="single" w:sz="4" w:space="0" w:color="000000"/>
               <w:bottom w:val="single" w:sz="4" w:space="0" w:color="000000"/>
@@ -19155,7 +19553,7 @@
         </w:trPr>
         <w:tc>
           <w:tcPr>
-            <w:tcW w:w="2092" w:type="dxa"/>
+            <w:tcW w:w="2091" w:type="dxa"/>
             <w:tcBorders>
               <w:top w:val="single" w:sz="4" w:space="0" w:color="000000"/>
               <w:start w:val="single" w:sz="4" w:space="0" w:color="000000"/>
@@ -19228,7 +19626,7 @@
         </w:tc>
         <w:tc>
           <w:tcPr>
-            <w:tcW w:w="1417" w:type="dxa"/>
+            <w:tcW w:w="1418" w:type="dxa"/>
             <w:tcBorders>
               <w:top w:val="single" w:sz="4" w:space="0" w:color="000000"/>
               <w:bottom w:val="single" w:sz="4" w:space="0" w:color="000000"/>
@@ -19305,7 +19703,7 @@
         </w:trPr>
         <w:tc>
           <w:tcPr>
-            <w:tcW w:w="2092" w:type="dxa"/>
+            <w:tcW w:w="2091" w:type="dxa"/>
             <w:tcBorders>
               <w:top w:val="single" w:sz="4" w:space="0" w:color="000000"/>
               <w:start w:val="single" w:sz="4" w:space="0" w:color="000000"/>
@@ -19378,7 +19776,7 @@
         </w:tc>
         <w:tc>
           <w:tcPr>
-            <w:tcW w:w="1417" w:type="dxa"/>
+            <w:tcW w:w="1418" w:type="dxa"/>
             <w:tcBorders>
               <w:top w:val="single" w:sz="4" w:space="0" w:color="000000"/>
               <w:bottom w:val="single" w:sz="4" w:space="0" w:color="000000"/>
@@ -19455,7 +19853,7 @@
         </w:trPr>
         <w:tc>
           <w:tcPr>
-            <w:tcW w:w="2092" w:type="dxa"/>
+            <w:tcW w:w="2091" w:type="dxa"/>
             <w:tcBorders>
               <w:top w:val="single" w:sz="4" w:space="0" w:color="000000"/>
               <w:start w:val="single" w:sz="4" w:space="0" w:color="000000"/>
@@ -19528,7 +19926,7 @@
         </w:tc>
         <w:tc>
           <w:tcPr>
-            <w:tcW w:w="1417" w:type="dxa"/>
+            <w:tcW w:w="1418" w:type="dxa"/>
             <w:tcBorders>
               <w:top w:val="single" w:sz="4" w:space="0" w:color="000000"/>
               <w:bottom w:val="single" w:sz="4" w:space="0" w:color="000000"/>
@@ -19609,7 +20007,7 @@
         </w:trPr>
         <w:tc>
           <w:tcPr>
-            <w:tcW w:w="2092" w:type="dxa"/>
+            <w:tcW w:w="2091" w:type="dxa"/>
             <w:tcBorders>
               <w:top w:val="single" w:sz="4" w:space="0" w:color="000000"/>
               <w:start w:val="single" w:sz="4" w:space="0" w:color="000000"/>
@@ -19682,7 +20080,7 @@
         </w:tc>
         <w:tc>
           <w:tcPr>
-            <w:tcW w:w="1417" w:type="dxa"/>
+            <w:tcW w:w="1418" w:type="dxa"/>
             <w:tcBorders>
               <w:top w:val="single" w:sz="4" w:space="0" w:color="000000"/>
               <w:bottom w:val="single" w:sz="4" w:space="0" w:color="000000"/>
@@ -19759,7 +20157,7 @@
         </w:trPr>
         <w:tc>
           <w:tcPr>
-            <w:tcW w:w="2092" w:type="dxa"/>
+            <w:tcW w:w="2091" w:type="dxa"/>
             <w:tcBorders>
               <w:top w:val="single" w:sz="4" w:space="0" w:color="000000"/>
               <w:start w:val="single" w:sz="4" w:space="0" w:color="000000"/>
@@ -19832,7 +20230,7 @@
         </w:tc>
         <w:tc>
           <w:tcPr>
-            <w:tcW w:w="1417" w:type="dxa"/>
+            <w:tcW w:w="1418" w:type="dxa"/>
             <w:tcBorders>
               <w:top w:val="single" w:sz="4" w:space="0" w:color="000000"/>
               <w:bottom w:val="single" w:sz="4" w:space="0" w:color="000000"/>
@@ -19909,7 +20307,7 @@
         </w:trPr>
         <w:tc>
           <w:tcPr>
-            <w:tcW w:w="2092" w:type="dxa"/>
+            <w:tcW w:w="2091" w:type="dxa"/>
             <w:tcBorders>
               <w:top w:val="single" w:sz="4" w:space="0" w:color="000000"/>
               <w:start w:val="single" w:sz="4" w:space="0" w:color="000000"/>
@@ -19982,7 +20380,7 @@
         </w:tc>
         <w:tc>
           <w:tcPr>
-            <w:tcW w:w="1417" w:type="dxa"/>
+            <w:tcW w:w="1418" w:type="dxa"/>
             <w:tcBorders>
               <w:top w:val="single" w:sz="4" w:space="0" w:color="000000"/>
               <w:bottom w:val="single" w:sz="4" w:space="0" w:color="000000"/>
@@ -20084,7 +20482,7 @@
           <w:lang w:val="en-IN"/>
         </w:rPr>
       </w:pPr>
-      <w:bookmarkStart w:id="15" w:name="_Toc218955545"/>
+      <w:bookmarkStart w:id="14" w:name="_Toc218955545"/>
       <w:r>
         <w:rPr>
           <w:rFonts w:cs="Calibri" w:ascii="Calibri" w:hAnsi="Calibri" w:asciiTheme="minorHAnsi" w:cstheme="minorHAnsi" w:hAnsiTheme="minorHAnsi"/>
@@ -20092,7 +20490,7 @@
         </w:rPr>
         <w:t>4.5 Process Details</w:t>
       </w:r>
-      <w:bookmarkEnd w:id="15"/>
+      <w:bookmarkEnd w:id="14"/>
     </w:p>
     <w:p>
       <w:pPr>
@@ -20125,7 +20523,7 @@
           <w:lang w:val="en-IN"/>
         </w:rPr>
       </w:pPr>
-      <w:bookmarkStart w:id="16" w:name="_Toc218955546"/>
+      <w:bookmarkStart w:id="15" w:name="_Toc218955546"/>
       <w:r>
         <w:rPr>
           <w:rFonts w:cs="Calibri" w:ascii="Calibri" w:hAnsi="Calibri" w:asciiTheme="minorHAnsi" w:cstheme="minorHAnsi" w:hAnsiTheme="minorHAnsi"/>
@@ -20133,7 +20531,7 @@
         </w:rPr>
         <w:t>4.5.1 Initiator Behaviour</w:t>
       </w:r>
-      <w:bookmarkEnd w:id="16"/>
+      <w:bookmarkEnd w:id="15"/>
       <w:r>
         <w:rPr>
           <w:rFonts w:cs="Calibri" w:ascii="Calibri" w:hAnsi="Calibri" w:asciiTheme="minorHAnsi" w:cstheme="minorHAnsi" w:hAnsiTheme="minorHAnsi"/>
@@ -20476,8 +20874,8 @@
       <w:tblGrid>
         <w:gridCol w:w="2211"/>
         <w:gridCol w:w="3459"/>
-        <w:gridCol w:w="1983"/>
-        <w:gridCol w:w="2123"/>
+        <w:gridCol w:w="1982"/>
+        <w:gridCol w:w="2124"/>
       </w:tblGrid>
       <w:tr>
         <w:trPr>
@@ -20567,7 +20965,7 @@
         </w:tc>
         <w:tc>
           <w:tcPr>
-            <w:tcW w:w="1983" w:type="dxa"/>
+            <w:tcW w:w="1982" w:type="dxa"/>
             <w:tcBorders>
               <w:top w:val="single" w:sz="4" w:space="0" w:color="000000"/>
               <w:start w:val="single" w:sz="4" w:space="0" w:color="000000"/>
@@ -20608,7 +21006,7 @@
         </w:tc>
         <w:tc>
           <w:tcPr>
-            <w:tcW w:w="2123" w:type="dxa"/>
+            <w:tcW w:w="2124" w:type="dxa"/>
             <w:tcBorders>
               <w:top w:val="single" w:sz="4" w:space="0" w:color="000000"/>
               <w:start w:val="single" w:sz="4" w:space="0" w:color="000000"/>
@@ -20726,7 +21124,7 @@
         </w:tc>
         <w:tc>
           <w:tcPr>
-            <w:tcW w:w="1983" w:type="dxa"/>
+            <w:tcW w:w="1982" w:type="dxa"/>
             <w:tcBorders>
               <w:top w:val="single" w:sz="4" w:space="0" w:color="000000"/>
               <w:start w:val="single" w:sz="4" w:space="0" w:color="000000"/>
@@ -20762,7 +21160,7 @@
         </w:tc>
         <w:tc>
           <w:tcPr>
-            <w:tcW w:w="2123" w:type="dxa"/>
+            <w:tcW w:w="2124" w:type="dxa"/>
             <w:tcBorders>
               <w:top w:val="single" w:sz="4" w:space="0" w:color="000000"/>
               <w:start w:val="single" w:sz="4" w:space="0" w:color="000000"/>
@@ -20877,7 +21275,7 @@
         </w:tc>
         <w:tc>
           <w:tcPr>
-            <w:tcW w:w="1983" w:type="dxa"/>
+            <w:tcW w:w="1982" w:type="dxa"/>
             <w:tcBorders>
               <w:top w:val="single" w:sz="4" w:space="0" w:color="000000"/>
               <w:start w:val="single" w:sz="4" w:space="0" w:color="000000"/>
@@ -20914,7 +21312,7 @@
         </w:tc>
         <w:tc>
           <w:tcPr>
-            <w:tcW w:w="2123" w:type="dxa"/>
+            <w:tcW w:w="2124" w:type="dxa"/>
             <w:tcBorders>
               <w:top w:val="single" w:sz="4" w:space="0" w:color="000000"/>
               <w:start w:val="single" w:sz="4" w:space="0" w:color="000000"/>
@@ -21029,7 +21427,7 @@
         </w:tc>
         <w:tc>
           <w:tcPr>
-            <w:tcW w:w="1983" w:type="dxa"/>
+            <w:tcW w:w="1982" w:type="dxa"/>
             <w:tcBorders>
               <w:top w:val="single" w:sz="4" w:space="0" w:color="000000"/>
               <w:start w:val="single" w:sz="4" w:space="0" w:color="000000"/>
@@ -21066,7 +21464,7 @@
         </w:tc>
         <w:tc>
           <w:tcPr>
-            <w:tcW w:w="2123" w:type="dxa"/>
+            <w:tcW w:w="2124" w:type="dxa"/>
             <w:tcBorders>
               <w:top w:val="single" w:sz="4" w:space="0" w:color="000000"/>
               <w:start w:val="single" w:sz="4" w:space="0" w:color="000000"/>
@@ -21181,7 +21579,7 @@
         </w:tc>
         <w:tc>
           <w:tcPr>
-            <w:tcW w:w="1983" w:type="dxa"/>
+            <w:tcW w:w="1982" w:type="dxa"/>
             <w:tcBorders>
               <w:top w:val="single" w:sz="4" w:space="0" w:color="000000"/>
               <w:start w:val="single" w:sz="4" w:space="0" w:color="000000"/>
@@ -21218,7 +21616,7 @@
         </w:tc>
         <w:tc>
           <w:tcPr>
-            <w:tcW w:w="2123" w:type="dxa"/>
+            <w:tcW w:w="2124" w:type="dxa"/>
             <w:tcBorders>
               <w:top w:val="single" w:sz="4" w:space="0" w:color="000000"/>
               <w:start w:val="single" w:sz="4" w:space="0" w:color="000000"/>
@@ -21333,7 +21731,7 @@
         </w:tc>
         <w:tc>
           <w:tcPr>
-            <w:tcW w:w="1983" w:type="dxa"/>
+            <w:tcW w:w="1982" w:type="dxa"/>
             <w:tcBorders>
               <w:top w:val="single" w:sz="4" w:space="0" w:color="000000"/>
               <w:start w:val="single" w:sz="4" w:space="0" w:color="000000"/>
@@ -21370,7 +21768,7 @@
         </w:tc>
         <w:tc>
           <w:tcPr>
-            <w:tcW w:w="2123" w:type="dxa"/>
+            <w:tcW w:w="2124" w:type="dxa"/>
             <w:tcBorders>
               <w:top w:val="single" w:sz="4" w:space="0" w:color="000000"/>
               <w:start w:val="single" w:sz="4" w:space="0" w:color="000000"/>
@@ -21485,7 +21883,7 @@
         </w:tc>
         <w:tc>
           <w:tcPr>
-            <w:tcW w:w="1983" w:type="dxa"/>
+            <w:tcW w:w="1982" w:type="dxa"/>
             <w:tcBorders>
               <w:top w:val="single" w:sz="4" w:space="0" w:color="000000"/>
               <w:start w:val="single" w:sz="4" w:space="0" w:color="000000"/>
@@ -21522,7 +21920,7 @@
         </w:tc>
         <w:tc>
           <w:tcPr>
-            <w:tcW w:w="2123" w:type="dxa"/>
+            <w:tcW w:w="2124" w:type="dxa"/>
             <w:tcBorders>
               <w:top w:val="single" w:sz="4" w:space="0" w:color="000000"/>
               <w:start w:val="single" w:sz="4" w:space="0" w:color="000000"/>
@@ -21637,7 +22035,7 @@
         </w:tc>
         <w:tc>
           <w:tcPr>
-            <w:tcW w:w="1983" w:type="dxa"/>
+            <w:tcW w:w="1982" w:type="dxa"/>
             <w:tcBorders>
               <w:top w:val="single" w:sz="4" w:space="0" w:color="000000"/>
               <w:start w:val="single" w:sz="4" w:space="0" w:color="000000"/>
@@ -21674,7 +22072,7 @@
         </w:tc>
         <w:tc>
           <w:tcPr>
-            <w:tcW w:w="2123" w:type="dxa"/>
+            <w:tcW w:w="2124" w:type="dxa"/>
             <w:tcBorders>
               <w:top w:val="single" w:sz="4" w:space="0" w:color="000000"/>
               <w:start w:val="single" w:sz="4" w:space="0" w:color="000000"/>
@@ -21789,7 +22187,7 @@
         </w:tc>
         <w:tc>
           <w:tcPr>
-            <w:tcW w:w="1983" w:type="dxa"/>
+            <w:tcW w:w="1982" w:type="dxa"/>
             <w:tcBorders>
               <w:top w:val="single" w:sz="4" w:space="0" w:color="000000"/>
               <w:start w:val="single" w:sz="4" w:space="0" w:color="000000"/>
@@ -21826,7 +22224,7 @@
         </w:tc>
         <w:tc>
           <w:tcPr>
-            <w:tcW w:w="2123" w:type="dxa"/>
+            <w:tcW w:w="2124" w:type="dxa"/>
             <w:tcBorders>
               <w:top w:val="single" w:sz="4" w:space="0" w:color="000000"/>
               <w:start w:val="single" w:sz="4" w:space="0" w:color="000000"/>
@@ -21941,7 +22339,7 @@
         </w:tc>
         <w:tc>
           <w:tcPr>
-            <w:tcW w:w="1983" w:type="dxa"/>
+            <w:tcW w:w="1982" w:type="dxa"/>
             <w:tcBorders>
               <w:top w:val="single" w:sz="4" w:space="0" w:color="000000"/>
               <w:start w:val="single" w:sz="4" w:space="0" w:color="000000"/>
@@ -21978,7 +22376,7 @@
         </w:tc>
         <w:tc>
           <w:tcPr>
-            <w:tcW w:w="2123" w:type="dxa"/>
+            <w:tcW w:w="2124" w:type="dxa"/>
             <w:tcBorders>
               <w:top w:val="single" w:sz="4" w:space="0" w:color="000000"/>
               <w:start w:val="single" w:sz="4" w:space="0" w:color="000000"/>
@@ -22093,7 +22491,7 @@
         </w:tc>
         <w:tc>
           <w:tcPr>
-            <w:tcW w:w="1983" w:type="dxa"/>
+            <w:tcW w:w="1982" w:type="dxa"/>
             <w:tcBorders>
               <w:top w:val="single" w:sz="4" w:space="0" w:color="000000"/>
               <w:start w:val="single" w:sz="4" w:space="0" w:color="000000"/>
@@ -22130,7 +22528,7 @@
         </w:tc>
         <w:tc>
           <w:tcPr>
-            <w:tcW w:w="2123" w:type="dxa"/>
+            <w:tcW w:w="2124" w:type="dxa"/>
             <w:tcBorders>
               <w:top w:val="single" w:sz="4" w:space="0" w:color="000000"/>
               <w:start w:val="single" w:sz="4" w:space="0" w:color="000000"/>
@@ -22245,7 +22643,7 @@
         </w:tc>
         <w:tc>
           <w:tcPr>
-            <w:tcW w:w="1983" w:type="dxa"/>
+            <w:tcW w:w="1982" w:type="dxa"/>
             <w:tcBorders>
               <w:top w:val="single" w:sz="4" w:space="0" w:color="000000"/>
               <w:start w:val="single" w:sz="4" w:space="0" w:color="000000"/>
@@ -22282,7 +22680,7 @@
         </w:tc>
         <w:tc>
           <w:tcPr>
-            <w:tcW w:w="2123" w:type="dxa"/>
+            <w:tcW w:w="2124" w:type="dxa"/>
             <w:tcBorders>
               <w:top w:val="single" w:sz="4" w:space="0" w:color="000000"/>
               <w:start w:val="single" w:sz="4" w:space="0" w:color="000000"/>
@@ -22397,7 +22795,7 @@
         </w:tc>
         <w:tc>
           <w:tcPr>
-            <w:tcW w:w="1983" w:type="dxa"/>
+            <w:tcW w:w="1982" w:type="dxa"/>
             <w:tcBorders>
               <w:top w:val="single" w:sz="4" w:space="0" w:color="000000"/>
               <w:start w:val="single" w:sz="4" w:space="0" w:color="000000"/>
@@ -22434,7 +22832,7 @@
         </w:tc>
         <w:tc>
           <w:tcPr>
-            <w:tcW w:w="2123" w:type="dxa"/>
+            <w:tcW w:w="2124" w:type="dxa"/>
             <w:tcBorders>
               <w:top w:val="single" w:sz="4" w:space="0" w:color="000000"/>
               <w:start w:val="single" w:sz="4" w:space="0" w:color="000000"/>
@@ -22549,7 +22947,7 @@
         </w:tc>
         <w:tc>
           <w:tcPr>
-            <w:tcW w:w="1983" w:type="dxa"/>
+            <w:tcW w:w="1982" w:type="dxa"/>
             <w:tcBorders>
               <w:top w:val="single" w:sz="4" w:space="0" w:color="000000"/>
               <w:start w:val="single" w:sz="4" w:space="0" w:color="000000"/>
@@ -22586,7 +22984,7 @@
         </w:tc>
         <w:tc>
           <w:tcPr>
-            <w:tcW w:w="2123" w:type="dxa"/>
+            <w:tcW w:w="2124" w:type="dxa"/>
             <w:tcBorders>
               <w:top w:val="single" w:sz="4" w:space="0" w:color="000000"/>
               <w:start w:val="single" w:sz="4" w:space="0" w:color="000000"/>
@@ -22701,7 +23099,7 @@
         </w:tc>
         <w:tc>
           <w:tcPr>
-            <w:tcW w:w="1983" w:type="dxa"/>
+            <w:tcW w:w="1982" w:type="dxa"/>
             <w:tcBorders>
               <w:top w:val="single" w:sz="4" w:space="0" w:color="000000"/>
               <w:start w:val="single" w:sz="4" w:space="0" w:color="000000"/>
@@ -22738,7 +23136,7 @@
         </w:tc>
         <w:tc>
           <w:tcPr>
-            <w:tcW w:w="2123" w:type="dxa"/>
+            <w:tcW w:w="2124" w:type="dxa"/>
             <w:tcBorders>
               <w:top w:val="single" w:sz="4" w:space="0" w:color="000000"/>
               <w:start w:val="single" w:sz="4" w:space="0" w:color="000000"/>
@@ -22853,7 +23251,7 @@
         </w:tc>
         <w:tc>
           <w:tcPr>
-            <w:tcW w:w="1983" w:type="dxa"/>
+            <w:tcW w:w="1982" w:type="dxa"/>
             <w:tcBorders>
               <w:top w:val="single" w:sz="4" w:space="0" w:color="000000"/>
               <w:start w:val="single" w:sz="4" w:space="0" w:color="000000"/>
@@ -22890,7 +23288,7 @@
         </w:tc>
         <w:tc>
           <w:tcPr>
-            <w:tcW w:w="2123" w:type="dxa"/>
+            <w:tcW w:w="2124" w:type="dxa"/>
             <w:tcBorders>
               <w:top w:val="single" w:sz="4" w:space="0" w:color="000000"/>
               <w:start w:val="single" w:sz="4" w:space="0" w:color="000000"/>
@@ -23005,7 +23403,7 @@
         </w:tc>
         <w:tc>
           <w:tcPr>
-            <w:tcW w:w="1983" w:type="dxa"/>
+            <w:tcW w:w="1982" w:type="dxa"/>
             <w:tcBorders>
               <w:top w:val="single" w:sz="4" w:space="0" w:color="000000"/>
               <w:start w:val="single" w:sz="4" w:space="0" w:color="000000"/>
@@ -23042,7 +23440,7 @@
         </w:tc>
         <w:tc>
           <w:tcPr>
-            <w:tcW w:w="2123" w:type="dxa"/>
+            <w:tcW w:w="2124" w:type="dxa"/>
             <w:tcBorders>
               <w:top w:val="single" w:sz="4" w:space="0" w:color="000000"/>
               <w:start w:val="single" w:sz="4" w:space="0" w:color="000000"/>
@@ -23157,7 +23555,7 @@
         </w:tc>
         <w:tc>
           <w:tcPr>
-            <w:tcW w:w="1983" w:type="dxa"/>
+            <w:tcW w:w="1982" w:type="dxa"/>
             <w:tcBorders>
               <w:top w:val="single" w:sz="4" w:space="0" w:color="000000"/>
               <w:start w:val="single" w:sz="4" w:space="0" w:color="000000"/>
@@ -23193,7 +23591,7 @@
         </w:tc>
         <w:tc>
           <w:tcPr>
-            <w:tcW w:w="2123" w:type="dxa"/>
+            <w:tcW w:w="2124" w:type="dxa"/>
             <w:tcBorders>
               <w:top w:val="single" w:sz="4" w:space="0" w:color="000000"/>
               <w:start w:val="single" w:sz="4" w:space="0" w:color="000000"/>
@@ -23308,7 +23706,7 @@
         </w:tc>
         <w:tc>
           <w:tcPr>
-            <w:tcW w:w="1983" w:type="dxa"/>
+            <w:tcW w:w="1982" w:type="dxa"/>
             <w:tcBorders>
               <w:top w:val="single" w:sz="4" w:space="0" w:color="000000"/>
               <w:start w:val="single" w:sz="4" w:space="0" w:color="000000"/>
@@ -23345,7 +23743,7 @@
         </w:tc>
         <w:tc>
           <w:tcPr>
-            <w:tcW w:w="2123" w:type="dxa"/>
+            <w:tcW w:w="2124" w:type="dxa"/>
             <w:tcBorders>
               <w:top w:val="single" w:sz="4" w:space="0" w:color="000000"/>
               <w:start w:val="single" w:sz="4" w:space="0" w:color="000000"/>
@@ -23460,7 +23858,7 @@
         </w:tc>
         <w:tc>
           <w:tcPr>
-            <w:tcW w:w="1983" w:type="dxa"/>
+            <w:tcW w:w="1982" w:type="dxa"/>
             <w:tcBorders>
               <w:top w:val="single" w:sz="4" w:space="0" w:color="000000"/>
               <w:start w:val="single" w:sz="4" w:space="0" w:color="000000"/>
@@ -23497,7 +23895,7 @@
         </w:tc>
         <w:tc>
           <w:tcPr>
-            <w:tcW w:w="2123" w:type="dxa"/>
+            <w:tcW w:w="2124" w:type="dxa"/>
             <w:tcBorders>
               <w:top w:val="single" w:sz="4" w:space="0" w:color="000000"/>
               <w:start w:val="single" w:sz="4" w:space="0" w:color="000000"/>
@@ -23612,7 +24010,7 @@
         </w:tc>
         <w:tc>
           <w:tcPr>
-            <w:tcW w:w="1983" w:type="dxa"/>
+            <w:tcW w:w="1982" w:type="dxa"/>
             <w:tcBorders>
               <w:top w:val="single" w:sz="4" w:space="0" w:color="000000"/>
               <w:start w:val="single" w:sz="4" w:space="0" w:color="000000"/>
@@ -23649,7 +24047,7 @@
         </w:tc>
         <w:tc>
           <w:tcPr>
-            <w:tcW w:w="2123" w:type="dxa"/>
+            <w:tcW w:w="2124" w:type="dxa"/>
             <w:tcBorders>
               <w:top w:val="single" w:sz="4" w:space="0" w:color="000000"/>
               <w:start w:val="single" w:sz="4" w:space="0" w:color="000000"/>
@@ -23764,7 +24162,7 @@
         </w:tc>
         <w:tc>
           <w:tcPr>
-            <w:tcW w:w="1983" w:type="dxa"/>
+            <w:tcW w:w="1982" w:type="dxa"/>
             <w:tcBorders>
               <w:top w:val="single" w:sz="4" w:space="0" w:color="000000"/>
               <w:start w:val="single" w:sz="4" w:space="0" w:color="000000"/>
@@ -23801,7 +24199,7 @@
         </w:tc>
         <w:tc>
           <w:tcPr>
-            <w:tcW w:w="2123" w:type="dxa"/>
+            <w:tcW w:w="2124" w:type="dxa"/>
             <w:tcBorders>
               <w:top w:val="single" w:sz="4" w:space="0" w:color="000000"/>
               <w:start w:val="single" w:sz="4" w:space="0" w:color="000000"/>
@@ -23916,7 +24314,7 @@
         </w:tc>
         <w:tc>
           <w:tcPr>
-            <w:tcW w:w="1983" w:type="dxa"/>
+            <w:tcW w:w="1982" w:type="dxa"/>
             <w:tcBorders>
               <w:top w:val="single" w:sz="4" w:space="0" w:color="000000"/>
               <w:start w:val="single" w:sz="4" w:space="0" w:color="000000"/>
@@ -23953,7 +24351,7 @@
         </w:tc>
         <w:tc>
           <w:tcPr>
-            <w:tcW w:w="2123" w:type="dxa"/>
+            <w:tcW w:w="2124" w:type="dxa"/>
             <w:tcBorders>
               <w:top w:val="single" w:sz="4" w:space="0" w:color="000000"/>
               <w:start w:val="single" w:sz="4" w:space="0" w:color="000000"/>
@@ -24068,7 +24466,7 @@
         </w:tc>
         <w:tc>
           <w:tcPr>
-            <w:tcW w:w="1983" w:type="dxa"/>
+            <w:tcW w:w="1982" w:type="dxa"/>
             <w:tcBorders>
               <w:top w:val="single" w:sz="4" w:space="0" w:color="000000"/>
               <w:start w:val="single" w:sz="4" w:space="0" w:color="000000"/>
@@ -24105,7 +24503,7 @@
         </w:tc>
         <w:tc>
           <w:tcPr>
-            <w:tcW w:w="2123" w:type="dxa"/>
+            <w:tcW w:w="2124" w:type="dxa"/>
             <w:tcBorders>
               <w:top w:val="single" w:sz="4" w:space="0" w:color="000000"/>
               <w:start w:val="single" w:sz="4" w:space="0" w:color="000000"/>
@@ -24220,7 +24618,7 @@
         </w:tc>
         <w:tc>
           <w:tcPr>
-            <w:tcW w:w="1983" w:type="dxa"/>
+            <w:tcW w:w="1982" w:type="dxa"/>
             <w:tcBorders>
               <w:top w:val="single" w:sz="4" w:space="0" w:color="000000"/>
               <w:start w:val="single" w:sz="4" w:space="0" w:color="000000"/>
@@ -24257,7 +24655,7 @@
         </w:tc>
         <w:tc>
           <w:tcPr>
-            <w:tcW w:w="2123" w:type="dxa"/>
+            <w:tcW w:w="2124" w:type="dxa"/>
             <w:tcBorders>
               <w:top w:val="single" w:sz="4" w:space="0" w:color="000000"/>
               <w:start w:val="single" w:sz="4" w:space="0" w:color="000000"/>
@@ -24372,7 +24770,7 @@
         </w:tc>
         <w:tc>
           <w:tcPr>
-            <w:tcW w:w="1983" w:type="dxa"/>
+            <w:tcW w:w="1982" w:type="dxa"/>
             <w:tcBorders>
               <w:top w:val="single" w:sz="4" w:space="0" w:color="000000"/>
               <w:start w:val="single" w:sz="4" w:space="0" w:color="000000"/>
@@ -24409,7 +24807,7 @@
         </w:tc>
         <w:tc>
           <w:tcPr>
-            <w:tcW w:w="2123" w:type="dxa"/>
+            <w:tcW w:w="2124" w:type="dxa"/>
             <w:tcBorders>
               <w:top w:val="single" w:sz="4" w:space="0" w:color="000000"/>
               <w:start w:val="single" w:sz="4" w:space="0" w:color="000000"/>
@@ -24524,7 +24922,7 @@
         </w:tc>
         <w:tc>
           <w:tcPr>
-            <w:tcW w:w="1983" w:type="dxa"/>
+            <w:tcW w:w="1982" w:type="dxa"/>
             <w:tcBorders>
               <w:top w:val="single" w:sz="4" w:space="0" w:color="000000"/>
               <w:start w:val="single" w:sz="4" w:space="0" w:color="000000"/>
@@ -24561,7 +24959,7 @@
         </w:tc>
         <w:tc>
           <w:tcPr>
-            <w:tcW w:w="2123" w:type="dxa"/>
+            <w:tcW w:w="2124" w:type="dxa"/>
             <w:tcBorders>
               <w:top w:val="single" w:sz="4" w:space="0" w:color="000000"/>
               <w:start w:val="single" w:sz="4" w:space="0" w:color="000000"/>
@@ -24676,7 +25074,7 @@
         </w:tc>
         <w:tc>
           <w:tcPr>
-            <w:tcW w:w="1983" w:type="dxa"/>
+            <w:tcW w:w="1982" w:type="dxa"/>
             <w:tcBorders>
               <w:top w:val="single" w:sz="4" w:space="0" w:color="000000"/>
               <w:start w:val="single" w:sz="4" w:space="0" w:color="000000"/>
@@ -24713,7 +25111,7 @@
         </w:tc>
         <w:tc>
           <w:tcPr>
-            <w:tcW w:w="2123" w:type="dxa"/>
+            <w:tcW w:w="2124" w:type="dxa"/>
             <w:tcBorders>
               <w:top w:val="single" w:sz="4" w:space="0" w:color="000000"/>
               <w:start w:val="single" w:sz="4" w:space="0" w:color="000000"/>
@@ -24828,7 +25226,7 @@
         </w:tc>
         <w:tc>
           <w:tcPr>
-            <w:tcW w:w="1983" w:type="dxa"/>
+            <w:tcW w:w="1982" w:type="dxa"/>
             <w:tcBorders>
               <w:top w:val="single" w:sz="4" w:space="0" w:color="000000"/>
               <w:start w:val="single" w:sz="4" w:space="0" w:color="000000"/>
@@ -24865,7 +25263,7 @@
         </w:tc>
         <w:tc>
           <w:tcPr>
-            <w:tcW w:w="2123" w:type="dxa"/>
+            <w:tcW w:w="2124" w:type="dxa"/>
             <w:tcBorders>
               <w:top w:val="single" w:sz="4" w:space="0" w:color="000000"/>
               <w:start w:val="single" w:sz="4" w:space="0" w:color="000000"/>
@@ -24980,7 +25378,7 @@
         </w:tc>
         <w:tc>
           <w:tcPr>
-            <w:tcW w:w="1983" w:type="dxa"/>
+            <w:tcW w:w="1982" w:type="dxa"/>
             <w:tcBorders>
               <w:top w:val="single" w:sz="4" w:space="0" w:color="000000"/>
               <w:start w:val="single" w:sz="4" w:space="0" w:color="000000"/>
@@ -25017,7 +25415,7 @@
         </w:tc>
         <w:tc>
           <w:tcPr>
-            <w:tcW w:w="2123" w:type="dxa"/>
+            <w:tcW w:w="2124" w:type="dxa"/>
             <w:tcBorders>
               <w:top w:val="single" w:sz="4" w:space="0" w:color="000000"/>
               <w:start w:val="single" w:sz="4" w:space="0" w:color="000000"/>
@@ -25132,7 +25530,7 @@
         </w:tc>
         <w:tc>
           <w:tcPr>
-            <w:tcW w:w="1983" w:type="dxa"/>
+            <w:tcW w:w="1982" w:type="dxa"/>
             <w:tcBorders>
               <w:top w:val="single" w:sz="4" w:space="0" w:color="000000"/>
               <w:start w:val="single" w:sz="4" w:space="0" w:color="000000"/>
@@ -25169,7 +25567,7 @@
         </w:tc>
         <w:tc>
           <w:tcPr>
-            <w:tcW w:w="2123" w:type="dxa"/>
+            <w:tcW w:w="2124" w:type="dxa"/>
             <w:tcBorders>
               <w:top w:val="single" w:sz="4" w:space="0" w:color="000000"/>
               <w:start w:val="single" w:sz="4" w:space="0" w:color="000000"/>
@@ -25284,7 +25682,7 @@
         </w:tc>
         <w:tc>
           <w:tcPr>
-            <w:tcW w:w="1983" w:type="dxa"/>
+            <w:tcW w:w="1982" w:type="dxa"/>
             <w:tcBorders>
               <w:top w:val="single" w:sz="4" w:space="0" w:color="000000"/>
               <w:start w:val="single" w:sz="4" w:space="0" w:color="000000"/>
@@ -25321,7 +25719,7 @@
         </w:tc>
         <w:tc>
           <w:tcPr>
-            <w:tcW w:w="2123" w:type="dxa"/>
+            <w:tcW w:w="2124" w:type="dxa"/>
             <w:tcBorders>
               <w:top w:val="single" w:sz="4" w:space="0" w:color="000000"/>
               <w:start w:val="single" w:sz="4" w:space="0" w:color="000000"/>
@@ -25436,7 +25834,7 @@
         </w:tc>
         <w:tc>
           <w:tcPr>
-            <w:tcW w:w="1983" w:type="dxa"/>
+            <w:tcW w:w="1982" w:type="dxa"/>
             <w:tcBorders>
               <w:top w:val="single" w:sz="4" w:space="0" w:color="000000"/>
               <w:start w:val="single" w:sz="4" w:space="0" w:color="000000"/>
@@ -25473,7 +25871,7 @@
         </w:tc>
         <w:tc>
           <w:tcPr>
-            <w:tcW w:w="2123" w:type="dxa"/>
+            <w:tcW w:w="2124" w:type="dxa"/>
             <w:tcBorders>
               <w:top w:val="single" w:sz="4" w:space="0" w:color="000000"/>
               <w:start w:val="single" w:sz="4" w:space="0" w:color="000000"/>
@@ -25588,7 +25986,7 @@
         </w:tc>
         <w:tc>
           <w:tcPr>
-            <w:tcW w:w="1983" w:type="dxa"/>
+            <w:tcW w:w="1982" w:type="dxa"/>
             <w:tcBorders>
               <w:top w:val="single" w:sz="4" w:space="0" w:color="000000"/>
               <w:start w:val="single" w:sz="4" w:space="0" w:color="000000"/>
@@ -25625,7 +26023,7 @@
         </w:tc>
         <w:tc>
           <w:tcPr>
-            <w:tcW w:w="2123" w:type="dxa"/>
+            <w:tcW w:w="2124" w:type="dxa"/>
             <w:tcBorders>
               <w:top w:val="single" w:sz="4" w:space="0" w:color="000000"/>
               <w:start w:val="single" w:sz="4" w:space="0" w:color="000000"/>
@@ -25740,7 +26138,7 @@
         </w:tc>
         <w:tc>
           <w:tcPr>
-            <w:tcW w:w="1983" w:type="dxa"/>
+            <w:tcW w:w="1982" w:type="dxa"/>
             <w:tcBorders>
               <w:top w:val="single" w:sz="4" w:space="0" w:color="000000"/>
               <w:start w:val="single" w:sz="4" w:space="0" w:color="000000"/>
@@ -25777,7 +26175,7 @@
         </w:tc>
         <w:tc>
           <w:tcPr>
-            <w:tcW w:w="2123" w:type="dxa"/>
+            <w:tcW w:w="2124" w:type="dxa"/>
             <w:tcBorders>
               <w:top w:val="single" w:sz="4" w:space="0" w:color="000000"/>
               <w:start w:val="single" w:sz="4" w:space="0" w:color="000000"/>
@@ -25892,7 +26290,7 @@
         </w:tc>
         <w:tc>
           <w:tcPr>
-            <w:tcW w:w="1983" w:type="dxa"/>
+            <w:tcW w:w="1982" w:type="dxa"/>
             <w:tcBorders>
               <w:top w:val="single" w:sz="4" w:space="0" w:color="000000"/>
               <w:start w:val="single" w:sz="4" w:space="0" w:color="000000"/>
@@ -25929,7 +26327,7 @@
         </w:tc>
         <w:tc>
           <w:tcPr>
-            <w:tcW w:w="2123" w:type="dxa"/>
+            <w:tcW w:w="2124" w:type="dxa"/>
             <w:tcBorders>
               <w:top w:val="single" w:sz="4" w:space="0" w:color="000000"/>
               <w:start w:val="single" w:sz="4" w:space="0" w:color="000000"/>
@@ -26044,7 +26442,7 @@
         </w:tc>
         <w:tc>
           <w:tcPr>
-            <w:tcW w:w="1983" w:type="dxa"/>
+            <w:tcW w:w="1982" w:type="dxa"/>
             <w:tcBorders>
               <w:top w:val="single" w:sz="4" w:space="0" w:color="000000"/>
               <w:start w:val="single" w:sz="4" w:space="0" w:color="000000"/>
@@ -26081,7 +26479,7 @@
         </w:tc>
         <w:tc>
           <w:tcPr>
-            <w:tcW w:w="2123" w:type="dxa"/>
+            <w:tcW w:w="2124" w:type="dxa"/>
             <w:tcBorders>
               <w:top w:val="single" w:sz="4" w:space="0" w:color="000000"/>
               <w:start w:val="single" w:sz="4" w:space="0" w:color="000000"/>
@@ -26196,7 +26594,7 @@
         </w:tc>
         <w:tc>
           <w:tcPr>
-            <w:tcW w:w="1983" w:type="dxa"/>
+            <w:tcW w:w="1982" w:type="dxa"/>
             <w:tcBorders>
               <w:top w:val="single" w:sz="4" w:space="0" w:color="000000"/>
               <w:start w:val="single" w:sz="4" w:space="0" w:color="000000"/>
@@ -26233,7 +26631,7 @@
         </w:tc>
         <w:tc>
           <w:tcPr>
-            <w:tcW w:w="2123" w:type="dxa"/>
+            <w:tcW w:w="2124" w:type="dxa"/>
             <w:tcBorders>
               <w:top w:val="single" w:sz="4" w:space="0" w:color="000000"/>
               <w:start w:val="single" w:sz="4" w:space="0" w:color="000000"/>
@@ -26348,7 +26746,7 @@
         </w:tc>
         <w:tc>
           <w:tcPr>
-            <w:tcW w:w="1983" w:type="dxa"/>
+            <w:tcW w:w="1982" w:type="dxa"/>
             <w:tcBorders>
               <w:top w:val="single" w:sz="4" w:space="0" w:color="000000"/>
               <w:start w:val="single" w:sz="4" w:space="0" w:color="000000"/>
@@ -26385,7 +26783,7 @@
         </w:tc>
         <w:tc>
           <w:tcPr>
-            <w:tcW w:w="2123" w:type="dxa"/>
+            <w:tcW w:w="2124" w:type="dxa"/>
             <w:tcBorders>
               <w:top w:val="single" w:sz="4" w:space="0" w:color="000000"/>
               <w:start w:val="single" w:sz="4" w:space="0" w:color="000000"/>
@@ -26500,7 +26898,7 @@
         </w:tc>
         <w:tc>
           <w:tcPr>
-            <w:tcW w:w="1983" w:type="dxa"/>
+            <w:tcW w:w="1982" w:type="dxa"/>
             <w:tcBorders>
               <w:top w:val="single" w:sz="4" w:space="0" w:color="000000"/>
               <w:start w:val="single" w:sz="4" w:space="0" w:color="000000"/>
@@ -26537,7 +26935,7 @@
         </w:tc>
         <w:tc>
           <w:tcPr>
-            <w:tcW w:w="2123" w:type="dxa"/>
+            <w:tcW w:w="2124" w:type="dxa"/>
             <w:tcBorders>
               <w:top w:val="single" w:sz="4" w:space="0" w:color="000000"/>
               <w:start w:val="single" w:sz="4" w:space="0" w:color="000000"/>
@@ -26652,7 +27050,7 @@
         </w:tc>
         <w:tc>
           <w:tcPr>
-            <w:tcW w:w="1983" w:type="dxa"/>
+            <w:tcW w:w="1982" w:type="dxa"/>
             <w:tcBorders>
               <w:top w:val="single" w:sz="4" w:space="0" w:color="000000"/>
               <w:start w:val="single" w:sz="4" w:space="0" w:color="000000"/>
@@ -26689,7 +27087,7 @@
         </w:tc>
         <w:tc>
           <w:tcPr>
-            <w:tcW w:w="2123" w:type="dxa"/>
+            <w:tcW w:w="2124" w:type="dxa"/>
             <w:tcBorders>
               <w:top w:val="single" w:sz="4" w:space="0" w:color="000000"/>
               <w:start w:val="single" w:sz="4" w:space="0" w:color="000000"/>
@@ -26804,7 +27202,7 @@
         </w:tc>
         <w:tc>
           <w:tcPr>
-            <w:tcW w:w="1983" w:type="dxa"/>
+            <w:tcW w:w="1982" w:type="dxa"/>
             <w:tcBorders>
               <w:top w:val="single" w:sz="4" w:space="0" w:color="000000"/>
               <w:start w:val="single" w:sz="4" w:space="0" w:color="000000"/>
@@ -26841,7 +27239,7 @@
         </w:tc>
         <w:tc>
           <w:tcPr>
-            <w:tcW w:w="2123" w:type="dxa"/>
+            <w:tcW w:w="2124" w:type="dxa"/>
             <w:tcBorders>
               <w:top w:val="single" w:sz="4" w:space="0" w:color="000000"/>
               <w:start w:val="single" w:sz="4" w:space="0" w:color="000000"/>
@@ -26956,7 +27354,7 @@
         </w:tc>
         <w:tc>
           <w:tcPr>
-            <w:tcW w:w="1983" w:type="dxa"/>
+            <w:tcW w:w="1982" w:type="dxa"/>
             <w:tcBorders>
               <w:top w:val="single" w:sz="4" w:space="0" w:color="000000"/>
               <w:start w:val="single" w:sz="4" w:space="0" w:color="000000"/>
@@ -26993,7 +27391,7 @@
         </w:tc>
         <w:tc>
           <w:tcPr>
-            <w:tcW w:w="2123" w:type="dxa"/>
+            <w:tcW w:w="2124" w:type="dxa"/>
             <w:tcBorders>
               <w:top w:val="single" w:sz="4" w:space="0" w:color="000000"/>
               <w:start w:val="single" w:sz="4" w:space="0" w:color="000000"/>
@@ -27108,7 +27506,7 @@
         </w:tc>
         <w:tc>
           <w:tcPr>
-            <w:tcW w:w="1983" w:type="dxa"/>
+            <w:tcW w:w="1982" w:type="dxa"/>
             <w:tcBorders>
               <w:top w:val="single" w:sz="4" w:space="0" w:color="000000"/>
               <w:start w:val="single" w:sz="4" w:space="0" w:color="000000"/>
@@ -27145,7 +27543,7 @@
         </w:tc>
         <w:tc>
           <w:tcPr>
-            <w:tcW w:w="2123" w:type="dxa"/>
+            <w:tcW w:w="2124" w:type="dxa"/>
             <w:tcBorders>
               <w:top w:val="single" w:sz="4" w:space="0" w:color="000000"/>
               <w:start w:val="single" w:sz="4" w:space="0" w:color="000000"/>
@@ -27260,7 +27658,7 @@
         </w:tc>
         <w:tc>
           <w:tcPr>
-            <w:tcW w:w="1983" w:type="dxa"/>
+            <w:tcW w:w="1982" w:type="dxa"/>
             <w:tcBorders>
               <w:top w:val="single" w:sz="4" w:space="0" w:color="000000"/>
               <w:start w:val="single" w:sz="4" w:space="0" w:color="000000"/>
@@ -27297,7 +27695,7 @@
         </w:tc>
         <w:tc>
           <w:tcPr>
-            <w:tcW w:w="2123" w:type="dxa"/>
+            <w:tcW w:w="2124" w:type="dxa"/>
             <w:tcBorders>
               <w:top w:val="single" w:sz="4" w:space="0" w:color="000000"/>
               <w:start w:val="single" w:sz="4" w:space="0" w:color="000000"/>
@@ -27412,7 +27810,7 @@
         </w:tc>
         <w:tc>
           <w:tcPr>
-            <w:tcW w:w="1983" w:type="dxa"/>
+            <w:tcW w:w="1982" w:type="dxa"/>
             <w:tcBorders>
               <w:top w:val="single" w:sz="4" w:space="0" w:color="000000"/>
               <w:start w:val="single" w:sz="4" w:space="0" w:color="000000"/>
@@ -27449,7 +27847,7 @@
         </w:tc>
         <w:tc>
           <w:tcPr>
-            <w:tcW w:w="2123" w:type="dxa"/>
+            <w:tcW w:w="2124" w:type="dxa"/>
             <w:tcBorders>
               <w:top w:val="single" w:sz="4" w:space="0" w:color="000000"/>
               <w:start w:val="single" w:sz="4" w:space="0" w:color="000000"/>
@@ -27564,7 +27962,7 @@
         </w:tc>
         <w:tc>
           <w:tcPr>
-            <w:tcW w:w="1983" w:type="dxa"/>
+            <w:tcW w:w="1982" w:type="dxa"/>
             <w:tcBorders>
               <w:top w:val="single" w:sz="4" w:space="0" w:color="000000"/>
               <w:start w:val="single" w:sz="4" w:space="0" w:color="000000"/>
@@ -27601,7 +27999,7 @@
         </w:tc>
         <w:tc>
           <w:tcPr>
-            <w:tcW w:w="2123" w:type="dxa"/>
+            <w:tcW w:w="2124" w:type="dxa"/>
             <w:tcBorders>
               <w:top w:val="single" w:sz="4" w:space="0" w:color="000000"/>
               <w:start w:val="single" w:sz="4" w:space="0" w:color="000000"/>
@@ -27716,7 +28114,7 @@
         </w:tc>
         <w:tc>
           <w:tcPr>
-            <w:tcW w:w="1983" w:type="dxa"/>
+            <w:tcW w:w="1982" w:type="dxa"/>
             <w:tcBorders>
               <w:top w:val="single" w:sz="4" w:space="0" w:color="000000"/>
               <w:start w:val="single" w:sz="4" w:space="0" w:color="000000"/>
@@ -27753,7 +28151,7 @@
         </w:tc>
         <w:tc>
           <w:tcPr>
-            <w:tcW w:w="2123" w:type="dxa"/>
+            <w:tcW w:w="2124" w:type="dxa"/>
             <w:tcBorders>
               <w:top w:val="single" w:sz="4" w:space="0" w:color="000000"/>
               <w:start w:val="single" w:sz="4" w:space="0" w:color="000000"/>
@@ -27868,7 +28266,7 @@
         </w:tc>
         <w:tc>
           <w:tcPr>
-            <w:tcW w:w="1983" w:type="dxa"/>
+            <w:tcW w:w="1982" w:type="dxa"/>
             <w:tcBorders>
               <w:top w:val="single" w:sz="4" w:space="0" w:color="000000"/>
               <w:start w:val="single" w:sz="4" w:space="0" w:color="000000"/>
@@ -27905,7 +28303,7 @@
         </w:tc>
         <w:tc>
           <w:tcPr>
-            <w:tcW w:w="2123" w:type="dxa"/>
+            <w:tcW w:w="2124" w:type="dxa"/>
             <w:tcBorders>
               <w:top w:val="single" w:sz="4" w:space="0" w:color="000000"/>
               <w:start w:val="single" w:sz="4" w:space="0" w:color="000000"/>
@@ -28020,7 +28418,7 @@
         </w:tc>
         <w:tc>
           <w:tcPr>
-            <w:tcW w:w="1983" w:type="dxa"/>
+            <w:tcW w:w="1982" w:type="dxa"/>
             <w:tcBorders>
               <w:top w:val="single" w:sz="4" w:space="0" w:color="000000"/>
               <w:start w:val="single" w:sz="4" w:space="0" w:color="000000"/>
@@ -28057,7 +28455,7 @@
         </w:tc>
         <w:tc>
           <w:tcPr>
-            <w:tcW w:w="2123" w:type="dxa"/>
+            <w:tcW w:w="2124" w:type="dxa"/>
             <w:tcBorders>
               <w:top w:val="single" w:sz="4" w:space="0" w:color="000000"/>
               <w:start w:val="single" w:sz="4" w:space="0" w:color="000000"/>
@@ -28172,7 +28570,7 @@
         </w:tc>
         <w:tc>
           <w:tcPr>
-            <w:tcW w:w="1983" w:type="dxa"/>
+            <w:tcW w:w="1982" w:type="dxa"/>
             <w:tcBorders>
               <w:top w:val="single" w:sz="4" w:space="0" w:color="000000"/>
               <w:start w:val="single" w:sz="4" w:space="0" w:color="000000"/>
@@ -28209,7 +28607,7 @@
         </w:tc>
         <w:tc>
           <w:tcPr>
-            <w:tcW w:w="2123" w:type="dxa"/>
+            <w:tcW w:w="2124" w:type="dxa"/>
             <w:tcBorders>
               <w:top w:val="single" w:sz="4" w:space="0" w:color="000000"/>
               <w:start w:val="single" w:sz="4" w:space="0" w:color="000000"/>
@@ -28324,7 +28722,7 @@
         </w:tc>
         <w:tc>
           <w:tcPr>
-            <w:tcW w:w="1983" w:type="dxa"/>
+            <w:tcW w:w="1982" w:type="dxa"/>
             <w:tcBorders>
               <w:top w:val="single" w:sz="4" w:space="0" w:color="000000"/>
               <w:start w:val="single" w:sz="4" w:space="0" w:color="000000"/>
@@ -28361,7 +28759,7 @@
         </w:tc>
         <w:tc>
           <w:tcPr>
-            <w:tcW w:w="2123" w:type="dxa"/>
+            <w:tcW w:w="2124" w:type="dxa"/>
             <w:tcBorders>
               <w:top w:val="single" w:sz="4" w:space="0" w:color="000000"/>
               <w:start w:val="single" w:sz="4" w:space="0" w:color="000000"/>
@@ -28476,7 +28874,7 @@
         </w:tc>
         <w:tc>
           <w:tcPr>
-            <w:tcW w:w="1983" w:type="dxa"/>
+            <w:tcW w:w="1982" w:type="dxa"/>
             <w:tcBorders>
               <w:top w:val="single" w:sz="4" w:space="0" w:color="000000"/>
               <w:start w:val="single" w:sz="4" w:space="0" w:color="000000"/>
@@ -28513,7 +28911,7 @@
         </w:tc>
         <w:tc>
           <w:tcPr>
-            <w:tcW w:w="2123" w:type="dxa"/>
+            <w:tcW w:w="2124" w:type="dxa"/>
             <w:tcBorders>
               <w:top w:val="single" w:sz="4" w:space="0" w:color="000000"/>
               <w:start w:val="single" w:sz="4" w:space="0" w:color="000000"/>
@@ -28628,7 +29026,7 @@
         </w:tc>
         <w:tc>
           <w:tcPr>
-            <w:tcW w:w="1983" w:type="dxa"/>
+            <w:tcW w:w="1982" w:type="dxa"/>
             <w:tcBorders>
               <w:top w:val="single" w:sz="4" w:space="0" w:color="000000"/>
               <w:start w:val="single" w:sz="4" w:space="0" w:color="000000"/>
@@ -28665,7 +29063,7 @@
         </w:tc>
         <w:tc>
           <w:tcPr>
-            <w:tcW w:w="2123" w:type="dxa"/>
+            <w:tcW w:w="2124" w:type="dxa"/>
             <w:tcBorders>
               <w:top w:val="single" w:sz="4" w:space="0" w:color="000000"/>
               <w:start w:val="single" w:sz="4" w:space="0" w:color="000000"/>
@@ -28780,7 +29178,7 @@
         </w:tc>
         <w:tc>
           <w:tcPr>
-            <w:tcW w:w="1983" w:type="dxa"/>
+            <w:tcW w:w="1982" w:type="dxa"/>
             <w:tcBorders>
               <w:top w:val="single" w:sz="4" w:space="0" w:color="000000"/>
               <w:start w:val="single" w:sz="4" w:space="0" w:color="000000"/>
@@ -28817,7 +29215,7 @@
         </w:tc>
         <w:tc>
           <w:tcPr>
-            <w:tcW w:w="2123" w:type="dxa"/>
+            <w:tcW w:w="2124" w:type="dxa"/>
             <w:tcBorders>
               <w:top w:val="single" w:sz="4" w:space="0" w:color="000000"/>
               <w:start w:val="single" w:sz="4" w:space="0" w:color="000000"/>
@@ -28932,7 +29330,7 @@
         </w:tc>
         <w:tc>
           <w:tcPr>
-            <w:tcW w:w="1983" w:type="dxa"/>
+            <w:tcW w:w="1982" w:type="dxa"/>
             <w:tcBorders>
               <w:top w:val="single" w:sz="4" w:space="0" w:color="000000"/>
               <w:start w:val="single" w:sz="4" w:space="0" w:color="000000"/>
@@ -28969,7 +29367,7 @@
         </w:tc>
         <w:tc>
           <w:tcPr>
-            <w:tcW w:w="2123" w:type="dxa"/>
+            <w:tcW w:w="2124" w:type="dxa"/>
             <w:tcBorders>
               <w:top w:val="single" w:sz="4" w:space="0" w:color="000000"/>
               <w:start w:val="single" w:sz="4" w:space="0" w:color="000000"/>
@@ -29084,7 +29482,7 @@
         </w:tc>
         <w:tc>
           <w:tcPr>
-            <w:tcW w:w="1983" w:type="dxa"/>
+            <w:tcW w:w="1982" w:type="dxa"/>
             <w:tcBorders>
               <w:top w:val="single" w:sz="4" w:space="0" w:color="000000"/>
               <w:start w:val="single" w:sz="4" w:space="0" w:color="000000"/>
@@ -29121,7 +29519,7 @@
         </w:tc>
         <w:tc>
           <w:tcPr>
-            <w:tcW w:w="2123" w:type="dxa"/>
+            <w:tcW w:w="2124" w:type="dxa"/>
             <w:tcBorders>
               <w:top w:val="single" w:sz="4" w:space="0" w:color="000000"/>
               <w:start w:val="single" w:sz="4" w:space="0" w:color="000000"/>
@@ -29236,7 +29634,7 @@
         </w:tc>
         <w:tc>
           <w:tcPr>
-            <w:tcW w:w="1983" w:type="dxa"/>
+            <w:tcW w:w="1982" w:type="dxa"/>
             <w:tcBorders>
               <w:top w:val="single" w:sz="4" w:space="0" w:color="000000"/>
               <w:start w:val="single" w:sz="4" w:space="0" w:color="000000"/>
@@ -29273,7 +29671,7 @@
         </w:tc>
         <w:tc>
           <w:tcPr>
-            <w:tcW w:w="2123" w:type="dxa"/>
+            <w:tcW w:w="2124" w:type="dxa"/>
             <w:tcBorders>
               <w:top w:val="single" w:sz="4" w:space="0" w:color="000000"/>
               <w:start w:val="single" w:sz="4" w:space="0" w:color="000000"/>
@@ -29388,7 +29786,7 @@
         </w:tc>
         <w:tc>
           <w:tcPr>
-            <w:tcW w:w="1983" w:type="dxa"/>
+            <w:tcW w:w="1982" w:type="dxa"/>
             <w:tcBorders>
               <w:top w:val="single" w:sz="4" w:space="0" w:color="000000"/>
               <w:start w:val="single" w:sz="4" w:space="0" w:color="000000"/>
@@ -29425,7 +29823,7 @@
         </w:tc>
         <w:tc>
           <w:tcPr>
-            <w:tcW w:w="2123" w:type="dxa"/>
+            <w:tcW w:w="2124" w:type="dxa"/>
             <w:tcBorders>
               <w:top w:val="single" w:sz="4" w:space="0" w:color="000000"/>
               <w:start w:val="single" w:sz="4" w:space="0" w:color="000000"/>
@@ -29540,7 +29938,7 @@
         </w:tc>
         <w:tc>
           <w:tcPr>
-            <w:tcW w:w="1983" w:type="dxa"/>
+            <w:tcW w:w="1982" w:type="dxa"/>
             <w:tcBorders>
               <w:top w:val="single" w:sz="4" w:space="0" w:color="000000"/>
               <w:start w:val="single" w:sz="4" w:space="0" w:color="000000"/>
@@ -29577,7 +29975,7 @@
         </w:tc>
         <w:tc>
           <w:tcPr>
-            <w:tcW w:w="2123" w:type="dxa"/>
+            <w:tcW w:w="2124" w:type="dxa"/>
             <w:tcBorders>
               <w:top w:val="single" w:sz="4" w:space="0" w:color="000000"/>
               <w:start w:val="single" w:sz="4" w:space="0" w:color="000000"/>
@@ -29692,7 +30090,7 @@
         </w:tc>
         <w:tc>
           <w:tcPr>
-            <w:tcW w:w="1983" w:type="dxa"/>
+            <w:tcW w:w="1982" w:type="dxa"/>
             <w:tcBorders>
               <w:top w:val="single" w:sz="4" w:space="0" w:color="000000"/>
               <w:start w:val="single" w:sz="4" w:space="0" w:color="000000"/>
@@ -29729,7 +30127,7 @@
         </w:tc>
         <w:tc>
           <w:tcPr>
-            <w:tcW w:w="2123" w:type="dxa"/>
+            <w:tcW w:w="2124" w:type="dxa"/>
             <w:tcBorders>
               <w:top w:val="single" w:sz="4" w:space="0" w:color="000000"/>
               <w:start w:val="single" w:sz="4" w:space="0" w:color="000000"/>
@@ -29844,7 +30242,7 @@
         </w:tc>
         <w:tc>
           <w:tcPr>
-            <w:tcW w:w="1983" w:type="dxa"/>
+            <w:tcW w:w="1982" w:type="dxa"/>
             <w:tcBorders>
               <w:top w:val="single" w:sz="4" w:space="0" w:color="000000"/>
               <w:start w:val="single" w:sz="4" w:space="0" w:color="000000"/>
@@ -29881,7 +30279,7 @@
         </w:tc>
         <w:tc>
           <w:tcPr>
-            <w:tcW w:w="2123" w:type="dxa"/>
+            <w:tcW w:w="2124" w:type="dxa"/>
             <w:tcBorders>
               <w:top w:val="single" w:sz="4" w:space="0" w:color="000000"/>
               <w:start w:val="single" w:sz="4" w:space="0" w:color="000000"/>
@@ -29970,14 +30368,14 @@
           <w:rFonts w:ascii="Calibri" w:hAnsi="Calibri" w:cs="Calibri" w:asciiTheme="minorHAnsi" w:cstheme="minorHAnsi" w:hAnsiTheme="minorHAnsi"/>
         </w:rPr>
       </w:pPr>
-      <w:bookmarkStart w:id="17" w:name="_Toc218955547"/>
+      <w:bookmarkStart w:id="16" w:name="_Toc218955547"/>
       <w:r>
         <w:rPr>
           <w:rFonts w:cs="Calibri" w:ascii="Calibri" w:hAnsi="Calibri" w:asciiTheme="minorHAnsi" w:cstheme="minorHAnsi" w:hAnsiTheme="minorHAnsi"/>
         </w:rPr>
         <w:t>4.5.2 Second Party Behaviour</w:t>
       </w:r>
-      <w:bookmarkEnd w:id="17"/>
+      <w:bookmarkEnd w:id="16"/>
       <w:r>
         <w:rPr>
           <w:rFonts w:cs="Calibri" w:ascii="Calibri" w:hAnsi="Calibri" w:asciiTheme="minorHAnsi" w:cstheme="minorHAnsi" w:hAnsiTheme="minorHAnsi"/>
@@ -30032,12 +30430,12 @@
         <w:pStyle w:val="Heading3"/>
         <w:rPr/>
       </w:pPr>
-      <w:bookmarkStart w:id="18" w:name="_Toc218955548"/>
+      <w:bookmarkStart w:id="17" w:name="_Toc218955548"/>
       <w:r>
         <w:rPr/>
         <w:t>4.5.3 Approver Behaviour</w:t>
       </w:r>
-      <w:bookmarkEnd w:id="18"/>
+      <w:bookmarkEnd w:id="17"/>
       <w:r>
         <w:rPr/>
         <w:t xml:space="preserve"> </w:t>
@@ -30426,7 +30824,7 @@
           <w:szCs w:val="28"/>
         </w:rPr>
       </w:pPr>
-      <w:bookmarkStart w:id="19" w:name="_Toc218955549"/>
+      <w:bookmarkStart w:id="18" w:name="_Toc218955549"/>
       <w:r>
         <w:rPr>
           <w:sz w:val="28"/>
@@ -30434,7 +30832,7 @@
         </w:rPr>
         <w:t>4.5.3.1 Approver Flow</w:t>
       </w:r>
-      <w:bookmarkEnd w:id="19"/>
+      <w:bookmarkEnd w:id="18"/>
     </w:p>
     <w:p>
       <w:pPr>
@@ -30465,7 +30863,6 @@
     <w:p>
       <w:pPr>
         <w:pStyle w:val="Normal"/>
-        <w:pBdr/>
         <w:spacing w:before="0" w:after="0"/>
         <w:ind w:start="0"/>
         <w:rPr>
@@ -30496,7 +30893,6 @@
     <w:p>
       <w:pPr>
         <w:pStyle w:val="Normal"/>
-        <w:pBdr/>
         <w:spacing w:before="0" w:after="0"/>
         <w:ind w:start="0"/>
         <w:rPr>
@@ -30762,7 +31158,7 @@
           <w:szCs w:val="22"/>
         </w:rPr>
       </w:pPr>
-      <w:bookmarkStart w:id="20" w:name="_Toc218955550"/>
+      <w:bookmarkStart w:id="19" w:name="_Toc218955550"/>
       <w:r>
         <w:rPr>
           <w:rFonts w:cs="Calibri" w:ascii="Calibri" w:hAnsi="Calibri" w:asciiTheme="minorHAnsi" w:cstheme="minorHAnsi" w:hAnsiTheme="minorHAnsi"/>
@@ -30770,7 +31166,7 @@
         </w:rPr>
         <w:t>4.5.3.2 Specific Approver Behaviour for Contributors</w:t>
       </w:r>
-      <w:bookmarkEnd w:id="20"/>
+      <w:bookmarkEnd w:id="19"/>
       <w:r>
         <w:rPr>
           <w:rFonts w:cs="Calibri" w:ascii="Calibri" w:hAnsi="Calibri" w:asciiTheme="minorHAnsi" w:cstheme="minorHAnsi" w:hAnsiTheme="minorHAnsi"/>
@@ -30825,7 +31221,7 @@
           <w:lang w:val="en-IN"/>
         </w:rPr>
       </w:pPr>
-      <w:bookmarkStart w:id="21" w:name="_Toc218955551"/>
+      <w:bookmarkStart w:id="20" w:name="_Toc218955551"/>
       <w:r>
         <w:rPr>
           <w:rFonts w:cs="Calibri" w:ascii="Calibri" w:hAnsi="Calibri" w:asciiTheme="minorHAnsi" w:cstheme="minorHAnsi" w:hAnsiTheme="minorHAnsi"/>
@@ -30833,7 +31229,7 @@
         </w:rPr>
         <w:t>4.6 Reference Tables</w:t>
       </w:r>
-      <w:bookmarkEnd w:id="21"/>
+      <w:bookmarkEnd w:id="20"/>
     </w:p>
     <w:p>
       <w:pPr>
@@ -30853,7 +31249,7 @@
         <w:pStyle w:val="ListParagraph"/>
         <w:numPr>
           <w:ilvl w:val="0"/>
-          <w:numId w:val="20"/>
+          <w:numId w:val="17"/>
         </w:numPr>
         <w:rPr>
           <w:rFonts w:ascii="Calibri" w:hAnsi="Calibri" w:cs="Calibri" w:asciiTheme="minorHAnsi" w:cstheme="minorHAnsi" w:hAnsiTheme="minorHAnsi"/>
@@ -30894,7 +31290,7 @@
       <w:r>
         <w:rPr/>
         <w:object>
-          <v:shapetype id="_x0000_tole_rId5" coordsize="21600,21600" o:spt="ole_rId5" o:preferrelative="t" path="m@4@5l@4@11@9@11@9@5xe" filled="f" stroked="f">
+          <v:shapetype id="_x0000_tole_rId5" coordsize="21600,21600" o:spt="5" o:preferrelative="t" path="m@4@5l@4@11@9@11@9@5xe" filled="f" stroked="f">
             <v:stroke joinstyle="miter"/>
             <v:formulas>
               <v:f eqn="if lineDrawn pixelLineWidth 0"/>
@@ -30916,7 +31312,7 @@
           <v:shape id="ole_rId5" type="_x0000_tole_rId5" style="width:75.4pt;height:49.2pt;mso-wrap-distance-right:0pt" filled="f" o:ole="">
             <v:imagedata r:id="rId6" o:title=""/>
           </v:shape>
-          <o:OLEObject Type="Embed" ProgID="Excel.SheetMacroEnabled.12" ShapeID="ole_rId5" DrawAspect="Icon" ObjectID="_1144122618" r:id="rId5"/>
+          <o:OLEObject Type="Embed" ProgID="Excel.SheetMacroEnabled.12" ShapeID="ole_rId5" DrawAspect="Icon" ObjectID="_1991192663" r:id="rId5"/>
         </w:object>
       </w:r>
     </w:p>
@@ -30944,7 +31340,7 @@
         <w:pStyle w:val="ListParagraph"/>
         <w:numPr>
           <w:ilvl w:val="0"/>
-          <w:numId w:val="20"/>
+          <w:numId w:val="17"/>
         </w:numPr>
         <w:rPr>
           <w:rFonts w:ascii="Calibri" w:hAnsi="Calibri" w:cs="Calibri" w:asciiTheme="minorHAnsi" w:cstheme="minorHAnsi" w:hAnsiTheme="minorHAnsi"/>
@@ -30971,7 +31367,7 @@
       <w:r>
         <w:rPr/>
         <w:object>
-          <v:shapetype id="_x0000_tole_rId7" coordsize="21600,21600" o:spt="ole_rId7" o:preferrelative="t" path="m@4@5l@4@11@9@11@9@5xe" filled="f" stroked="f">
+          <v:shapetype id="_x0000_tole_rId7" coordsize="21600,21600" o:spt="7" o:preferrelative="t" path="m@4@5l@4@11@9@11@9@5xe" filled="f" stroked="f">
             <v:stroke joinstyle="miter"/>
             <v:formulas>
               <v:f eqn="if lineDrawn pixelLineWidth 0"/>
@@ -30993,7 +31389,7 @@
           <v:shape id="ole_rId7" type="_x0000_tole_rId7" style="width:75.4pt;height:49.2pt;mso-wrap-distance-right:0pt" filled="f" o:ole="">
             <v:imagedata r:id="rId8" o:title=""/>
           </v:shape>
-          <o:OLEObject Type="Embed" ProgID="Excel.SheetMacroEnabled.12" ShapeID="ole_rId7" DrawAspect="Icon" ObjectID="_1757051932" r:id="rId7"/>
+          <o:OLEObject Type="Embed" ProgID="Excel.SheetMacroEnabled.12" ShapeID="ole_rId7" DrawAspect="Icon" ObjectID="_558725612" r:id="rId7"/>
         </w:object>
       </w:r>
     </w:p>
@@ -31021,7 +31417,7 @@
         <w:pStyle w:val="ListParagraph"/>
         <w:numPr>
           <w:ilvl w:val="0"/>
-          <w:numId w:val="20"/>
+          <w:numId w:val="17"/>
         </w:numPr>
         <w:rPr>
           <w:rFonts w:ascii="Calibri" w:hAnsi="Calibri" w:cs="Calibri" w:asciiTheme="minorHAnsi" w:cstheme="minorHAnsi" w:hAnsiTheme="minorHAnsi"/>
@@ -31048,7 +31444,7 @@
       <w:r>
         <w:rPr/>
         <w:object>
-          <v:shapetype id="_x0000_tole_rId9" coordsize="21600,21600" o:spt="ole_rId9" o:preferrelative="t" path="m@4@5l@4@11@9@11@9@5xe" filled="f" stroked="f">
+          <v:shapetype id="_x0000_tole_rId9" coordsize="21600,21600" o:spt="9" o:preferrelative="t" path="m@4@5l@4@11@9@11@9@5xe" filled="f" stroked="f">
             <v:stroke joinstyle="miter"/>
             <v:formulas>
               <v:f eqn="if lineDrawn pixelLineWidth 0"/>
@@ -31070,7 +31466,7 @@
           <v:shape id="ole_rId9" type="_x0000_tole_rId9" style="width:75.4pt;height:49.2pt;mso-wrap-distance-right:0pt" filled="f" o:ole="">
             <v:imagedata r:id="rId10" o:title=""/>
           </v:shape>
-          <o:OLEObject Type="Embed" ProgID="Excel.SheetMacroEnabled.12" ShapeID="ole_rId9" DrawAspect="Icon" ObjectID="_1007792052" r:id="rId9"/>
+          <o:OLEObject Type="Embed" ProgID="Excel.SheetMacroEnabled.12" ShapeID="ole_rId9" DrawAspect="Icon" ObjectID="_2053396320" r:id="rId9"/>
         </w:object>
       </w:r>
     </w:p>
@@ -31098,7 +31494,7 @@
         <w:pStyle w:val="ListParagraph"/>
         <w:numPr>
           <w:ilvl w:val="0"/>
-          <w:numId w:val="20"/>
+          <w:numId w:val="17"/>
         </w:numPr>
         <w:rPr>
           <w:rFonts w:ascii="Calibri" w:hAnsi="Calibri" w:cs="Calibri" w:asciiTheme="minorHAnsi" w:cstheme="minorHAnsi" w:hAnsiTheme="minorHAnsi"/>
@@ -31127,7 +31523,7 @@
       <w:r>
         <w:rPr/>
         <w:object>
-          <v:shapetype id="_x0000_tole_rId11" coordsize="21600,21600" o:spt="ole_rId11" o:preferrelative="t" path="m@4@5l@4@11@9@11@9@5xe" filled="f" stroked="f">
+          <v:shapetype id="_x0000_tole_rId11" coordsize="21600,21600" o:spt="11" o:preferrelative="t" path="m@4@5l@4@11@9@11@9@5xe" filled="f" stroked="f">
             <v:stroke joinstyle="miter"/>
             <v:formulas>
               <v:f eqn="if lineDrawn pixelLineWidth 0"/>
@@ -31149,7 +31545,7 @@
           <v:shape id="ole_rId11" type="_x0000_tole_rId11" style="width:75.4pt;height:49.2pt;mso-wrap-distance-right:0pt" filled="f" o:ole="">
             <v:imagedata r:id="rId12" o:title=""/>
           </v:shape>
-          <o:OLEObject Type="Embed" ProgID="Excel.SheetMacroEnabled.12" ShapeID="ole_rId11" DrawAspect="Icon" ObjectID="_894848802" r:id="rId11"/>
+          <o:OLEObject Type="Embed" ProgID="Excel.SheetMacroEnabled.12" ShapeID="ole_rId11" DrawAspect="Icon" ObjectID="_521533583" r:id="rId11"/>
         </w:object>
       </w:r>
     </w:p>
@@ -31173,8 +31569,6 @@
           <w:lang w:val="en-IN"/>
         </w:rPr>
       </w:r>
-      <w:bookmarkStart w:id="22" w:name="_Toc218955552"/>
-      <w:bookmarkStart w:id="23" w:name="_Toc218955552"/>
       <w:r>
         <w:br w:type="page"/>
       </w:r>
@@ -31191,7 +31585,7 @@
           <w:lang w:val="en-IN"/>
         </w:rPr>
       </w:pPr>
-      <w:bookmarkStart w:id="24" w:name="_Toc218955552"/>
+      <w:bookmarkStart w:id="21" w:name="_Toc218955552"/>
       <w:r>
         <w:rPr>
           <w:rFonts w:cs="Calibri" w:ascii="Calibri" w:hAnsi="Calibri" w:asciiTheme="minorHAnsi" w:cstheme="minorHAnsi" w:hAnsiTheme="minorHAnsi"/>
@@ -31201,7 +31595,7 @@
         </w:rPr>
         <w:t>4.7 Record List View</w:t>
       </w:r>
-      <w:bookmarkEnd w:id="24"/>
+      <w:bookmarkEnd w:id="21"/>
     </w:p>
     <w:p>
       <w:pPr>
@@ -31432,7 +31826,7 @@
           <w:lang w:val="en-IN"/>
         </w:rPr>
       </w:pPr>
-      <w:bookmarkStart w:id="25" w:name="_Toc218955553"/>
+      <w:bookmarkStart w:id="22" w:name="_Toc218955553"/>
       <w:r>
         <w:rPr>
           <w:rFonts w:cs="Calibri" w:ascii="Calibri" w:hAnsi="Calibri" w:asciiTheme="minorHAnsi" w:cstheme="minorHAnsi" w:hAnsiTheme="minorHAnsi"/>
@@ -31442,7 +31836,7 @@
         </w:rPr>
         <w:t>4.8 Communication Requirements</w:t>
       </w:r>
-      <w:bookmarkEnd w:id="25"/>
+      <w:bookmarkEnd w:id="22"/>
     </w:p>
     <w:p>
       <w:pPr>
@@ -31483,7 +31877,7 @@
           <w:lang w:val="en-IN"/>
         </w:rPr>
       </w:pPr>
-      <w:bookmarkStart w:id="26" w:name="_Toc218955554"/>
+      <w:bookmarkStart w:id="23" w:name="_Toc218955554"/>
       <w:r>
         <w:rPr>
           <w:rFonts w:cs="Calibri" w:ascii="Calibri" w:hAnsi="Calibri" w:asciiTheme="minorHAnsi" w:cstheme="minorHAnsi" w:hAnsiTheme="minorHAnsi"/>
@@ -31491,7 +31885,7 @@
         </w:rPr>
         <w:t>4.8.1 Communication Channels</w:t>
       </w:r>
-      <w:bookmarkEnd w:id="26"/>
+      <w:bookmarkEnd w:id="23"/>
     </w:p>
     <w:p>
       <w:pPr>
@@ -31559,7 +31953,7 @@
           <w:lang w:val="en-IN"/>
         </w:rPr>
       </w:pPr>
-      <w:bookmarkStart w:id="27" w:name="_Toc218955555"/>
+      <w:bookmarkStart w:id="24" w:name="_Toc218955555"/>
       <w:r>
         <w:rPr>
           <w:rFonts w:cs="Calibri" w:ascii="Calibri" w:hAnsi="Calibri" w:asciiTheme="minorHAnsi" w:cstheme="minorHAnsi" w:hAnsiTheme="minorHAnsi"/>
@@ -31567,7 +31961,7 @@
         </w:rPr>
         <w:t>4.8.2 Communication Templates</w:t>
       </w:r>
-      <w:bookmarkEnd w:id="27"/>
+      <w:bookmarkEnd w:id="24"/>
     </w:p>
     <w:p>
       <w:pPr>
@@ -31768,7 +32162,7 @@
           <w:lang w:val="en-IN"/>
         </w:rPr>
       </w:pPr>
-      <w:bookmarkStart w:id="28" w:name="_Toc218955556"/>
+      <w:bookmarkStart w:id="25" w:name="_Toc218955556"/>
       <w:r>
         <w:rPr>
           <w:rFonts w:cs="Calibri" w:ascii="Calibri" w:hAnsi="Calibri" w:asciiTheme="minorHAnsi" w:cstheme="minorHAnsi" w:hAnsiTheme="minorHAnsi"/>
@@ -31778,7 +32172,7 @@
         </w:rPr>
         <w:t>4.9 Access Management</w:t>
       </w:r>
-      <w:bookmarkEnd w:id="28"/>
+      <w:bookmarkEnd w:id="25"/>
     </w:p>
     <w:p>
       <w:pPr>
@@ -31793,7 +32187,6 @@
           <w:lang w:val="en-IN"/>
         </w:rPr>
       </w:pPr>
-      <w:bookmarkStart w:id="29" w:name="_Toc218955557"/>
       <w:r>
         <w:rPr>
           <w:rFonts w:cs="Calibri" w:ascii="Calibri" w:hAnsi="Calibri" w:asciiTheme="minorHAnsi" w:cstheme="minorHAnsi" w:hAnsiTheme="minorHAnsi"/>
@@ -31817,7 +32210,7 @@
           <w:lang w:val="en-IN"/>
         </w:rPr>
       </w:pPr>
-      <w:bookmarkStart w:id="30" w:name="_Toc218955557"/>
+      <w:bookmarkStart w:id="26" w:name="_Toc218955557"/>
       <w:r>
         <w:rPr>
           <w:rFonts w:cs="Calibri" w:ascii="Calibri" w:hAnsi="Calibri" w:asciiTheme="minorHAnsi" w:cstheme="minorHAnsi" w:hAnsiTheme="minorHAnsi"/>
@@ -31827,7 +32220,7 @@
         </w:rPr>
         <w:t>4.10 Reporting Requirements</w:t>
       </w:r>
-      <w:bookmarkEnd w:id="30"/>
+      <w:bookmarkEnd w:id="26"/>
     </w:p>
     <w:p>
       <w:pPr>
@@ -31962,7 +32355,7 @@
           <w:lang w:val="en-IN"/>
         </w:rPr>
       </w:pPr>
-      <w:bookmarkStart w:id="31" w:name="_Toc218955558"/>
+      <w:bookmarkStart w:id="27" w:name="_Toc218955558"/>
       <w:r>
         <w:rPr>
           <w:rFonts w:cs="Calibri" w:ascii="Calibri" w:hAnsi="Calibri" w:asciiTheme="minorHAnsi" w:cstheme="minorHAnsi" w:hAnsiTheme="minorHAnsi"/>
@@ -31972,7 +32365,7 @@
         </w:rPr>
         <w:t>4.11 Integration Requirements</w:t>
       </w:r>
-      <w:bookmarkEnd w:id="31"/>
+      <w:bookmarkEnd w:id="27"/>
     </w:p>
     <w:p>
       <w:pPr>
@@ -32008,7 +32401,7 @@
           <w:lang w:val="en-IN"/>
         </w:rPr>
       </w:pPr>
-      <w:bookmarkStart w:id="32" w:name="_Toc218955559"/>
+      <w:bookmarkStart w:id="28" w:name="_Toc218955559"/>
       <w:r>
         <w:rPr>
           <w:rFonts w:cs="Calibri" w:ascii="Calibri" w:hAnsi="Calibri" w:asciiTheme="minorHAnsi" w:cstheme="minorHAnsi" w:hAnsiTheme="minorHAnsi"/>
@@ -32016,7 +32409,7 @@
         </w:rPr>
         <w:t>4.11.1 Integration Overview</w:t>
       </w:r>
-      <w:bookmarkEnd w:id="32"/>
+      <w:bookmarkEnd w:id="28"/>
     </w:p>
     <w:p>
       <w:pPr>
@@ -32099,7 +32492,7 @@
           <w:lang w:val="en-IN"/>
         </w:rPr>
       </w:pPr>
-      <w:bookmarkStart w:id="33" w:name="_Toc218955560"/>
+      <w:bookmarkStart w:id="29" w:name="_Toc218955560"/>
       <w:r>
         <w:rPr>
           <w:rFonts w:cs="Calibri" w:ascii="Calibri" w:hAnsi="Calibri" w:asciiTheme="minorHAnsi" w:cstheme="minorHAnsi" w:hAnsiTheme="minorHAnsi"/>
@@ -32107,7 +32500,7 @@
         </w:rPr>
         <w:t>4.11.2 Field-Level Mapping and Logic</w:t>
       </w:r>
-      <w:bookmarkEnd w:id="33"/>
+      <w:bookmarkEnd w:id="29"/>
     </w:p>
     <w:p>
       <w:pPr>
@@ -32169,9 +32562,9 @@
         <w:gridCol w:w="1038"/>
         <w:gridCol w:w="1625"/>
         <w:gridCol w:w="824"/>
-        <w:gridCol w:w="1833"/>
+        <w:gridCol w:w="1832"/>
         <w:gridCol w:w="1354"/>
-        <w:gridCol w:w="992"/>
+        <w:gridCol w:w="993"/>
         <w:gridCol w:w="1285"/>
       </w:tblGrid>
       <w:tr>
@@ -32328,7 +32721,7 @@
         </w:tc>
         <w:tc>
           <w:tcPr>
-            <w:tcW w:w="1833" w:type="dxa"/>
+            <w:tcW w:w="1832" w:type="dxa"/>
             <w:tcBorders>
               <w:top w:val="single" w:sz="4" w:space="0" w:color="000000"/>
               <w:start w:val="single" w:sz="4" w:space="0" w:color="000000"/>
@@ -32402,7 +32795,7 @@
         </w:tc>
         <w:tc>
           <w:tcPr>
-            <w:tcW w:w="992" w:type="dxa"/>
+            <w:tcW w:w="993" w:type="dxa"/>
             <w:tcBorders>
               <w:top w:val="single" w:sz="4" w:space="0" w:color="000000"/>
               <w:start w:val="single" w:sz="4" w:space="0" w:color="000000"/>
@@ -32629,7 +33022,7 @@
         </w:tc>
         <w:tc>
           <w:tcPr>
-            <w:tcW w:w="1833" w:type="dxa"/>
+            <w:tcW w:w="1832" w:type="dxa"/>
             <w:tcBorders>
               <w:top w:val="single" w:sz="4" w:space="0" w:color="000000"/>
               <w:start w:val="single" w:sz="4" w:space="0" w:color="000000"/>
@@ -32703,7 +33096,7 @@
         </w:tc>
         <w:tc>
           <w:tcPr>
-            <w:tcW w:w="992" w:type="dxa"/>
+            <w:tcW w:w="993" w:type="dxa"/>
             <w:tcBorders>
               <w:top w:val="single" w:sz="4" w:space="0" w:color="000000"/>
               <w:start w:val="single" w:sz="4" w:space="0" w:color="000000"/>
@@ -32930,7 +33323,7 @@
         </w:tc>
         <w:tc>
           <w:tcPr>
-            <w:tcW w:w="1833" w:type="dxa"/>
+            <w:tcW w:w="1832" w:type="dxa"/>
             <w:tcBorders>
               <w:top w:val="single" w:sz="4" w:space="0" w:color="000000"/>
               <w:start w:val="single" w:sz="4" w:space="0" w:color="000000"/>
@@ -33004,7 +33397,7 @@
         </w:tc>
         <w:tc>
           <w:tcPr>
-            <w:tcW w:w="992" w:type="dxa"/>
+            <w:tcW w:w="993" w:type="dxa"/>
             <w:tcBorders>
               <w:top w:val="single" w:sz="4" w:space="0" w:color="000000"/>
               <w:start w:val="single" w:sz="4" w:space="0" w:color="000000"/>
@@ -33108,7 +33501,7 @@
           <w:lang w:val="en-IN"/>
         </w:rPr>
       </w:pPr>
-      <w:bookmarkStart w:id="34" w:name="_Toc218955561"/>
+      <w:bookmarkStart w:id="30" w:name="_Toc218955561"/>
       <w:r>
         <w:rPr>
           <w:rFonts w:cs="Calibri" w:ascii="Calibri" w:hAnsi="Calibri" w:asciiTheme="minorHAnsi" w:cstheme="minorHAnsi" w:hAnsiTheme="minorHAnsi"/>
@@ -33116,7 +33509,7 @@
         </w:rPr>
         <w:t>4.11.3 Data Flow and Synchronization</w:t>
       </w:r>
-      <w:bookmarkEnd w:id="34"/>
+      <w:bookmarkEnd w:id="30"/>
     </w:p>
     <w:p>
       <w:pPr>
@@ -33379,7 +33772,7 @@
           <w:lang w:val="en-IN"/>
         </w:rPr>
       </w:pPr>
-      <w:bookmarkStart w:id="35" w:name="_Toc218955562"/>
+      <w:bookmarkStart w:id="31" w:name="_Toc218955562"/>
       <w:r>
         <w:rPr>
           <w:rFonts w:cs="Calibri" w:ascii="Calibri" w:hAnsi="Calibri" w:asciiTheme="minorHAnsi" w:cstheme="minorHAnsi" w:hAnsiTheme="minorHAnsi"/>
@@ -33387,7 +33780,7 @@
         </w:rPr>
         <w:t>4.11.4 Error Handling and Logging</w:t>
       </w:r>
-      <w:bookmarkEnd w:id="35"/>
+      <w:bookmarkEnd w:id="31"/>
     </w:p>
     <w:p>
       <w:pPr>
@@ -33434,7 +33827,7 @@
           <w:lang w:val="en-IN"/>
         </w:rPr>
       </w:pPr>
-      <w:bookmarkStart w:id="36" w:name="_Toc218955563"/>
+      <w:bookmarkStart w:id="32" w:name="_Toc218955563"/>
       <w:r>
         <w:rPr>
           <w:rFonts w:cs="Calibri" w:ascii="Calibri" w:hAnsi="Calibri" w:asciiTheme="minorHAnsi" w:cstheme="minorHAnsi" w:hAnsiTheme="minorHAnsi"/>
@@ -33442,7 +33835,7 @@
         </w:rPr>
         <w:t xml:space="preserve">4.11.5 API Documentation and </w:t>
       </w:r>
-      <w:bookmarkEnd w:id="36"/>
+      <w:bookmarkEnd w:id="32"/>
       <w:r>
         <w:rPr>
           <w:rFonts w:cs="Calibri" w:ascii="Calibri" w:hAnsi="Calibri" w:asciiTheme="minorHAnsi" w:cstheme="minorHAnsi" w:hAnsiTheme="minorHAnsi"/>
@@ -33512,7 +33905,7 @@
           <w:lang w:val="en-IN"/>
         </w:rPr>
       </w:pPr>
-      <w:bookmarkStart w:id="37" w:name="_Toc218955564"/>
+      <w:bookmarkStart w:id="33" w:name="_Toc218955564"/>
       <w:r>
         <w:rPr>
           <w:rFonts w:cs="Calibri" w:ascii="Calibri" w:hAnsi="Calibri" w:asciiTheme="minorHAnsi" w:cstheme="minorHAnsi" w:hAnsiTheme="minorHAnsi"/>
@@ -33522,7 +33915,7 @@
         </w:rPr>
         <w:t>5. Assumptions</w:t>
       </w:r>
-      <w:bookmarkEnd w:id="37"/>
+      <w:bookmarkEnd w:id="33"/>
       <w:r>
         <w:rPr>
           <w:rFonts w:cs="Calibri" w:ascii="Calibri" w:hAnsi="Calibri" w:asciiTheme="minorHAnsi" w:cstheme="minorHAnsi" w:hAnsiTheme="minorHAnsi"/>
@@ -33806,7 +34199,7 @@
           <w:lang w:val="en-IN"/>
         </w:rPr>
       </w:pPr>
-      <w:bookmarkStart w:id="38" w:name="_Toc218955565"/>
+      <w:bookmarkStart w:id="34" w:name="_Toc218955565"/>
       <w:r>
         <w:rPr>
           <w:rFonts w:cs="Calibri" w:ascii="Calibri" w:hAnsi="Calibri" w:asciiTheme="minorHAnsi" w:cstheme="minorHAnsi" w:hAnsiTheme="minorHAnsi"/>
@@ -33816,7 +34209,7 @@
         </w:rPr>
         <w:t>6. Appendix</w:t>
       </w:r>
-      <w:bookmarkEnd w:id="38"/>
+      <w:bookmarkEnd w:id="34"/>
     </w:p>
     <w:p>
       <w:pPr>
@@ -34803,7 +35196,6 @@
   <w:p>
     <w:pPr>
       <w:pStyle w:val="Normal"/>
-      <w:pBdr/>
       <w:tabs>
         <w:tab w:val="clear" w:pos="720"/>
         <w:tab w:val="center" w:pos="4513" w:leader="none"/>
@@ -34827,7 +35219,7 @@
         <w:szCs w:val="22"/>
       </w:rPr>
       <w:drawing>
-        <wp:anchor behindDoc="1" distT="0" distB="0" distL="114300" distR="114300" simplePos="0" locked="0" layoutInCell="0" allowOverlap="1" relativeHeight="68">
+        <wp:anchor distT="0" distB="0" distL="114300" distR="114300" simplePos="0" relativeHeight="70" behindDoc="1" locked="0" layoutInCell="0" allowOverlap="1">
           <wp:simplePos x="0" y="0"/>
           <wp:positionH relativeFrom="margin">
             <wp:posOffset>-1267460</wp:posOffset>
@@ -34878,7 +35270,6 @@
   <w:p>
     <w:pPr>
       <w:pStyle w:val="Normal"/>
-      <w:pBdr/>
       <w:tabs>
         <w:tab w:val="clear" w:pos="720"/>
         <w:tab w:val="center" w:pos="4513" w:leader="none"/>
@@ -34916,7 +35307,7 @@
     <w:r>
       <w:rPr/>
       <w:drawing>
-        <wp:anchor behindDoc="1" distT="0" distB="0" distL="114300" distR="114300" simplePos="0" locked="0" layoutInCell="0" allowOverlap="1" relativeHeight="69">
+        <wp:anchor distT="0" distB="0" distL="114300" distR="114300" simplePos="0" relativeHeight="71" behindDoc="1" locked="0" layoutInCell="0" allowOverlap="1">
           <wp:simplePos x="0" y="0"/>
           <wp:positionH relativeFrom="margin">
             <wp:posOffset>-1085850</wp:posOffset>
@@ -34986,7 +35377,6 @@
   <w:p>
     <w:pPr>
       <w:pStyle w:val="Normal"/>
-      <w:pBdr/>
       <w:tabs>
         <w:tab w:val="clear" w:pos="720"/>
         <w:tab w:val="center" w:pos="4513" w:leader="none"/>
@@ -35002,7 +35392,7 @@
     </w:pPr>
     <w:r>
       <w:drawing>
-        <wp:anchor behindDoc="1" distT="0" distB="0" distL="0" distR="0" simplePos="0" locked="0" layoutInCell="0" allowOverlap="1" relativeHeight="36">
+        <wp:anchor distT="0" distB="0" distL="0" distR="0" simplePos="0" relativeHeight="37" behindDoc="1" locked="0" layoutInCell="0" allowOverlap="1">
           <wp:simplePos x="0" y="0"/>
           <wp:positionH relativeFrom="page">
             <wp:posOffset>-34925</wp:posOffset>
@@ -35067,7 +35457,6 @@
   <w:p>
     <w:pPr>
       <w:pStyle w:val="Normal"/>
-      <w:pBdr/>
       <w:tabs>
         <w:tab w:val="clear" w:pos="720"/>
         <w:tab w:val="center" w:pos="4513" w:leader="none"/>
@@ -35101,7 +35490,6 @@
   <w:p>
     <w:pPr>
       <w:pStyle w:val="Normal"/>
-      <w:pBdr/>
       <w:tabs>
         <w:tab w:val="clear" w:pos="720"/>
         <w:tab w:val="center" w:pos="4513" w:leader="none"/>
@@ -37420,29 +37808,27 @@
       <w:lvlJc w:val="start"/>
       <w:pPr>
         <w:tabs>
-          <w:tab w:val="num" w:pos="720"/>
+          <w:tab w:val="num" w:pos="0"/>
         </w:tabs>
         <w:ind w:start="720" w:hanging="360"/>
       </w:pPr>
       <w:rPr>
         <w:rFonts w:ascii="Symbol" w:hAnsi="Symbol" w:cs="Symbol" w:hint="default"/>
-        <w:sz w:val="20"/>
       </w:rPr>
     </w:lvl>
     <w:lvl w:ilvl="1">
       <w:start w:val="1"/>
       <w:numFmt w:val="bullet"/>
-      <w:lvlText w:val=""/>
+      <w:lvlText w:val="o"/>
       <w:lvlJc w:val="start"/>
       <w:pPr>
         <w:tabs>
-          <w:tab w:val="num" w:pos="1440"/>
+          <w:tab w:val="num" w:pos="0"/>
         </w:tabs>
         <w:ind w:start="1440" w:hanging="360"/>
       </w:pPr>
       <w:rPr>
-        <w:rFonts w:ascii="Symbol" w:hAnsi="Symbol" w:cs="Symbol" w:hint="default"/>
-        <w:sz w:val="20"/>
+        <w:rFonts w:ascii="Courier New" w:hAnsi="Courier New" w:cs="Courier New" w:hint="default"/>
       </w:rPr>
     </w:lvl>
     <w:lvl w:ilvl="2">
@@ -37452,45 +37838,42 @@
       <w:lvlJc w:val="start"/>
       <w:pPr>
         <w:tabs>
-          <w:tab w:val="num" w:pos="2160"/>
+          <w:tab w:val="num" w:pos="0"/>
         </w:tabs>
         <w:ind w:start="2160" w:hanging="360"/>
       </w:pPr>
       <w:rPr>
         <w:rFonts w:ascii="Wingdings" w:hAnsi="Wingdings" w:cs="Wingdings" w:hint="default"/>
-        <w:sz w:val="20"/>
       </w:rPr>
     </w:lvl>
     <w:lvl w:ilvl="3">
       <w:start w:val="1"/>
       <w:numFmt w:val="bullet"/>
-      <w:lvlText w:val=""/>
+      <w:lvlText w:val=""/>
       <w:lvlJc w:val="start"/>
       <w:pPr>
         <w:tabs>
-          <w:tab w:val="num" w:pos="2880"/>
+          <w:tab w:val="num" w:pos="0"/>
         </w:tabs>
         <w:ind w:start="2880" w:hanging="360"/>
       </w:pPr>
       <w:rPr>
-        <w:rFonts w:ascii="Wingdings" w:hAnsi="Wingdings" w:cs="Wingdings" w:hint="default"/>
-        <w:sz w:val="20"/>
+        <w:rFonts w:ascii="Symbol" w:hAnsi="Symbol" w:cs="Symbol" w:hint="default"/>
       </w:rPr>
     </w:lvl>
     <w:lvl w:ilvl="4">
       <w:start w:val="1"/>
       <w:numFmt w:val="bullet"/>
-      <w:lvlText w:val=""/>
+      <w:lvlText w:val="o"/>
       <w:lvlJc w:val="start"/>
       <w:pPr>
         <w:tabs>
-          <w:tab w:val="num" w:pos="3600"/>
+          <w:tab w:val="num" w:pos="0"/>
         </w:tabs>
         <w:ind w:start="3600" w:hanging="360"/>
       </w:pPr>
       <w:rPr>
-        <w:rFonts w:ascii="Wingdings" w:hAnsi="Wingdings" w:cs="Wingdings" w:hint="default"/>
-        <w:sz w:val="20"/>
+        <w:rFonts w:ascii="Courier New" w:hAnsi="Courier New" w:cs="Courier New" w:hint="default"/>
       </w:rPr>
     </w:lvl>
     <w:lvl w:ilvl="5">
@@ -37500,45 +37883,42 @@
       <w:lvlJc w:val="start"/>
       <w:pPr>
         <w:tabs>
-          <w:tab w:val="num" w:pos="4320"/>
+          <w:tab w:val="num" w:pos="0"/>
         </w:tabs>
         <w:ind w:start="4320" w:hanging="360"/>
       </w:pPr>
       <w:rPr>
         <w:rFonts w:ascii="Wingdings" w:hAnsi="Wingdings" w:cs="Wingdings" w:hint="default"/>
-        <w:sz w:val="20"/>
       </w:rPr>
     </w:lvl>
     <w:lvl w:ilvl="6">
       <w:start w:val="1"/>
       <w:numFmt w:val="bullet"/>
-      <w:lvlText w:val=""/>
+      <w:lvlText w:val=""/>
       <w:lvlJc w:val="start"/>
       <w:pPr>
         <w:tabs>
-          <w:tab w:val="num" w:pos="5040"/>
+          <w:tab w:val="num" w:pos="0"/>
         </w:tabs>
         <w:ind w:start="5040" w:hanging="360"/>
       </w:pPr>
       <w:rPr>
-        <w:rFonts w:ascii="Wingdings" w:hAnsi="Wingdings" w:cs="Wingdings" w:hint="default"/>
-        <w:sz w:val="20"/>
+        <w:rFonts w:ascii="Symbol" w:hAnsi="Symbol" w:cs="Symbol" w:hint="default"/>
       </w:rPr>
     </w:lvl>
     <w:lvl w:ilvl="7">
       <w:start w:val="1"/>
       <w:numFmt w:val="bullet"/>
-      <w:lvlText w:val=""/>
+      <w:lvlText w:val="o"/>
       <w:lvlJc w:val="start"/>
       <w:pPr>
         <w:tabs>
-          <w:tab w:val="num" w:pos="5760"/>
+          <w:tab w:val="num" w:pos="0"/>
         </w:tabs>
         <w:ind w:start="5760" w:hanging="360"/>
       </w:pPr>
       <w:rPr>
-        <w:rFonts w:ascii="Wingdings" w:hAnsi="Wingdings" w:cs="Wingdings" w:hint="default"/>
-        <w:sz w:val="20"/>
+        <w:rFonts w:ascii="Courier New" w:hAnsi="Courier New" w:cs="Courier New" w:hint="default"/>
       </w:rPr>
     </w:lvl>
     <w:lvl w:ilvl="8">
@@ -37548,13 +37928,12 @@
       <w:lvlJc w:val="start"/>
       <w:pPr>
         <w:tabs>
-          <w:tab w:val="num" w:pos="6480"/>
+          <w:tab w:val="num" w:pos="0"/>
         </w:tabs>
         <w:ind w:start="6480" w:hanging="360"/>
       </w:pPr>
       <w:rPr>
         <w:rFonts w:ascii="Wingdings" w:hAnsi="Wingdings" w:cs="Wingdings" w:hint="default"/>
-        <w:sz w:val="20"/>
       </w:rPr>
     </w:lvl>
   </w:abstractNum>
@@ -37858,27 +38237,29 @@
       <w:lvlJc w:val="start"/>
       <w:pPr>
         <w:tabs>
-          <w:tab w:val="num" w:pos="0"/>
+          <w:tab w:val="num" w:pos="720"/>
         </w:tabs>
         <w:ind w:start="720" w:hanging="360"/>
       </w:pPr>
       <w:rPr>
         <w:rFonts w:ascii="Symbol" w:hAnsi="Symbol" w:cs="Symbol" w:hint="default"/>
+        <w:sz w:val="20"/>
       </w:rPr>
     </w:lvl>
     <w:lvl w:ilvl="1">
       <w:start w:val="1"/>
       <w:numFmt w:val="bullet"/>
-      <w:lvlText w:val="o"/>
+      <w:lvlText w:val=""/>
       <w:lvlJc w:val="start"/>
       <w:pPr>
         <w:tabs>
-          <w:tab w:val="num" w:pos="0"/>
+          <w:tab w:val="num" w:pos="1440"/>
         </w:tabs>
         <w:ind w:start="1440" w:hanging="360"/>
       </w:pPr>
       <w:rPr>
-        <w:rFonts w:ascii="Courier New" w:hAnsi="Courier New" w:cs="Courier New" w:hint="default"/>
+        <w:rFonts w:ascii="Symbol" w:hAnsi="Symbol" w:cs="Symbol" w:hint="default"/>
+        <w:sz w:val="20"/>
       </w:rPr>
     </w:lvl>
     <w:lvl w:ilvl="2">
@@ -37888,42 +38269,45 @@
       <w:lvlJc w:val="start"/>
       <w:pPr>
         <w:tabs>
-          <w:tab w:val="num" w:pos="0"/>
+          <w:tab w:val="num" w:pos="2160"/>
         </w:tabs>
         <w:ind w:start="2160" w:hanging="360"/>
       </w:pPr>
       <w:rPr>
         <w:rFonts w:ascii="Wingdings" w:hAnsi="Wingdings" w:cs="Wingdings" w:hint="default"/>
+        <w:sz w:val="20"/>
       </w:rPr>
     </w:lvl>
     <w:lvl w:ilvl="3">
       <w:start w:val="1"/>
       <w:numFmt w:val="bullet"/>
-      <w:lvlText w:val=""/>
+      <w:lvlText w:val=""/>
       <w:lvlJc w:val="start"/>
       <w:pPr>
         <w:tabs>
-          <w:tab w:val="num" w:pos="0"/>
+          <w:tab w:val="num" w:pos="2880"/>
         </w:tabs>
         <w:ind w:start="2880" w:hanging="360"/>
       </w:pPr>
       <w:rPr>
-        <w:rFonts w:ascii="Symbol" w:hAnsi="Symbol" w:cs="Symbol" w:hint="default"/>
+        <w:rFonts w:ascii="Wingdings" w:hAnsi="Wingdings" w:cs="Wingdings" w:hint="default"/>
+        <w:sz w:val="20"/>
       </w:rPr>
     </w:lvl>
     <w:lvl w:ilvl="4">
       <w:start w:val="1"/>
       <w:numFmt w:val="bullet"/>
-      <w:lvlText w:val="o"/>
+      <w:lvlText w:val=""/>
       <w:lvlJc w:val="start"/>
       <w:pPr>
         <w:tabs>
-          <w:tab w:val="num" w:pos="0"/>
+          <w:tab w:val="num" w:pos="3600"/>
         </w:tabs>
         <w:ind w:start="3600" w:hanging="360"/>
       </w:pPr>
       <w:rPr>
-        <w:rFonts w:ascii="Courier New" w:hAnsi="Courier New" w:cs="Courier New" w:hint="default"/>
+        <w:rFonts w:ascii="Wingdings" w:hAnsi="Wingdings" w:cs="Wingdings" w:hint="default"/>
+        <w:sz w:val="20"/>
       </w:rPr>
     </w:lvl>
     <w:lvl w:ilvl="5">
@@ -37933,42 +38317,45 @@
       <w:lvlJc w:val="start"/>
       <w:pPr>
         <w:tabs>
-          <w:tab w:val="num" w:pos="0"/>
+          <w:tab w:val="num" w:pos="4320"/>
         </w:tabs>
         <w:ind w:start="4320" w:hanging="360"/>
       </w:pPr>
       <w:rPr>
         <w:rFonts w:ascii="Wingdings" w:hAnsi="Wingdings" w:cs="Wingdings" w:hint="default"/>
+        <w:sz w:val="20"/>
       </w:rPr>
     </w:lvl>
     <w:lvl w:ilvl="6">
       <w:start w:val="1"/>
       <w:numFmt w:val="bullet"/>
-      <w:lvlText w:val=""/>
+      <w:lvlText w:val=""/>
       <w:lvlJc w:val="start"/>
       <w:pPr>
         <w:tabs>
-          <w:tab w:val="num" w:pos="0"/>
+          <w:tab w:val="num" w:pos="5040"/>
         </w:tabs>
         <w:ind w:start="5040" w:hanging="360"/>
       </w:pPr>
       <w:rPr>
-        <w:rFonts w:ascii="Symbol" w:hAnsi="Symbol" w:cs="Symbol" w:hint="default"/>
+        <w:rFonts w:ascii="Wingdings" w:hAnsi="Wingdings" w:cs="Wingdings" w:hint="default"/>
+        <w:sz w:val="20"/>
       </w:rPr>
     </w:lvl>
     <w:lvl w:ilvl="7">
       <w:start w:val="1"/>
       <w:numFmt w:val="bullet"/>
-      <w:lvlText w:val="o"/>
+      <w:lvlText w:val=""/>
       <w:lvlJc w:val="start"/>
       <w:pPr>
         <w:tabs>
-          <w:tab w:val="num" w:pos="0"/>
+          <w:tab w:val="num" w:pos="5760"/>
         </w:tabs>
         <w:ind w:start="5760" w:hanging="360"/>
       </w:pPr>
       <w:rPr>
-        <w:rFonts w:ascii="Courier New" w:hAnsi="Courier New" w:cs="Courier New" w:hint="default"/>
+        <w:rFonts w:ascii="Wingdings" w:hAnsi="Wingdings" w:cs="Wingdings" w:hint="default"/>
+        <w:sz w:val="20"/>
       </w:rPr>
     </w:lvl>
     <w:lvl w:ilvl="8">
@@ -37978,12 +38365,13 @@
       <w:lvlJc w:val="start"/>
       <w:pPr>
         <w:tabs>
-          <w:tab w:val="num" w:pos="0"/>
+          <w:tab w:val="num" w:pos="6480"/>
         </w:tabs>
         <w:ind w:start="6480" w:hanging="360"/>
       </w:pPr>
       <w:rPr>
         <w:rFonts w:ascii="Wingdings" w:hAnsi="Wingdings" w:cs="Wingdings" w:hint="default"/>
+        <w:sz w:val="20"/>
       </w:rPr>
     </w:lvl>
   </w:abstractNum>
@@ -38643,6 +39031,7 @@
     <w:rsid w:val="00f50085"/>
     <w:pPr>
       <w:widowControl/>
+      <w:suppressAutoHyphens w:val="true"/>
       <w:bidi w:val="0"/>
       <w:spacing w:lineRule="auto" w:line="276" w:before="0" w:after="120"/>
       <w:ind w:start="284"/>
@@ -39110,6 +39499,7 @@
     <w:rsid w:val="004f0033"/>
     <w:pPr>
       <w:widowControl/>
+      <w:suppressAutoHyphens w:val="true"/>
       <w:bidi w:val="0"/>
       <w:spacing w:lineRule="auto" w:line="240" w:before="0" w:after="0"/>
       <w:ind w:start="284"/>
@@ -39132,6 +39522,7 @@
     <w:rsid w:val="00dd6134"/>
     <w:pPr>
       <w:widowControl/>
+      <w:suppressAutoHyphens w:val="true"/>
       <w:bidi w:val="0"/>
       <w:spacing w:lineRule="auto" w:line="240" w:before="0" w:after="0"/>
       <w:ind w:start="284"/>
@@ -39269,7 +39660,7 @@
       <w:outlineLvl w:val="9"/>
     </w:pPr>
     <w:rPr>
-      <w:rFonts w:ascii="Calibri Light" w:hAnsi="Calibri Light" w:eastAsia="游ゴシック Light" w:cs="Times New Roman" w:asciiTheme="majorHAnsi" w:cstheme="majorBidi" w:eastAsiaTheme="majorEastAsia" w:hAnsiTheme="majorHAnsi"/>
+      <w:rFonts w:ascii="Calibri Light" w:hAnsi="Calibri Light" w:eastAsia="" w:cs="" w:asciiTheme="majorHAnsi" w:cstheme="majorBidi" w:eastAsiaTheme="majorEastAsia" w:hAnsiTheme="majorHAnsi"/>
       <w:b w:val="false"/>
       <w:color w:themeColor="accent1" w:themeShade="bf" w:val="2F5496"/>
       <w:sz w:val="32"/>
@@ -39352,6 +39743,7 @@
     <w:rsid w:val="004b2de4"/>
     <w:pPr>
       <w:widowControl/>
+      <w:suppressAutoHyphens w:val="true"/>
       <w:bidi w:val="0"/>
       <w:spacing w:lineRule="auto" w:line="240" w:before="60" w:after="60"/>
       <w:ind w:start="0"/>
@@ -39364,7 +39756,7 @@
       <w:kern w:val="0"/>
       <w:sz w:val="22"/>
       <w:szCs w:val="22"/>
-      <w:lang w:eastAsia="en-US" w:val="en-US" w:bidi="ar-SA"/>
+      <w:lang w:val="en-US" w:eastAsia="en-US" w:bidi="ar-SA"/>
     </w:rPr>
   </w:style>
   <w:style w:type="paragraph" w:styleId="TableText" w:customStyle="1">
@@ -39374,13 +39766,14 @@
     <w:rsid w:val="004b2de4"/>
     <w:pPr>
       <w:widowControl/>
+      <w:suppressAutoHyphens w:val="true"/>
       <w:bidi w:val="0"/>
       <w:spacing w:lineRule="auto" w:line="240" w:before="60" w:after="60"/>
       <w:ind w:start="0"/>
       <w:jc w:val="start"/>
     </w:pPr>
     <w:rPr>
-      <w:rFonts w:eastAsia="Times New Roman" w:ascii="Montserrat" w:hAnsi="Montserrat" w:cs="Montserrat"/>
+      <w:rFonts w:ascii="Montserrat" w:hAnsi="Montserrat" w:eastAsia="Times New Roman" w:cs="Montserrat"/>
       <w:color w:val="auto"/>
       <w:kern w:val="0"/>
       <w:sz w:val="20"/>
@@ -39559,6 +39952,13 @@
       <w:szCs w:val="24"/>
       <w:lang w:val="en-IN" w:eastAsia="en-IN"/>
     </w:rPr>
+  </w:style>
+  <w:style w:type="paragraph" w:styleId="FrameContentsuser">
+    <w:name w:val="Frame Contents (user)"/>
+    <w:basedOn w:val="Normal"/>
+    <w:qFormat/>
+    <w:pPr/>
+    <w:rPr/>
   </w:style>
   <w:style w:type="paragraph" w:styleId="FrameContents">
     <w:name w:val="Frame Contents"/>
@@ -39780,50 +40180,4 @@
     </a:fmtScheme>
   </a:themeElements>
 </a:theme>
-</file>
-
-<file path=customXml/item1.xml><?xml version="1.0" encoding="utf-8"?>
-<go:gDocsCustomXmlDataStorage xmlns:go="http://customooxmlschemas.google.com/" xmlns:r="http://schemas.openxmlformats.org/officeDocument/2006/relationships" uri="GoogleDocsCustomDataVersion2">
-  <go:docsCustomData roundtripDataSignature="AMtx7mi+4h3Rmb3UMy/VmhKblk92yUTE3A==">CgMxLjAyCGguZ2pkZ3hzMgloLjMwajB6bGwyDmguc2loYmxoaWoxdDBlMg5oLndkMTMwbGZ4aDkzbDIOaC5ocjFqbHBheW1ua2I4AGoiChRzdWdnZXN0LnJscXM5aHo4dXpqMhIKU2luZGh1IE0gU2oiChRzdWdnZXN0Lmg1M3Jza2xseDRkNRIKU2luZGh1IE0gU3IhMUdscFREaDBGM3VkUkJaZDB0NEpIeDktLXVFanoyLXZs</go:docsCustomData>
-</go:gDocsCustomXmlDataStorage>
-</file>
-
-<file path=customXml/item2.xml><?xml version="1.0" encoding="utf-8"?>
-<b:Sources xmlns:b="http://schemas.openxmlformats.org/officeDocument/2006/bibliography" xmlns="http://schemas.openxmlformats.org/officeDocument/2006/bibliography" SelectedStyle="\APASixthEditionOfficeOnline.xsl" StyleName="APA" Version="6"/>
-</file>
-
-<file path=customXml/item3.xml><?xml version="1.0" encoding="utf-8"?>
-<CoverPageProperties xmlns="http://schemas.microsoft.com/office/2006/coverPageProps">
-  <PublishDate>2026-02-17T00:00:00</PublishDate>
-  <Abstract/>
-  <CompanyAddress/>
-  <CompanyPhone/>
-  <CompanyFax/>
-  <CompanyEmail/>
-</CoverPageProperties>
-</file>
-
-<file path=customXml/itemProps1.xml><?xml version="1.0" encoding="utf-8"?>
-<ds:datastoreItem xmlns:ds="http://schemas.openxmlformats.org/officeDocument/2006/customXml" ds:itemID="{11111111-1234-1234-1234-123412341234}">
-  <ds:schemaRefs>
-    <ds:schemaRef ds:uri="http://customooxmlschemas.google.com/"/>
-    <ds:schemaRef ds:uri="http://schemas.openxmlformats.org/officeDocument/2006/relationships"/>
-  </ds:schemaRefs>
-</ds:datastoreItem>
-</file>
-
-<file path=customXml/itemProps2.xml><?xml version="1.0" encoding="utf-8"?>
-<ds:datastoreItem xmlns:ds="http://schemas.openxmlformats.org/officeDocument/2006/customXml" ds:itemID="{E526DEED-91C5-4201-BA39-5C51A67A913E}">
-  <ds:schemaRefs>
-    <ds:schemaRef ds:uri="http://schemas.openxmlformats.org/officeDocument/2006/bibliography"/>
-  </ds:schemaRefs>
-</ds:datastoreItem>
-</file>
-
-<file path=customXml/itemProps3.xml><?xml version="1.0" encoding="utf-8"?>
-<ds:datastoreItem xmlns:ds="http://schemas.openxmlformats.org/officeDocument/2006/customXml" ds:itemID="{55AF091B-3C7A-41E3-B477-F2FDAA23CFDA}">
-  <ds:schemaRefs>
-    <ds:schemaRef ds:uri="http://schemas.microsoft.com/office/2006/coverPageProps"/>
-  </ds:schemaRefs>
-</ds:datastoreItem>
 </file>